--- a/research/expression-evaluation-semantic-analysis.docx
+++ b/research/expression-evaluation-semantic-analysis.docx
@@ -331,9 +331,10 @@
           <w:rtl w:val="0"/>
         </w:rPr>
         <w:t xml:space="preserve">) and authoritative sources.</w:t>
+        <w:br w:type="textWrapping"/>
       </w:r>
     </w:p>
-    <w:bookmarkStart w:colFirst="0" w:colLast="0" w:name="kbv42dlkoo9a" w:id="0"/>
+    <w:bookmarkStart w:colFirst="0" w:colLast="0" w:name="l9kzd7laory2" w:id="0"/>
     <w:bookmarkEnd w:id="0"/>
     <w:p>
       <w:pPr>
@@ -457,4782 +458,6 @@
         <w:t xml:space="preserve"> It likely contains a lexer, parser (producing an AST of CSS rules and declarations), and preliminary support for expression evaluation and semantic checks. Any missing details (e.g. exact module structure, existing tests) are assumed unspecified.</w:t>
       </w:r>
     </w:p>
-    <w:bookmarkStart w:colFirst="0" w:colLast="0" w:name="1b27cwgoc276" w:id="1"/>
-    <w:bookmarkEnd w:id="1"/>
-    <w:p>
-      <w:pPr>
-        <w:pStyle w:val="Heading2"/>
-        <w:rPr/>
-      </w:pPr>
-      <w:r>
-        <w:rPr>
-          <w:rtl w:val="0"/>
-        </w:rPr>
-        <w:t xml:space="preserve">Survey of CSS Parsers and Engines</w:t>
-      </w:r>
-    </w:p>
-    <w:tbl>
-      <w:tblPr>
-        <w:tblStyle w:val="Table1"/>
-        <w:tblW w:w="7917.0" w:type="dxa"/>
-        <w:jc w:val="left"/>
-        <w:tblInd w:w="-108.0" w:type="dxa"/>
-        <w:tblLayout w:type="fixed"/>
-        <w:tblLook w:val="0020"/>
-      </w:tblPr>
-      <w:tblGrid>
-        <w:gridCol w:w="1131"/>
-        <w:gridCol w:w="1131"/>
-        <w:gridCol w:w="1131"/>
-        <w:gridCol w:w="1131"/>
-        <w:gridCol w:w="1131"/>
-        <w:gridCol w:w="1131"/>
-        <w:gridCol w:w="1131"/>
-        <w:tblGridChange w:id="0">
-          <w:tblGrid>
-            <w:gridCol w:w="1131"/>
-            <w:gridCol w:w="1131"/>
-            <w:gridCol w:w="1131"/>
-            <w:gridCol w:w="1131"/>
-            <w:gridCol w:w="1131"/>
-            <w:gridCol w:w="1131"/>
-            <w:gridCol w:w="1131"/>
-          </w:tblGrid>
-        </w:tblGridChange>
-      </w:tblGrid>
-      <w:tr>
-        <w:trPr>
-          <w:cantSplit w:val="0"/>
-          <w:tblHeader w:val="1"/>
-        </w:trPr>
-        <w:tc>
-          <w:tcPr/>
-          <w:p>
-            <w:pPr>
-              <w:keepNext w:val="0"/>
-              <w:keepLines w:val="0"/>
-              <w:pageBreakBefore w:val="0"/>
-              <w:widowControl w:val="1"/>
-              <w:pBdr>
-                <w:top w:space="0" w:sz="0" w:val="nil"/>
-                <w:left w:space="0" w:sz="0" w:val="nil"/>
-                <w:bottom w:space="0" w:sz="0" w:val="nil"/>
-                <w:right w:space="0" w:sz="0" w:val="nil"/>
-                <w:between w:space="0" w:sz="0" w:val="nil"/>
-              </w:pBdr>
-              <w:shd w:fill="auto" w:val="clear"/>
-              <w:spacing w:after="36" w:before="36" w:line="240" w:lineRule="auto"/>
-              <w:ind w:left="0" w:right="0" w:firstLine="0"/>
-              <w:jc w:val="left"/>
-              <w:rPr>
-                <w:rFonts w:ascii="Aptos" w:cs="Aptos" w:eastAsia="Aptos" w:hAnsi="Aptos"/>
-                <w:b w:val="0"/>
-                <w:bCs w:val="0"/>
-                <w:i w:val="0"/>
-                <w:iCs w:val="0"/>
-                <w:smallCaps w:val="0"/>
-                <w:strike w:val="0"/>
-                <w:color w:val="000000"/>
-                <w:sz w:val="24"/>
-                <w:szCs w:val="24"/>
-                <w:u w:val="none"/>
-                <w:shd w:fill="auto" w:val="clear"/>
-                <w:vertAlign w:val="baseline"/>
-              </w:rPr>
-            </w:pPr>
-            <w:r>
-              <w:rPr>
-                <w:rFonts w:ascii="Aptos" w:cs="Aptos" w:eastAsia="Aptos" w:hAnsi="Aptos"/>
-                <w:b w:val="0"/>
-                <w:bCs w:val="0"/>
-                <w:i w:val="0"/>
-                <w:iCs w:val="0"/>
-                <w:smallCaps w:val="0"/>
-                <w:strike w:val="0"/>
-                <w:color w:val="000000"/>
-                <w:sz w:val="24"/>
-                <w:szCs w:val="24"/>
-                <w:u w:val="none"/>
-                <w:shd w:fill="auto" w:val="clear"/>
-                <w:vertAlign w:val="baseline"/>
-                <w:rtl w:val="0"/>
-              </w:rPr>
-              <w:t xml:space="preserve">Library/Engine</w:t>
-            </w:r>
-          </w:p>
-        </w:tc>
-        <w:tc>
-          <w:tcPr/>
-          <w:p>
-            <w:pPr>
-              <w:keepNext w:val="0"/>
-              <w:keepLines w:val="0"/>
-              <w:pageBreakBefore w:val="0"/>
-              <w:widowControl w:val="1"/>
-              <w:pBdr>
-                <w:top w:space="0" w:sz="0" w:val="nil"/>
-                <w:left w:space="0" w:sz="0" w:val="nil"/>
-                <w:bottom w:space="0" w:sz="0" w:val="nil"/>
-                <w:right w:space="0" w:sz="0" w:val="nil"/>
-                <w:between w:space="0" w:sz="0" w:val="nil"/>
-              </w:pBdr>
-              <w:shd w:fill="auto" w:val="clear"/>
-              <w:spacing w:after="36" w:before="36" w:line="240" w:lineRule="auto"/>
-              <w:ind w:left="0" w:right="0" w:firstLine="0"/>
-              <w:jc w:val="left"/>
-              <w:rPr>
-                <w:rFonts w:ascii="Aptos" w:cs="Aptos" w:eastAsia="Aptos" w:hAnsi="Aptos"/>
-                <w:b w:val="0"/>
-                <w:bCs w:val="0"/>
-                <w:i w:val="0"/>
-                <w:iCs w:val="0"/>
-                <w:smallCaps w:val="0"/>
-                <w:strike w:val="0"/>
-                <w:color w:val="000000"/>
-                <w:sz w:val="24"/>
-                <w:szCs w:val="24"/>
-                <w:u w:val="none"/>
-                <w:shd w:fill="auto" w:val="clear"/>
-                <w:vertAlign w:val="baseline"/>
-              </w:rPr>
-            </w:pPr>
-            <w:r>
-              <w:rPr>
-                <w:rFonts w:ascii="Aptos" w:cs="Aptos" w:eastAsia="Aptos" w:hAnsi="Aptos"/>
-                <w:b w:val="0"/>
-                <w:bCs w:val="0"/>
-                <w:i w:val="0"/>
-                <w:iCs w:val="0"/>
-                <w:smallCaps w:val="0"/>
-                <w:strike w:val="0"/>
-                <w:color w:val="000000"/>
-                <w:sz w:val="24"/>
-                <w:szCs w:val="24"/>
-                <w:u w:val="none"/>
-                <w:shd w:fill="auto" w:val="clear"/>
-                <w:vertAlign w:val="baseline"/>
-                <w:rtl w:val="0"/>
-              </w:rPr>
-              <w:t xml:space="preserve">Language</w:t>
-            </w:r>
-          </w:p>
-        </w:tc>
-        <w:tc>
-          <w:tcPr/>
-          <w:p>
-            <w:pPr>
-              <w:keepNext w:val="0"/>
-              <w:keepLines w:val="0"/>
-              <w:pageBreakBefore w:val="0"/>
-              <w:widowControl w:val="1"/>
-              <w:pBdr>
-                <w:top w:space="0" w:sz="0" w:val="nil"/>
-                <w:left w:space="0" w:sz="0" w:val="nil"/>
-                <w:bottom w:space="0" w:sz="0" w:val="nil"/>
-                <w:right w:space="0" w:sz="0" w:val="nil"/>
-                <w:between w:space="0" w:sz="0" w:val="nil"/>
-              </w:pBdr>
-              <w:shd w:fill="auto" w:val="clear"/>
-              <w:spacing w:after="36" w:before="36" w:line="240" w:lineRule="auto"/>
-              <w:ind w:left="0" w:right="0" w:firstLine="0"/>
-              <w:jc w:val="left"/>
-              <w:rPr>
-                <w:rFonts w:ascii="Aptos" w:cs="Aptos" w:eastAsia="Aptos" w:hAnsi="Aptos"/>
-                <w:b w:val="0"/>
-                <w:bCs w:val="0"/>
-                <w:i w:val="0"/>
-                <w:iCs w:val="0"/>
-                <w:smallCaps w:val="0"/>
-                <w:strike w:val="0"/>
-                <w:color w:val="000000"/>
-                <w:sz w:val="24"/>
-                <w:szCs w:val="24"/>
-                <w:u w:val="none"/>
-                <w:shd w:fill="auto" w:val="clear"/>
-                <w:vertAlign w:val="baseline"/>
-              </w:rPr>
-            </w:pPr>
-            <w:r>
-              <w:rPr>
-                <w:rFonts w:ascii="Aptos" w:cs="Aptos" w:eastAsia="Aptos" w:hAnsi="Aptos"/>
-                <w:b w:val="0"/>
-                <w:bCs w:val="0"/>
-                <w:i w:val="0"/>
-                <w:iCs w:val="0"/>
-                <w:smallCaps w:val="0"/>
-                <w:strike w:val="0"/>
-                <w:color w:val="000000"/>
-                <w:sz w:val="24"/>
-                <w:szCs w:val="24"/>
-                <w:u w:val="none"/>
-                <w:shd w:fill="auto" w:val="clear"/>
-                <w:vertAlign w:val="baseline"/>
-                <w:rtl w:val="0"/>
-              </w:rPr>
-              <w:t xml:space="preserve">Architecture &amp; AST</w:t>
-            </w:r>
-          </w:p>
-        </w:tc>
-        <w:tc>
-          <w:tcPr/>
-          <w:p>
-            <w:pPr>
-              <w:keepNext w:val="0"/>
-              <w:keepLines w:val="0"/>
-              <w:pageBreakBefore w:val="0"/>
-              <w:widowControl w:val="1"/>
-              <w:pBdr>
-                <w:top w:space="0" w:sz="0" w:val="nil"/>
-                <w:left w:space="0" w:sz="0" w:val="nil"/>
-                <w:bottom w:space="0" w:sz="0" w:val="nil"/>
-                <w:right w:space="0" w:sz="0" w:val="nil"/>
-                <w:between w:space="0" w:sz="0" w:val="nil"/>
-              </w:pBdr>
-              <w:shd w:fill="auto" w:val="clear"/>
-              <w:spacing w:after="36" w:before="36" w:line="240" w:lineRule="auto"/>
-              <w:ind w:left="0" w:right="0" w:firstLine="0"/>
-              <w:jc w:val="left"/>
-              <w:rPr>
-                <w:rFonts w:ascii="Aptos" w:cs="Aptos" w:eastAsia="Aptos" w:hAnsi="Aptos"/>
-                <w:b w:val="0"/>
-                <w:bCs w:val="0"/>
-                <w:i w:val="0"/>
-                <w:iCs w:val="0"/>
-                <w:smallCaps w:val="0"/>
-                <w:strike w:val="0"/>
-                <w:color w:val="000000"/>
-                <w:sz w:val="24"/>
-                <w:szCs w:val="24"/>
-                <w:u w:val="none"/>
-                <w:shd w:fill="auto" w:val="clear"/>
-                <w:vertAlign w:val="baseline"/>
-              </w:rPr>
-            </w:pPr>
-            <w:r>
-              <w:rPr>
-                <w:rFonts w:ascii="Aptos" w:cs="Aptos" w:eastAsia="Aptos" w:hAnsi="Aptos"/>
-                <w:b w:val="0"/>
-                <w:bCs w:val="0"/>
-                <w:i w:val="0"/>
-                <w:iCs w:val="0"/>
-                <w:smallCaps w:val="0"/>
-                <w:strike w:val="0"/>
-                <w:color w:val="000000"/>
-                <w:sz w:val="24"/>
-                <w:szCs w:val="24"/>
-                <w:u w:val="none"/>
-                <w:shd w:fill="auto" w:val="clear"/>
-                <w:vertAlign w:val="baseline"/>
-                <w:rtl w:val="0"/>
-              </w:rPr>
-              <w:t xml:space="preserve">Expr. Eval Approach</w:t>
-            </w:r>
-          </w:p>
-        </w:tc>
-        <w:tc>
-          <w:tcPr/>
-          <w:p>
-            <w:pPr>
-              <w:keepNext w:val="0"/>
-              <w:keepLines w:val="0"/>
-              <w:pageBreakBefore w:val="0"/>
-              <w:widowControl w:val="1"/>
-              <w:pBdr>
-                <w:top w:space="0" w:sz="0" w:val="nil"/>
-                <w:left w:space="0" w:sz="0" w:val="nil"/>
-                <w:bottom w:space="0" w:sz="0" w:val="nil"/>
-                <w:right w:space="0" w:sz="0" w:val="nil"/>
-                <w:between w:space="0" w:sz="0" w:val="nil"/>
-              </w:pBdr>
-              <w:shd w:fill="auto" w:val="clear"/>
-              <w:spacing w:after="36" w:before="36" w:line="240" w:lineRule="auto"/>
-              <w:ind w:left="0" w:right="0" w:firstLine="0"/>
-              <w:jc w:val="left"/>
-              <w:rPr>
-                <w:rFonts w:ascii="Aptos" w:cs="Aptos" w:eastAsia="Aptos" w:hAnsi="Aptos"/>
-                <w:b w:val="0"/>
-                <w:bCs w:val="0"/>
-                <w:i w:val="0"/>
-                <w:iCs w:val="0"/>
-                <w:smallCaps w:val="0"/>
-                <w:strike w:val="0"/>
-                <w:color w:val="000000"/>
-                <w:sz w:val="24"/>
-                <w:szCs w:val="24"/>
-                <w:u w:val="none"/>
-                <w:shd w:fill="auto" w:val="clear"/>
-                <w:vertAlign w:val="baseline"/>
-              </w:rPr>
-            </w:pPr>
-            <w:r>
-              <w:rPr>
-                <w:rFonts w:ascii="Aptos" w:cs="Aptos" w:eastAsia="Aptos" w:hAnsi="Aptos"/>
-                <w:b w:val="0"/>
-                <w:bCs w:val="0"/>
-                <w:i w:val="0"/>
-                <w:iCs w:val="0"/>
-                <w:smallCaps w:val="0"/>
-                <w:strike w:val="0"/>
-                <w:color w:val="000000"/>
-                <w:sz w:val="24"/>
-                <w:szCs w:val="24"/>
-                <w:u w:val="none"/>
-                <w:shd w:fill="auto" w:val="clear"/>
-                <w:vertAlign w:val="baseline"/>
-                <w:rtl w:val="0"/>
-              </w:rPr>
-              <w:t xml:space="preserve">Semantic Strategy</w:t>
-            </w:r>
-          </w:p>
-        </w:tc>
-        <w:tc>
-          <w:tcPr/>
-          <w:p>
-            <w:pPr>
-              <w:keepNext w:val="0"/>
-              <w:keepLines w:val="0"/>
-              <w:pageBreakBefore w:val="0"/>
-              <w:widowControl w:val="1"/>
-              <w:pBdr>
-                <w:top w:space="0" w:sz="0" w:val="nil"/>
-                <w:left w:space="0" w:sz="0" w:val="nil"/>
-                <w:bottom w:space="0" w:sz="0" w:val="nil"/>
-                <w:right w:space="0" w:sz="0" w:val="nil"/>
-                <w:between w:space="0" w:sz="0" w:val="nil"/>
-              </w:pBdr>
-              <w:shd w:fill="auto" w:val="clear"/>
-              <w:spacing w:after="36" w:before="36" w:line="240" w:lineRule="auto"/>
-              <w:ind w:left="0" w:right="0" w:firstLine="0"/>
-              <w:jc w:val="left"/>
-              <w:rPr>
-                <w:rFonts w:ascii="Aptos" w:cs="Aptos" w:eastAsia="Aptos" w:hAnsi="Aptos"/>
-                <w:b w:val="0"/>
-                <w:bCs w:val="0"/>
-                <w:i w:val="0"/>
-                <w:iCs w:val="0"/>
-                <w:smallCaps w:val="0"/>
-                <w:strike w:val="0"/>
-                <w:color w:val="000000"/>
-                <w:sz w:val="24"/>
-                <w:szCs w:val="24"/>
-                <w:u w:val="none"/>
-                <w:shd w:fill="auto" w:val="clear"/>
-                <w:vertAlign w:val="baseline"/>
-              </w:rPr>
-            </w:pPr>
-            <w:r>
-              <w:rPr>
-                <w:rFonts w:ascii="Aptos" w:cs="Aptos" w:eastAsia="Aptos" w:hAnsi="Aptos"/>
-                <w:b w:val="0"/>
-                <w:bCs w:val="0"/>
-                <w:i w:val="0"/>
-                <w:iCs w:val="0"/>
-                <w:smallCaps w:val="0"/>
-                <w:strike w:val="0"/>
-                <w:color w:val="000000"/>
-                <w:sz w:val="24"/>
-                <w:szCs w:val="24"/>
-                <w:u w:val="none"/>
-                <w:shd w:fill="auto" w:val="clear"/>
-                <w:vertAlign w:val="baseline"/>
-                <w:rtl w:val="0"/>
-              </w:rPr>
-              <w:t xml:space="preserve">License</w:t>
-            </w:r>
-          </w:p>
-        </w:tc>
-        <w:tc>
-          <w:tcPr/>
-          <w:p>
-            <w:pPr>
-              <w:keepNext w:val="0"/>
-              <w:keepLines w:val="0"/>
-              <w:pageBreakBefore w:val="0"/>
-              <w:widowControl w:val="1"/>
-              <w:pBdr>
-                <w:top w:space="0" w:sz="0" w:val="nil"/>
-                <w:left w:space="0" w:sz="0" w:val="nil"/>
-                <w:bottom w:space="0" w:sz="0" w:val="nil"/>
-                <w:right w:space="0" w:sz="0" w:val="nil"/>
-                <w:between w:space="0" w:sz="0" w:val="nil"/>
-              </w:pBdr>
-              <w:shd w:fill="auto" w:val="clear"/>
-              <w:spacing w:after="36" w:before="36" w:line="240" w:lineRule="auto"/>
-              <w:ind w:left="0" w:right="0" w:firstLine="0"/>
-              <w:jc w:val="left"/>
-              <w:rPr>
-                <w:rFonts w:ascii="Aptos" w:cs="Aptos" w:eastAsia="Aptos" w:hAnsi="Aptos"/>
-                <w:b w:val="0"/>
-                <w:bCs w:val="0"/>
-                <w:i w:val="0"/>
-                <w:iCs w:val="0"/>
-                <w:smallCaps w:val="0"/>
-                <w:strike w:val="0"/>
-                <w:color w:val="000000"/>
-                <w:sz w:val="24"/>
-                <w:szCs w:val="24"/>
-                <w:u w:val="none"/>
-                <w:shd w:fill="auto" w:val="clear"/>
-                <w:vertAlign w:val="baseline"/>
-              </w:rPr>
-            </w:pPr>
-            <w:r>
-              <w:rPr>
-                <w:rFonts w:ascii="Aptos" w:cs="Aptos" w:eastAsia="Aptos" w:hAnsi="Aptos"/>
-                <w:b w:val="0"/>
-                <w:bCs w:val="0"/>
-                <w:i w:val="0"/>
-                <w:iCs w:val="0"/>
-                <w:smallCaps w:val="0"/>
-                <w:strike w:val="0"/>
-                <w:color w:val="000000"/>
-                <w:sz w:val="24"/>
-                <w:szCs w:val="24"/>
-                <w:u w:val="none"/>
-                <w:shd w:fill="auto" w:val="clear"/>
-                <w:vertAlign w:val="baseline"/>
-                <w:rtl w:val="0"/>
-              </w:rPr>
-              <w:t xml:space="preserve">Maturity/Usage</w:t>
-            </w:r>
-          </w:p>
-        </w:tc>
-      </w:tr>
-      <w:tr>
-        <w:trPr>
-          <w:cantSplit w:val="0"/>
-          <w:tblHeader w:val="0"/>
-        </w:trPr>
-        <w:tc>
-          <w:tcPr/>
-          <w:p>
-            <w:pPr>
-              <w:keepNext w:val="0"/>
-              <w:keepLines w:val="0"/>
-              <w:pageBreakBefore w:val="0"/>
-              <w:widowControl w:val="1"/>
-              <w:pBdr>
-                <w:top w:space="0" w:sz="0" w:val="nil"/>
-                <w:left w:space="0" w:sz="0" w:val="nil"/>
-                <w:bottom w:space="0" w:sz="0" w:val="nil"/>
-                <w:right w:space="0" w:sz="0" w:val="nil"/>
-                <w:between w:space="0" w:sz="0" w:val="nil"/>
-              </w:pBdr>
-              <w:shd w:fill="auto" w:val="clear"/>
-              <w:spacing w:after="36" w:before="36" w:line="240" w:lineRule="auto"/>
-              <w:ind w:left="0" w:right="0" w:firstLine="0"/>
-              <w:jc w:val="left"/>
-              <w:rPr>
-                <w:rFonts w:ascii="Aptos" w:cs="Aptos" w:eastAsia="Aptos" w:hAnsi="Aptos"/>
-                <w:b w:val="0"/>
-                <w:bCs w:val="0"/>
-                <w:i w:val="0"/>
-                <w:iCs w:val="0"/>
-                <w:smallCaps w:val="0"/>
-                <w:strike w:val="0"/>
-                <w:color w:val="000000"/>
-                <w:sz w:val="24"/>
-                <w:szCs w:val="24"/>
-                <w:u w:val="none"/>
-                <w:shd w:fill="auto" w:val="clear"/>
-                <w:vertAlign w:val="baseline"/>
-              </w:rPr>
-            </w:pPr>
-            <w:r>
-              <w:rPr>
-                <w:rFonts w:ascii="Aptos" w:cs="Aptos" w:eastAsia="Aptos" w:hAnsi="Aptos"/>
-                <w:b w:val="1"/>
-                <w:bCs w:val="1"/>
-                <w:i w:val="0"/>
-                <w:iCs w:val="0"/>
-                <w:smallCaps w:val="0"/>
-                <w:strike w:val="0"/>
-                <w:color w:val="000000"/>
-                <w:sz w:val="24"/>
-                <w:szCs w:val="24"/>
-                <w:u w:val="none"/>
-                <w:shd w:fill="auto" w:val="clear"/>
-                <w:vertAlign w:val="baseline"/>
-                <w:rtl w:val="0"/>
-              </w:rPr>
-              <w:t xml:space="preserve">PostCSS</w:t>
-            </w:r>
-            <w:r>
-              <w:rPr>
-                <w:rtl w:val="0"/>
-              </w:rPr>
-            </w:r>
-          </w:p>
-        </w:tc>
-        <w:tc>
-          <w:tcPr/>
-          <w:p>
-            <w:pPr>
-              <w:keepNext w:val="0"/>
-              <w:keepLines w:val="0"/>
-              <w:pageBreakBefore w:val="0"/>
-              <w:widowControl w:val="1"/>
-              <w:pBdr>
-                <w:top w:space="0" w:sz="0" w:val="nil"/>
-                <w:left w:space="0" w:sz="0" w:val="nil"/>
-                <w:bottom w:space="0" w:sz="0" w:val="nil"/>
-                <w:right w:space="0" w:sz="0" w:val="nil"/>
-                <w:between w:space="0" w:sz="0" w:val="nil"/>
-              </w:pBdr>
-              <w:shd w:fill="auto" w:val="clear"/>
-              <w:spacing w:after="36" w:before="36" w:line="240" w:lineRule="auto"/>
-              <w:ind w:left="0" w:right="0" w:firstLine="0"/>
-              <w:jc w:val="left"/>
-              <w:rPr>
-                <w:rFonts w:ascii="Aptos" w:cs="Aptos" w:eastAsia="Aptos" w:hAnsi="Aptos"/>
-                <w:b w:val="0"/>
-                <w:bCs w:val="0"/>
-                <w:i w:val="0"/>
-                <w:iCs w:val="0"/>
-                <w:smallCaps w:val="0"/>
-                <w:strike w:val="0"/>
-                <w:color w:val="000000"/>
-                <w:sz w:val="24"/>
-                <w:szCs w:val="24"/>
-                <w:u w:val="none"/>
-                <w:shd w:fill="auto" w:val="clear"/>
-                <w:vertAlign w:val="baseline"/>
-              </w:rPr>
-            </w:pPr>
-            <w:r>
-              <w:rPr>
-                <w:rFonts w:ascii="Aptos" w:cs="Aptos" w:eastAsia="Aptos" w:hAnsi="Aptos"/>
-                <w:b w:val="0"/>
-                <w:bCs w:val="0"/>
-                <w:i w:val="0"/>
-                <w:iCs w:val="0"/>
-                <w:smallCaps w:val="0"/>
-                <w:strike w:val="0"/>
-                <w:color w:val="000000"/>
-                <w:sz w:val="24"/>
-                <w:szCs w:val="24"/>
-                <w:u w:val="none"/>
-                <w:shd w:fill="auto" w:val="clear"/>
-                <w:vertAlign w:val="baseline"/>
-                <w:rtl w:val="0"/>
-              </w:rPr>
-              <w:t xml:space="preserve">JavaScript (Node)</w:t>
-            </w:r>
-          </w:p>
-        </w:tc>
-        <w:tc>
-          <w:tcPr/>
-          <w:p>
-            <w:pPr>
-              <w:keepNext w:val="0"/>
-              <w:keepLines w:val="0"/>
-              <w:pageBreakBefore w:val="0"/>
-              <w:widowControl w:val="1"/>
-              <w:pBdr>
-                <w:top w:space="0" w:sz="0" w:val="nil"/>
-                <w:left w:space="0" w:sz="0" w:val="nil"/>
-                <w:bottom w:space="0" w:sz="0" w:val="nil"/>
-                <w:right w:space="0" w:sz="0" w:val="nil"/>
-                <w:between w:space="0" w:sz="0" w:val="nil"/>
-              </w:pBdr>
-              <w:shd w:fill="auto" w:val="clear"/>
-              <w:spacing w:after="36" w:before="36" w:line="240" w:lineRule="auto"/>
-              <w:ind w:left="0" w:right="0" w:firstLine="0"/>
-              <w:jc w:val="left"/>
-              <w:rPr>
-                <w:rFonts w:ascii="Aptos" w:cs="Aptos" w:eastAsia="Aptos" w:hAnsi="Aptos"/>
-                <w:b w:val="0"/>
-                <w:bCs w:val="0"/>
-                <w:i w:val="0"/>
-                <w:iCs w:val="0"/>
-                <w:smallCaps w:val="0"/>
-                <w:strike w:val="0"/>
-                <w:color w:val="000000"/>
-                <w:sz w:val="24"/>
-                <w:szCs w:val="24"/>
-                <w:u w:val="none"/>
-                <w:shd w:fill="auto" w:val="clear"/>
-                <w:vertAlign w:val="baseline"/>
-              </w:rPr>
-            </w:pPr>
-            <w:r>
-              <w:rPr>
-                <w:rFonts w:ascii="Aptos" w:cs="Aptos" w:eastAsia="Aptos" w:hAnsi="Aptos"/>
-                <w:b w:val="0"/>
-                <w:bCs w:val="0"/>
-                <w:i w:val="0"/>
-                <w:iCs w:val="0"/>
-                <w:smallCaps w:val="0"/>
-                <w:strike w:val="0"/>
-                <w:color w:val="000000"/>
-                <w:sz w:val="24"/>
-                <w:szCs w:val="24"/>
-                <w:u w:val="none"/>
-                <w:shd w:fill="auto" w:val="clear"/>
-                <w:vertAlign w:val="baseline"/>
-                <w:rtl w:val="0"/>
-              </w:rPr>
-              <w:t xml:space="preserve">Plugin-based CSS transformer; core parses rules into a shallow AST of declarations【26†L203-L210】.</w:t>
-            </w:r>
-          </w:p>
-        </w:tc>
-        <w:tc>
-          <w:tcPr/>
-          <w:p>
-            <w:pPr>
-              <w:keepNext w:val="0"/>
-              <w:keepLines w:val="0"/>
-              <w:pageBreakBefore w:val="0"/>
-              <w:widowControl w:val="1"/>
-              <w:pBdr>
-                <w:top w:space="0" w:sz="0" w:val="nil"/>
-                <w:left w:space="0" w:sz="0" w:val="nil"/>
-                <w:bottom w:space="0" w:sz="0" w:val="nil"/>
-                <w:right w:space="0" w:sz="0" w:val="nil"/>
-                <w:between w:space="0" w:sz="0" w:val="nil"/>
-              </w:pBdr>
-              <w:shd w:fill="auto" w:val="clear"/>
-              <w:spacing w:after="36" w:before="36" w:line="240" w:lineRule="auto"/>
-              <w:ind w:left="0" w:right="0" w:firstLine="0"/>
-              <w:jc w:val="left"/>
-              <w:rPr>
-                <w:rFonts w:ascii="Aptos" w:cs="Aptos" w:eastAsia="Aptos" w:hAnsi="Aptos"/>
-                <w:b w:val="0"/>
-                <w:bCs w:val="0"/>
-                <w:i w:val="0"/>
-                <w:iCs w:val="0"/>
-                <w:smallCaps w:val="0"/>
-                <w:strike w:val="0"/>
-                <w:color w:val="000000"/>
-                <w:sz w:val="24"/>
-                <w:szCs w:val="24"/>
-                <w:u w:val="none"/>
-                <w:shd w:fill="auto" w:val="clear"/>
-                <w:vertAlign w:val="baseline"/>
-              </w:rPr>
-            </w:pPr>
-            <w:r>
-              <w:rPr>
-                <w:rFonts w:ascii="Aptos" w:cs="Aptos" w:eastAsia="Aptos" w:hAnsi="Aptos"/>
-                <w:b w:val="0"/>
-                <w:bCs w:val="0"/>
-                <w:i w:val="0"/>
-                <w:iCs w:val="0"/>
-                <w:smallCaps w:val="0"/>
-                <w:strike w:val="0"/>
-                <w:color w:val="000000"/>
-                <w:sz w:val="24"/>
-                <w:szCs w:val="24"/>
-                <w:u w:val="none"/>
-                <w:shd w:fill="auto" w:val="clear"/>
-                <w:vertAlign w:val="baseline"/>
-                <w:rtl w:val="0"/>
-              </w:rPr>
-              <w:t xml:space="preserve">Minimal built-in evaluation; value strings (parsing of values is done by plugins, e.g. </w:t>
-            </w:r>
-            <w:hyperlink r:id="rId6">
-              <w:r>
-                <w:rPr>
-                  <w:rFonts w:ascii="Aptos" w:cs="Aptos" w:eastAsia="Aptos" w:hAnsi="Aptos"/>
-                  <w:b w:val="0"/>
-                  <w:bCs w:val="0"/>
-                  <w:i w:val="0"/>
-                  <w:iCs w:val="0"/>
-                  <w:smallCaps w:val="0"/>
-                  <w:strike w:val="0"/>
-                  <w:color w:val="156082"/>
-                  <w:sz w:val="24"/>
-                  <w:szCs w:val="24"/>
-                  <w:u w:val="none"/>
-                  <w:shd w:fill="auto" w:val="clear"/>
-                  <w:vertAlign w:val="baseline"/>
-                  <w:rtl w:val="0"/>
-                </w:rPr>
-                <w:t xml:space="preserve">postcss-calc</w:t>
-              </w:r>
-            </w:hyperlink>
-            <w:r>
-              <w:rPr>
-                <w:rFonts w:ascii="Aptos" w:cs="Aptos" w:eastAsia="Aptos" w:hAnsi="Aptos"/>
-                <w:b w:val="0"/>
-                <w:bCs w:val="0"/>
-                <w:i w:val="0"/>
-                <w:iCs w:val="0"/>
-                <w:smallCaps w:val="0"/>
-                <w:strike w:val="0"/>
-                <w:color w:val="000000"/>
-                <w:sz w:val="24"/>
-                <w:szCs w:val="24"/>
-                <w:u w:val="none"/>
-                <w:shd w:fill="auto" w:val="clear"/>
-                <w:vertAlign w:val="baseline"/>
-                <w:rtl w:val="0"/>
-              </w:rPr>
-              <w:t xml:space="preserve">, </w:t>
-            </w:r>
-            <w:hyperlink r:id="rId7">
-              <w:r>
-                <w:rPr>
-                  <w:rFonts w:ascii="Aptos" w:cs="Aptos" w:eastAsia="Aptos" w:hAnsi="Aptos"/>
-                  <w:b w:val="0"/>
-                  <w:bCs w:val="0"/>
-                  <w:i w:val="0"/>
-                  <w:iCs w:val="0"/>
-                  <w:smallCaps w:val="0"/>
-                  <w:strike w:val="0"/>
-                  <w:color w:val="156082"/>
-                  <w:sz w:val="24"/>
-                  <w:szCs w:val="24"/>
-                  <w:u w:val="none"/>
-                  <w:shd w:fill="auto" w:val="clear"/>
-                  <w:vertAlign w:val="baseline"/>
-                  <w:rtl w:val="0"/>
-                </w:rPr>
-                <w:t xml:space="preserve">postcss-custom-properties</w:t>
-              </w:r>
-            </w:hyperlink>
-            <w:r>
-              <w:rPr>
-                <w:rFonts w:ascii="Aptos" w:cs="Aptos" w:eastAsia="Aptos" w:hAnsi="Aptos"/>
-                <w:b w:val="0"/>
-                <w:bCs w:val="0"/>
-                <w:i w:val="0"/>
-                <w:iCs w:val="0"/>
-                <w:smallCaps w:val="0"/>
-                <w:strike w:val="0"/>
-                <w:color w:val="000000"/>
-                <w:sz w:val="24"/>
-                <w:szCs w:val="24"/>
-                <w:u w:val="none"/>
-                <w:shd w:fill="auto" w:val="clear"/>
-                <w:vertAlign w:val="baseline"/>
-                <w:rtl w:val="0"/>
-              </w:rPr>
-              <w:t xml:space="preserve">). No formal value AST in core (plans exist to introduce one)【18†L2-L10】.</w:t>
-            </w:r>
-          </w:p>
-        </w:tc>
-        <w:tc>
-          <w:tcPr/>
-          <w:p>
-            <w:pPr>
-              <w:keepNext w:val="0"/>
-              <w:keepLines w:val="0"/>
-              <w:pageBreakBefore w:val="0"/>
-              <w:widowControl w:val="1"/>
-              <w:pBdr>
-                <w:top w:space="0" w:sz="0" w:val="nil"/>
-                <w:left w:space="0" w:sz="0" w:val="nil"/>
-                <w:bottom w:space="0" w:sz="0" w:val="nil"/>
-                <w:right w:space="0" w:sz="0" w:val="nil"/>
-                <w:between w:space="0" w:sz="0" w:val="nil"/>
-              </w:pBdr>
-              <w:shd w:fill="auto" w:val="clear"/>
-              <w:spacing w:after="36" w:before="36" w:line="240" w:lineRule="auto"/>
-              <w:ind w:left="0" w:right="0" w:firstLine="0"/>
-              <w:jc w:val="left"/>
-              <w:rPr>
-                <w:rFonts w:ascii="Aptos" w:cs="Aptos" w:eastAsia="Aptos" w:hAnsi="Aptos"/>
-                <w:b w:val="0"/>
-                <w:bCs w:val="0"/>
-                <w:i w:val="0"/>
-                <w:iCs w:val="0"/>
-                <w:smallCaps w:val="0"/>
-                <w:strike w:val="0"/>
-                <w:color w:val="000000"/>
-                <w:sz w:val="24"/>
-                <w:szCs w:val="24"/>
-                <w:u w:val="none"/>
-                <w:shd w:fill="auto" w:val="clear"/>
-                <w:vertAlign w:val="baseline"/>
-              </w:rPr>
-            </w:pPr>
-            <w:r>
-              <w:rPr>
-                <w:rFonts w:ascii="Aptos" w:cs="Aptos" w:eastAsia="Aptos" w:hAnsi="Aptos"/>
-                <w:b w:val="0"/>
-                <w:bCs w:val="0"/>
-                <w:i w:val="0"/>
-                <w:iCs w:val="0"/>
-                <w:smallCaps w:val="0"/>
-                <w:strike w:val="0"/>
-                <w:color w:val="000000"/>
-                <w:sz w:val="24"/>
-                <w:szCs w:val="24"/>
-                <w:u w:val="none"/>
-                <w:shd w:fill="auto" w:val="clear"/>
-                <w:vertAlign w:val="baseline"/>
-                <w:rtl w:val="0"/>
-              </w:rPr>
-              <w:t xml:space="preserve">Delegate to plugins; relies on plugin ecosystem for semantics (e.g. plugin checks property validity).</w:t>
-            </w:r>
-          </w:p>
-        </w:tc>
-        <w:tc>
-          <w:tcPr/>
-          <w:p>
-            <w:pPr>
-              <w:keepNext w:val="0"/>
-              <w:keepLines w:val="0"/>
-              <w:pageBreakBefore w:val="0"/>
-              <w:widowControl w:val="1"/>
-              <w:pBdr>
-                <w:top w:space="0" w:sz="0" w:val="nil"/>
-                <w:left w:space="0" w:sz="0" w:val="nil"/>
-                <w:bottom w:space="0" w:sz="0" w:val="nil"/>
-                <w:right w:space="0" w:sz="0" w:val="nil"/>
-                <w:between w:space="0" w:sz="0" w:val="nil"/>
-              </w:pBdr>
-              <w:shd w:fill="auto" w:val="clear"/>
-              <w:spacing w:after="36" w:before="36" w:line="240" w:lineRule="auto"/>
-              <w:ind w:left="0" w:right="0" w:firstLine="0"/>
-              <w:jc w:val="left"/>
-              <w:rPr>
-                <w:rFonts w:ascii="Aptos" w:cs="Aptos" w:eastAsia="Aptos" w:hAnsi="Aptos"/>
-                <w:b w:val="0"/>
-                <w:bCs w:val="0"/>
-                <w:i w:val="0"/>
-                <w:iCs w:val="0"/>
-                <w:smallCaps w:val="0"/>
-                <w:strike w:val="0"/>
-                <w:color w:val="000000"/>
-                <w:sz w:val="24"/>
-                <w:szCs w:val="24"/>
-                <w:u w:val="none"/>
-                <w:shd w:fill="auto" w:val="clear"/>
-                <w:vertAlign w:val="baseline"/>
-              </w:rPr>
-            </w:pPr>
-            <w:r>
-              <w:rPr>
-                <w:rFonts w:ascii="Aptos" w:cs="Aptos" w:eastAsia="Aptos" w:hAnsi="Aptos"/>
-                <w:b w:val="0"/>
-                <w:bCs w:val="0"/>
-                <w:i w:val="0"/>
-                <w:iCs w:val="0"/>
-                <w:smallCaps w:val="0"/>
-                <w:strike w:val="0"/>
-                <w:color w:val="000000"/>
-                <w:sz w:val="24"/>
-                <w:szCs w:val="24"/>
-                <w:u w:val="none"/>
-                <w:shd w:fill="auto" w:val="clear"/>
-                <w:vertAlign w:val="baseline"/>
-                <w:rtl w:val="0"/>
-              </w:rPr>
-              <w:t xml:space="preserve">MIT【28†L249-L254】</w:t>
-            </w:r>
-          </w:p>
-        </w:tc>
-        <w:tc>
-          <w:tcPr/>
-          <w:p>
-            <w:pPr>
-              <w:keepNext w:val="0"/>
-              <w:keepLines w:val="0"/>
-              <w:pageBreakBefore w:val="0"/>
-              <w:widowControl w:val="1"/>
-              <w:pBdr>
-                <w:top w:space="0" w:sz="0" w:val="nil"/>
-                <w:left w:space="0" w:sz="0" w:val="nil"/>
-                <w:bottom w:space="0" w:sz="0" w:val="nil"/>
-                <w:right w:space="0" w:sz="0" w:val="nil"/>
-                <w:between w:space="0" w:sz="0" w:val="nil"/>
-              </w:pBdr>
-              <w:shd w:fill="auto" w:val="clear"/>
-              <w:spacing w:after="36" w:before="36" w:line="240" w:lineRule="auto"/>
-              <w:ind w:left="0" w:right="0" w:firstLine="0"/>
-              <w:jc w:val="left"/>
-              <w:rPr>
-                <w:rFonts w:ascii="Aptos" w:cs="Aptos" w:eastAsia="Aptos" w:hAnsi="Aptos"/>
-                <w:b w:val="0"/>
-                <w:bCs w:val="0"/>
-                <w:i w:val="0"/>
-                <w:iCs w:val="0"/>
-                <w:smallCaps w:val="0"/>
-                <w:strike w:val="0"/>
-                <w:color w:val="000000"/>
-                <w:sz w:val="24"/>
-                <w:szCs w:val="24"/>
-                <w:u w:val="none"/>
-                <w:shd w:fill="auto" w:val="clear"/>
-                <w:vertAlign w:val="baseline"/>
-              </w:rPr>
-            </w:pPr>
-            <w:r>
-              <w:rPr>
-                <w:rFonts w:ascii="Aptos" w:cs="Aptos" w:eastAsia="Aptos" w:hAnsi="Aptos"/>
-                <w:b w:val="0"/>
-                <w:bCs w:val="0"/>
-                <w:i w:val="0"/>
-                <w:iCs w:val="0"/>
-                <w:smallCaps w:val="0"/>
-                <w:strike w:val="0"/>
-                <w:color w:val="000000"/>
-                <w:sz w:val="24"/>
-                <w:szCs w:val="24"/>
-                <w:u w:val="none"/>
-                <w:shd w:fill="auto" w:val="clear"/>
-                <w:vertAlign w:val="baseline"/>
-                <w:rtl w:val="0"/>
-              </w:rPr>
-              <w:t xml:space="preserve">Very high (used in many tools)</w:t>
-            </w:r>
-          </w:p>
-        </w:tc>
-      </w:tr>
-      <w:tr>
-        <w:trPr>
-          <w:cantSplit w:val="0"/>
-          <w:tblHeader w:val="0"/>
-        </w:trPr>
-        <w:tc>
-          <w:tcPr/>
-          <w:p>
-            <w:pPr>
-              <w:keepNext w:val="0"/>
-              <w:keepLines w:val="0"/>
-              <w:pageBreakBefore w:val="0"/>
-              <w:widowControl w:val="1"/>
-              <w:pBdr>
-                <w:top w:space="0" w:sz="0" w:val="nil"/>
-                <w:left w:space="0" w:sz="0" w:val="nil"/>
-                <w:bottom w:space="0" w:sz="0" w:val="nil"/>
-                <w:right w:space="0" w:sz="0" w:val="nil"/>
-                <w:between w:space="0" w:sz="0" w:val="nil"/>
-              </w:pBdr>
-              <w:shd w:fill="auto" w:val="clear"/>
-              <w:spacing w:after="36" w:before="36" w:line="240" w:lineRule="auto"/>
-              <w:ind w:left="0" w:right="0" w:firstLine="0"/>
-              <w:jc w:val="left"/>
-              <w:rPr>
-                <w:rFonts w:ascii="Aptos" w:cs="Aptos" w:eastAsia="Aptos" w:hAnsi="Aptos"/>
-                <w:b w:val="0"/>
-                <w:bCs w:val="0"/>
-                <w:i w:val="0"/>
-                <w:iCs w:val="0"/>
-                <w:smallCaps w:val="0"/>
-                <w:strike w:val="0"/>
-                <w:color w:val="000000"/>
-                <w:sz w:val="24"/>
-                <w:szCs w:val="24"/>
-                <w:u w:val="none"/>
-                <w:shd w:fill="auto" w:val="clear"/>
-                <w:vertAlign w:val="baseline"/>
-              </w:rPr>
-            </w:pPr>
-            <w:r>
-              <w:rPr>
-                <w:rFonts w:ascii="Aptos" w:cs="Aptos" w:eastAsia="Aptos" w:hAnsi="Aptos"/>
-                <w:b w:val="1"/>
-                <w:bCs w:val="1"/>
-                <w:i w:val="0"/>
-                <w:iCs w:val="0"/>
-                <w:smallCaps w:val="0"/>
-                <w:strike w:val="0"/>
-                <w:color w:val="000000"/>
-                <w:sz w:val="24"/>
-                <w:szCs w:val="24"/>
-                <w:u w:val="none"/>
-                <w:shd w:fill="auto" w:val="clear"/>
-                <w:vertAlign w:val="baseline"/>
-                <w:rtl w:val="0"/>
-              </w:rPr>
-              <w:t xml:space="preserve">CSSTree</w:t>
-            </w:r>
-            <w:r>
-              <w:rPr>
-                <w:rtl w:val="0"/>
-              </w:rPr>
-            </w:r>
-          </w:p>
-        </w:tc>
-        <w:tc>
-          <w:tcPr/>
-          <w:p>
-            <w:pPr>
-              <w:keepNext w:val="0"/>
-              <w:keepLines w:val="0"/>
-              <w:pageBreakBefore w:val="0"/>
-              <w:widowControl w:val="1"/>
-              <w:pBdr>
-                <w:top w:space="0" w:sz="0" w:val="nil"/>
-                <w:left w:space="0" w:sz="0" w:val="nil"/>
-                <w:bottom w:space="0" w:sz="0" w:val="nil"/>
-                <w:right w:space="0" w:sz="0" w:val="nil"/>
-                <w:between w:space="0" w:sz="0" w:val="nil"/>
-              </w:pBdr>
-              <w:shd w:fill="auto" w:val="clear"/>
-              <w:spacing w:after="36" w:before="36" w:line="240" w:lineRule="auto"/>
-              <w:ind w:left="0" w:right="0" w:firstLine="0"/>
-              <w:jc w:val="left"/>
-              <w:rPr>
-                <w:rFonts w:ascii="Aptos" w:cs="Aptos" w:eastAsia="Aptos" w:hAnsi="Aptos"/>
-                <w:b w:val="0"/>
-                <w:bCs w:val="0"/>
-                <w:i w:val="0"/>
-                <w:iCs w:val="0"/>
-                <w:smallCaps w:val="0"/>
-                <w:strike w:val="0"/>
-                <w:color w:val="000000"/>
-                <w:sz w:val="24"/>
-                <w:szCs w:val="24"/>
-                <w:u w:val="none"/>
-                <w:shd w:fill="auto" w:val="clear"/>
-                <w:vertAlign w:val="baseline"/>
-              </w:rPr>
-            </w:pPr>
-            <w:r>
-              <w:rPr>
-                <w:rFonts w:ascii="Aptos" w:cs="Aptos" w:eastAsia="Aptos" w:hAnsi="Aptos"/>
-                <w:b w:val="0"/>
-                <w:bCs w:val="0"/>
-                <w:i w:val="0"/>
-                <w:iCs w:val="0"/>
-                <w:smallCaps w:val="0"/>
-                <w:strike w:val="0"/>
-                <w:color w:val="000000"/>
-                <w:sz w:val="24"/>
-                <w:szCs w:val="24"/>
-                <w:u w:val="none"/>
-                <w:shd w:fill="auto" w:val="clear"/>
-                <w:vertAlign w:val="baseline"/>
-                <w:rtl w:val="0"/>
-              </w:rPr>
-              <w:t xml:space="preserve">JavaScript (Node)</w:t>
-            </w:r>
-          </w:p>
-        </w:tc>
-        <w:tc>
-          <w:tcPr/>
-          <w:p>
-            <w:pPr>
-              <w:keepNext w:val="0"/>
-              <w:keepLines w:val="0"/>
-              <w:pageBreakBefore w:val="0"/>
-              <w:widowControl w:val="1"/>
-              <w:pBdr>
-                <w:top w:space="0" w:sz="0" w:val="nil"/>
-                <w:left w:space="0" w:sz="0" w:val="nil"/>
-                <w:bottom w:space="0" w:sz="0" w:val="nil"/>
-                <w:right w:space="0" w:sz="0" w:val="nil"/>
-                <w:between w:space="0" w:sz="0" w:val="nil"/>
-              </w:pBdr>
-              <w:shd w:fill="auto" w:val="clear"/>
-              <w:spacing w:after="36" w:before="36" w:line="240" w:lineRule="auto"/>
-              <w:ind w:left="0" w:right="0" w:firstLine="0"/>
-              <w:jc w:val="left"/>
-              <w:rPr>
-                <w:rFonts w:ascii="Aptos" w:cs="Aptos" w:eastAsia="Aptos" w:hAnsi="Aptos"/>
-                <w:b w:val="0"/>
-                <w:bCs w:val="0"/>
-                <w:i w:val="0"/>
-                <w:iCs w:val="0"/>
-                <w:smallCaps w:val="0"/>
-                <w:strike w:val="0"/>
-                <w:color w:val="000000"/>
-                <w:sz w:val="24"/>
-                <w:szCs w:val="24"/>
-                <w:u w:val="none"/>
-                <w:shd w:fill="auto" w:val="clear"/>
-                <w:vertAlign w:val="baseline"/>
-              </w:rPr>
-            </w:pPr>
-            <w:r>
-              <w:rPr>
-                <w:rFonts w:ascii="Aptos" w:cs="Aptos" w:eastAsia="Aptos" w:hAnsi="Aptos"/>
-                <w:b w:val="0"/>
-                <w:bCs w:val="0"/>
-                <w:i w:val="0"/>
-                <w:iCs w:val="0"/>
-                <w:smallCaps w:val="0"/>
-                <w:strike w:val="0"/>
-                <w:color w:val="000000"/>
-                <w:sz w:val="24"/>
-                <w:szCs w:val="24"/>
-                <w:u w:val="none"/>
-                <w:shd w:fill="auto" w:val="clear"/>
-                <w:vertAlign w:val="baseline"/>
-                <w:rtl w:val="0"/>
-              </w:rPr>
-              <w:t xml:space="preserve">Highly detailed CSS parser with tokenization and AST; uses MDN grammar data【26†L203-L210】. Supports adjustable parsing detail and tolerates errors by wrapping bad fragments in </w:t>
-            </w:r>
-            <w:r>
-              <w:rPr>
-                <w:rFonts w:ascii="Consolas" w:cs="Consolas" w:eastAsia="Consolas" w:hAnsi="Consolas"/>
-                <w:b w:val="0"/>
-                <w:bCs w:val="0"/>
-                <w:i w:val="0"/>
-                <w:iCs w:val="0"/>
-                <w:smallCaps w:val="0"/>
-                <w:strike w:val="0"/>
-                <w:color w:val="000000"/>
-                <w:sz w:val="22"/>
-                <w:szCs w:val="22"/>
-                <w:u w:val="none"/>
-                <w:shd w:fill="auto" w:val="clear"/>
-                <w:vertAlign w:val="baseline"/>
-                <w:rtl w:val="0"/>
-              </w:rPr>
-              <w:t xml:space="preserve">Raw</w:t>
-            </w:r>
-            <w:r>
-              <w:rPr>
-                <w:rFonts w:ascii="Aptos" w:cs="Aptos" w:eastAsia="Aptos" w:hAnsi="Aptos"/>
-                <w:b w:val="0"/>
-                <w:bCs w:val="0"/>
-                <w:i w:val="0"/>
-                <w:iCs w:val="0"/>
-                <w:smallCaps w:val="0"/>
-                <w:strike w:val="0"/>
-                <w:color w:val="000000"/>
-                <w:sz w:val="24"/>
-                <w:szCs w:val="24"/>
-                <w:u w:val="none"/>
-                <w:shd w:fill="auto" w:val="clear"/>
-                <w:vertAlign w:val="baseline"/>
-                <w:rtl w:val="0"/>
-              </w:rPr>
-              <w:t xml:space="preserve"> AST nodes【26†L209-L218】.</w:t>
-            </w:r>
-          </w:p>
-        </w:tc>
-        <w:tc>
-          <w:tcPr/>
-          <w:p>
-            <w:pPr>
-              <w:keepNext w:val="0"/>
-              <w:keepLines w:val="0"/>
-              <w:pageBreakBefore w:val="0"/>
-              <w:widowControl w:val="1"/>
-              <w:pBdr>
-                <w:top w:space="0" w:sz="0" w:val="nil"/>
-                <w:left w:space="0" w:sz="0" w:val="nil"/>
-                <w:bottom w:space="0" w:sz="0" w:val="nil"/>
-                <w:right w:space="0" w:sz="0" w:val="nil"/>
-                <w:between w:space="0" w:sz="0" w:val="nil"/>
-              </w:pBdr>
-              <w:shd w:fill="auto" w:val="clear"/>
-              <w:spacing w:after="36" w:before="36" w:line="240" w:lineRule="auto"/>
-              <w:ind w:left="0" w:right="0" w:firstLine="0"/>
-              <w:jc w:val="left"/>
-              <w:rPr>
-                <w:rFonts w:ascii="Aptos" w:cs="Aptos" w:eastAsia="Aptos" w:hAnsi="Aptos"/>
-                <w:b w:val="0"/>
-                <w:bCs w:val="0"/>
-                <w:i w:val="0"/>
-                <w:iCs w:val="0"/>
-                <w:smallCaps w:val="0"/>
-                <w:strike w:val="0"/>
-                <w:color w:val="000000"/>
-                <w:sz w:val="24"/>
-                <w:szCs w:val="24"/>
-                <w:u w:val="none"/>
-                <w:shd w:fill="auto" w:val="clear"/>
-                <w:vertAlign w:val="baseline"/>
-              </w:rPr>
-            </w:pPr>
-            <w:r>
-              <w:rPr>
-                <w:rFonts w:ascii="Aptos" w:cs="Aptos" w:eastAsia="Aptos" w:hAnsi="Aptos"/>
-                <w:b w:val="0"/>
-                <w:bCs w:val="0"/>
-                <w:i w:val="0"/>
-                <w:iCs w:val="0"/>
-                <w:smallCaps w:val="0"/>
-                <w:strike w:val="0"/>
-                <w:color w:val="000000"/>
-                <w:sz w:val="24"/>
-                <w:szCs w:val="24"/>
-                <w:u w:val="none"/>
-                <w:shd w:fill="auto" w:val="clear"/>
-                <w:vertAlign w:val="baseline"/>
-                <w:rtl w:val="0"/>
-              </w:rPr>
-              <w:t xml:space="preserve">CSSTree parses values (e.g. </w:t>
-            </w:r>
-            <w:r>
-              <w:rPr>
-                <w:rFonts w:ascii="Consolas" w:cs="Consolas" w:eastAsia="Consolas" w:hAnsi="Consolas"/>
-                <w:b w:val="0"/>
-                <w:bCs w:val="0"/>
-                <w:i w:val="0"/>
-                <w:iCs w:val="0"/>
-                <w:smallCaps w:val="0"/>
-                <w:strike w:val="0"/>
-                <w:color w:val="000000"/>
-                <w:sz w:val="22"/>
-                <w:szCs w:val="22"/>
-                <w:u w:val="none"/>
-                <w:shd w:fill="auto" w:val="clear"/>
-                <w:vertAlign w:val="baseline"/>
-                <w:rtl w:val="0"/>
-              </w:rPr>
-              <w:t xml:space="preserve">calc()</w:t>
-            </w:r>
-            <w:r>
-              <w:rPr>
-                <w:rFonts w:ascii="Aptos" w:cs="Aptos" w:eastAsia="Aptos" w:hAnsi="Aptos"/>
-                <w:b w:val="0"/>
-                <w:bCs w:val="0"/>
-                <w:i w:val="0"/>
-                <w:iCs w:val="0"/>
-                <w:smallCaps w:val="0"/>
-                <w:strike w:val="0"/>
-                <w:color w:val="000000"/>
-                <w:sz w:val="24"/>
-                <w:szCs w:val="24"/>
-                <w:u w:val="none"/>
-                <w:shd w:fill="auto" w:val="clear"/>
-                <w:vertAlign w:val="baseline"/>
-                <w:rtl w:val="0"/>
-              </w:rPr>
-              <w:t xml:space="preserve">, colors, functions) into AST nodes, but does not itself perform computations. It provides a lexer to validate or match values against property syntaxes【26†L232-L239】.</w:t>
-            </w:r>
-          </w:p>
-        </w:tc>
-        <w:tc>
-          <w:tcPr/>
-          <w:p>
-            <w:pPr>
-              <w:keepNext w:val="0"/>
-              <w:keepLines w:val="0"/>
-              <w:pageBreakBefore w:val="0"/>
-              <w:widowControl w:val="1"/>
-              <w:pBdr>
-                <w:top w:space="0" w:sz="0" w:val="nil"/>
-                <w:left w:space="0" w:sz="0" w:val="nil"/>
-                <w:bottom w:space="0" w:sz="0" w:val="nil"/>
-                <w:right w:space="0" w:sz="0" w:val="nil"/>
-                <w:between w:space="0" w:sz="0" w:val="nil"/>
-              </w:pBdr>
-              <w:shd w:fill="auto" w:val="clear"/>
-              <w:spacing w:after="36" w:before="36" w:line="240" w:lineRule="auto"/>
-              <w:ind w:left="0" w:right="0" w:firstLine="0"/>
-              <w:jc w:val="left"/>
-              <w:rPr>
-                <w:rFonts w:ascii="Aptos" w:cs="Aptos" w:eastAsia="Aptos" w:hAnsi="Aptos"/>
-                <w:b w:val="0"/>
-                <w:bCs w:val="0"/>
-                <w:i w:val="0"/>
-                <w:iCs w:val="0"/>
-                <w:smallCaps w:val="0"/>
-                <w:strike w:val="0"/>
-                <w:color w:val="000000"/>
-                <w:sz w:val="24"/>
-                <w:szCs w:val="24"/>
-                <w:u w:val="none"/>
-                <w:shd w:fill="auto" w:val="clear"/>
-                <w:vertAlign w:val="baseline"/>
-              </w:rPr>
-            </w:pPr>
-            <w:r>
-              <w:rPr>
-                <w:rFonts w:ascii="Aptos" w:cs="Aptos" w:eastAsia="Aptos" w:hAnsi="Aptos"/>
-                <w:b w:val="0"/>
-                <w:bCs w:val="0"/>
-                <w:i w:val="0"/>
-                <w:iCs w:val="0"/>
-                <w:smallCaps w:val="0"/>
-                <w:strike w:val="0"/>
-                <w:color w:val="000000"/>
-                <w:sz w:val="24"/>
-                <w:szCs w:val="24"/>
-                <w:u w:val="none"/>
-                <w:shd w:fill="auto" w:val="clear"/>
-                <w:vertAlign w:val="baseline"/>
-                <w:rtl w:val="0"/>
-              </w:rPr>
-              <w:t xml:space="preserve">Provides </w:t>
-            </w:r>
-            <w:r>
-              <w:rPr>
-                <w:rFonts w:ascii="Aptos" w:cs="Aptos" w:eastAsia="Aptos" w:hAnsi="Aptos"/>
-                <w:b w:val="0"/>
-                <w:bCs w:val="0"/>
-                <w:i w:val="1"/>
-                <w:iCs w:val="1"/>
-                <w:smallCaps w:val="0"/>
-                <w:strike w:val="0"/>
-                <w:color w:val="000000"/>
-                <w:sz w:val="24"/>
-                <w:szCs w:val="24"/>
-                <w:u w:val="none"/>
-                <w:shd w:fill="auto" w:val="clear"/>
-                <w:vertAlign w:val="baseline"/>
-                <w:rtl w:val="0"/>
-              </w:rPr>
-              <w:t xml:space="preserve">syntax</w:t>
-            </w:r>
-            <w:r>
-              <w:rPr>
-                <w:rFonts w:ascii="Aptos" w:cs="Aptos" w:eastAsia="Aptos" w:hAnsi="Aptos"/>
-                <w:b w:val="0"/>
-                <w:bCs w:val="0"/>
-                <w:i w:val="0"/>
-                <w:iCs w:val="0"/>
-                <w:smallCaps w:val="0"/>
-                <w:strike w:val="0"/>
-                <w:color w:val="000000"/>
-                <w:sz w:val="24"/>
-                <w:szCs w:val="24"/>
-                <w:u w:val="none"/>
-                <w:shd w:fill="auto" w:val="clear"/>
-                <w:vertAlign w:val="baseline"/>
-                <w:rtl w:val="0"/>
-              </w:rPr>
-              <w:t xml:space="preserve"> validation via its definition-syntax system (MDN/CSSWG grammars)【26†L232-L239】. Can check if a value matches a property’s syntax. Does not apply semantics like cascade or inheritance.</w:t>
-            </w:r>
-          </w:p>
-        </w:tc>
-        <w:tc>
-          <w:tcPr/>
-          <w:p>
-            <w:pPr>
-              <w:keepNext w:val="0"/>
-              <w:keepLines w:val="0"/>
-              <w:pageBreakBefore w:val="0"/>
-              <w:widowControl w:val="1"/>
-              <w:pBdr>
-                <w:top w:space="0" w:sz="0" w:val="nil"/>
-                <w:left w:space="0" w:sz="0" w:val="nil"/>
-                <w:bottom w:space="0" w:sz="0" w:val="nil"/>
-                <w:right w:space="0" w:sz="0" w:val="nil"/>
-                <w:between w:space="0" w:sz="0" w:val="nil"/>
-              </w:pBdr>
-              <w:shd w:fill="auto" w:val="clear"/>
-              <w:spacing w:after="36" w:before="36" w:line="240" w:lineRule="auto"/>
-              <w:ind w:left="0" w:right="0" w:firstLine="0"/>
-              <w:jc w:val="left"/>
-              <w:rPr>
-                <w:rFonts w:ascii="Aptos" w:cs="Aptos" w:eastAsia="Aptos" w:hAnsi="Aptos"/>
-                <w:b w:val="0"/>
-                <w:bCs w:val="0"/>
-                <w:i w:val="0"/>
-                <w:iCs w:val="0"/>
-                <w:smallCaps w:val="0"/>
-                <w:strike w:val="0"/>
-                <w:color w:val="000000"/>
-                <w:sz w:val="24"/>
-                <w:szCs w:val="24"/>
-                <w:u w:val="none"/>
-                <w:shd w:fill="auto" w:val="clear"/>
-                <w:vertAlign w:val="baseline"/>
-              </w:rPr>
-            </w:pPr>
-            <w:r>
-              <w:rPr>
-                <w:rFonts w:ascii="Aptos" w:cs="Aptos" w:eastAsia="Aptos" w:hAnsi="Aptos"/>
-                <w:b w:val="0"/>
-                <w:bCs w:val="0"/>
-                <w:i w:val="0"/>
-                <w:iCs w:val="0"/>
-                <w:smallCaps w:val="0"/>
-                <w:strike w:val="0"/>
-                <w:color w:val="000000"/>
-                <w:sz w:val="24"/>
-                <w:szCs w:val="24"/>
-                <w:u w:val="none"/>
-                <w:shd w:fill="auto" w:val="clear"/>
-                <w:vertAlign w:val="baseline"/>
-                <w:rtl w:val="0"/>
-              </w:rPr>
-              <w:t xml:space="preserve">MIT【26†L227-L231】</w:t>
-            </w:r>
-          </w:p>
-        </w:tc>
-        <w:tc>
-          <w:tcPr/>
-          <w:p>
-            <w:pPr>
-              <w:keepNext w:val="0"/>
-              <w:keepLines w:val="0"/>
-              <w:pageBreakBefore w:val="0"/>
-              <w:widowControl w:val="1"/>
-              <w:pBdr>
-                <w:top w:space="0" w:sz="0" w:val="nil"/>
-                <w:left w:space="0" w:sz="0" w:val="nil"/>
-                <w:bottom w:space="0" w:sz="0" w:val="nil"/>
-                <w:right w:space="0" w:sz="0" w:val="nil"/>
-                <w:between w:space="0" w:sz="0" w:val="nil"/>
-              </w:pBdr>
-              <w:shd w:fill="auto" w:val="clear"/>
-              <w:spacing w:after="36" w:before="36" w:line="240" w:lineRule="auto"/>
-              <w:ind w:left="0" w:right="0" w:firstLine="0"/>
-              <w:jc w:val="left"/>
-              <w:rPr>
-                <w:rFonts w:ascii="Aptos" w:cs="Aptos" w:eastAsia="Aptos" w:hAnsi="Aptos"/>
-                <w:b w:val="0"/>
-                <w:bCs w:val="0"/>
-                <w:i w:val="0"/>
-                <w:iCs w:val="0"/>
-                <w:smallCaps w:val="0"/>
-                <w:strike w:val="0"/>
-                <w:color w:val="000000"/>
-                <w:sz w:val="24"/>
-                <w:szCs w:val="24"/>
-                <w:u w:val="none"/>
-                <w:shd w:fill="auto" w:val="clear"/>
-                <w:vertAlign w:val="baseline"/>
-              </w:rPr>
-            </w:pPr>
-            <w:r>
-              <w:rPr>
-                <w:rFonts w:ascii="Aptos" w:cs="Aptos" w:eastAsia="Aptos" w:hAnsi="Aptos"/>
-                <w:b w:val="0"/>
-                <w:bCs w:val="0"/>
-                <w:i w:val="0"/>
-                <w:iCs w:val="0"/>
-                <w:smallCaps w:val="0"/>
-                <w:strike w:val="0"/>
-                <w:color w:val="000000"/>
-                <w:sz w:val="24"/>
-                <w:szCs w:val="24"/>
-                <w:u w:val="none"/>
-                <w:shd w:fill="auto" w:val="clear"/>
-                <w:vertAlign w:val="baseline"/>
-                <w:rtl w:val="0"/>
-              </w:rPr>
-              <w:t xml:space="preserve">High (widely used in tooling and validators)</w:t>
-            </w:r>
-          </w:p>
-        </w:tc>
-      </w:tr>
-      <w:tr>
-        <w:trPr>
-          <w:cantSplit w:val="0"/>
-          <w:tblHeader w:val="0"/>
-        </w:trPr>
-        <w:tc>
-          <w:tcPr/>
-          <w:p>
-            <w:pPr>
-              <w:keepNext w:val="0"/>
-              <w:keepLines w:val="0"/>
-              <w:pageBreakBefore w:val="0"/>
-              <w:widowControl w:val="1"/>
-              <w:pBdr>
-                <w:top w:space="0" w:sz="0" w:val="nil"/>
-                <w:left w:space="0" w:sz="0" w:val="nil"/>
-                <w:bottom w:space="0" w:sz="0" w:val="nil"/>
-                <w:right w:space="0" w:sz="0" w:val="nil"/>
-                <w:between w:space="0" w:sz="0" w:val="nil"/>
-              </w:pBdr>
-              <w:shd w:fill="auto" w:val="clear"/>
-              <w:spacing w:after="36" w:before="36" w:line="240" w:lineRule="auto"/>
-              <w:ind w:left="0" w:right="0" w:firstLine="0"/>
-              <w:jc w:val="left"/>
-              <w:rPr>
-                <w:rFonts w:ascii="Aptos" w:cs="Aptos" w:eastAsia="Aptos" w:hAnsi="Aptos"/>
-                <w:b w:val="0"/>
-                <w:bCs w:val="0"/>
-                <w:i w:val="0"/>
-                <w:iCs w:val="0"/>
-                <w:smallCaps w:val="0"/>
-                <w:strike w:val="0"/>
-                <w:color w:val="000000"/>
-                <w:sz w:val="24"/>
-                <w:szCs w:val="24"/>
-                <w:u w:val="none"/>
-                <w:shd w:fill="auto" w:val="clear"/>
-                <w:vertAlign w:val="baseline"/>
-              </w:rPr>
-            </w:pPr>
-            <w:r>
-              <w:rPr>
-                <w:rFonts w:ascii="Aptos" w:cs="Aptos" w:eastAsia="Aptos" w:hAnsi="Aptos"/>
-                <w:b w:val="1"/>
-                <w:bCs w:val="1"/>
-                <w:i w:val="0"/>
-                <w:iCs w:val="0"/>
-                <w:smallCaps w:val="0"/>
-                <w:strike w:val="0"/>
-                <w:color w:val="000000"/>
-                <w:sz w:val="24"/>
-                <w:szCs w:val="24"/>
-                <w:u w:val="none"/>
-                <w:shd w:fill="auto" w:val="clear"/>
-                <w:vertAlign w:val="baseline"/>
-                <w:rtl w:val="0"/>
-              </w:rPr>
-              <w:t xml:space="preserve">LibCSS (NetSurf)</w:t>
-            </w:r>
-            <w:r>
-              <w:rPr>
-                <w:rtl w:val="0"/>
-              </w:rPr>
-            </w:r>
-          </w:p>
-        </w:tc>
-        <w:tc>
-          <w:tcPr/>
-          <w:p>
-            <w:pPr>
-              <w:keepNext w:val="0"/>
-              <w:keepLines w:val="0"/>
-              <w:pageBreakBefore w:val="0"/>
-              <w:widowControl w:val="1"/>
-              <w:pBdr>
-                <w:top w:space="0" w:sz="0" w:val="nil"/>
-                <w:left w:space="0" w:sz="0" w:val="nil"/>
-                <w:bottom w:space="0" w:sz="0" w:val="nil"/>
-                <w:right w:space="0" w:sz="0" w:val="nil"/>
-                <w:between w:space="0" w:sz="0" w:val="nil"/>
-              </w:pBdr>
-              <w:shd w:fill="auto" w:val="clear"/>
-              <w:spacing w:after="36" w:before="36" w:line="240" w:lineRule="auto"/>
-              <w:ind w:left="0" w:right="0" w:firstLine="0"/>
-              <w:jc w:val="left"/>
-              <w:rPr>
-                <w:rFonts w:ascii="Aptos" w:cs="Aptos" w:eastAsia="Aptos" w:hAnsi="Aptos"/>
-                <w:b w:val="0"/>
-                <w:bCs w:val="0"/>
-                <w:i w:val="0"/>
-                <w:iCs w:val="0"/>
-                <w:smallCaps w:val="0"/>
-                <w:strike w:val="0"/>
-                <w:color w:val="000000"/>
-                <w:sz w:val="24"/>
-                <w:szCs w:val="24"/>
-                <w:u w:val="none"/>
-                <w:shd w:fill="auto" w:val="clear"/>
-                <w:vertAlign w:val="baseline"/>
-              </w:rPr>
-            </w:pPr>
-            <w:r>
-              <w:rPr>
-                <w:rFonts w:ascii="Aptos" w:cs="Aptos" w:eastAsia="Aptos" w:hAnsi="Aptos"/>
-                <w:b w:val="0"/>
-                <w:bCs w:val="0"/>
-                <w:i w:val="0"/>
-                <w:iCs w:val="0"/>
-                <w:smallCaps w:val="0"/>
-                <w:strike w:val="0"/>
-                <w:color w:val="000000"/>
-                <w:sz w:val="24"/>
-                <w:szCs w:val="24"/>
-                <w:u w:val="none"/>
-                <w:shd w:fill="auto" w:val="clear"/>
-                <w:vertAlign w:val="baseline"/>
-                <w:rtl w:val="0"/>
-              </w:rPr>
-              <w:t xml:space="preserve">C</w:t>
-            </w:r>
-          </w:p>
-        </w:tc>
-        <w:tc>
-          <w:tcPr/>
-          <w:p>
-            <w:pPr>
-              <w:keepNext w:val="0"/>
-              <w:keepLines w:val="0"/>
-              <w:pageBreakBefore w:val="0"/>
-              <w:widowControl w:val="1"/>
-              <w:pBdr>
-                <w:top w:space="0" w:sz="0" w:val="nil"/>
-                <w:left w:space="0" w:sz="0" w:val="nil"/>
-                <w:bottom w:space="0" w:sz="0" w:val="nil"/>
-                <w:right w:space="0" w:sz="0" w:val="nil"/>
-                <w:between w:space="0" w:sz="0" w:val="nil"/>
-              </w:pBdr>
-              <w:shd w:fill="auto" w:val="clear"/>
-              <w:spacing w:after="36" w:before="36" w:line="240" w:lineRule="auto"/>
-              <w:ind w:left="0" w:right="0" w:firstLine="0"/>
-              <w:jc w:val="left"/>
-              <w:rPr>
-                <w:rFonts w:ascii="Aptos" w:cs="Aptos" w:eastAsia="Aptos" w:hAnsi="Aptos"/>
-                <w:b w:val="0"/>
-                <w:bCs w:val="0"/>
-                <w:i w:val="0"/>
-                <w:iCs w:val="0"/>
-                <w:smallCaps w:val="0"/>
-                <w:strike w:val="0"/>
-                <w:color w:val="000000"/>
-                <w:sz w:val="24"/>
-                <w:szCs w:val="24"/>
-                <w:u w:val="none"/>
-                <w:shd w:fill="auto" w:val="clear"/>
-                <w:vertAlign w:val="baseline"/>
-              </w:rPr>
-            </w:pPr>
-            <w:r>
-              <w:rPr>
-                <w:rFonts w:ascii="Aptos" w:cs="Aptos" w:eastAsia="Aptos" w:hAnsi="Aptos"/>
-                <w:b w:val="0"/>
-                <w:bCs w:val="0"/>
-                <w:i w:val="0"/>
-                <w:iCs w:val="0"/>
-                <w:smallCaps w:val="0"/>
-                <w:strike w:val="0"/>
-                <w:color w:val="000000"/>
-                <w:sz w:val="24"/>
-                <w:szCs w:val="24"/>
-                <w:u w:val="none"/>
-                <w:shd w:fill="auto" w:val="clear"/>
-                <w:vertAlign w:val="baseline"/>
-                <w:rtl w:val="0"/>
-              </w:rPr>
-              <w:t xml:space="preserve">Standalone CSS parser and selection engine (from NetSurf browser)【70†L23-L26】. Parses CSS2/3 into a DOM-like style data structure, with a focus on fast, low-memory operation.</w:t>
-            </w:r>
-          </w:p>
-        </w:tc>
-        <w:tc>
-          <w:tcPr/>
-          <w:p>
-            <w:pPr>
-              <w:keepNext w:val="0"/>
-              <w:keepLines w:val="0"/>
-              <w:pageBreakBefore w:val="0"/>
-              <w:widowControl w:val="1"/>
-              <w:pBdr>
-                <w:top w:space="0" w:sz="0" w:val="nil"/>
-                <w:left w:space="0" w:sz="0" w:val="nil"/>
-                <w:bottom w:space="0" w:sz="0" w:val="nil"/>
-                <w:right w:space="0" w:sz="0" w:val="nil"/>
-                <w:between w:space="0" w:sz="0" w:val="nil"/>
-              </w:pBdr>
-              <w:shd w:fill="auto" w:val="clear"/>
-              <w:spacing w:after="36" w:before="36" w:line="240" w:lineRule="auto"/>
-              <w:ind w:left="0" w:right="0" w:firstLine="0"/>
-              <w:jc w:val="left"/>
-              <w:rPr>
-                <w:rFonts w:ascii="Aptos" w:cs="Aptos" w:eastAsia="Aptos" w:hAnsi="Aptos"/>
-                <w:b w:val="0"/>
-                <w:bCs w:val="0"/>
-                <w:i w:val="0"/>
-                <w:iCs w:val="0"/>
-                <w:smallCaps w:val="0"/>
-                <w:strike w:val="0"/>
-                <w:color w:val="000000"/>
-                <w:sz w:val="24"/>
-                <w:szCs w:val="24"/>
-                <w:u w:val="none"/>
-                <w:shd w:fill="auto" w:val="clear"/>
-                <w:vertAlign w:val="baseline"/>
-              </w:rPr>
-            </w:pPr>
-            <w:r>
-              <w:rPr>
-                <w:rFonts w:ascii="Aptos" w:cs="Aptos" w:eastAsia="Aptos" w:hAnsi="Aptos"/>
-                <w:b w:val="0"/>
-                <w:bCs w:val="0"/>
-                <w:i w:val="0"/>
-                <w:iCs w:val="0"/>
-                <w:smallCaps w:val="0"/>
-                <w:strike w:val="0"/>
-                <w:color w:val="000000"/>
-                <w:sz w:val="24"/>
-                <w:szCs w:val="24"/>
-                <w:u w:val="none"/>
-                <w:shd w:fill="auto" w:val="clear"/>
-                <w:vertAlign w:val="baseline"/>
-                <w:rtl w:val="0"/>
-              </w:rPr>
-              <w:t xml:space="preserve">Fully supports CSS expressions (length, percentage, colors, </w:t>
-            </w:r>
-            <w:r>
-              <w:rPr>
-                <w:rFonts w:ascii="Consolas" w:cs="Consolas" w:eastAsia="Consolas" w:hAnsi="Consolas"/>
-                <w:b w:val="0"/>
-                <w:bCs w:val="0"/>
-                <w:i w:val="0"/>
-                <w:iCs w:val="0"/>
-                <w:smallCaps w:val="0"/>
-                <w:strike w:val="0"/>
-                <w:color w:val="000000"/>
-                <w:sz w:val="22"/>
-                <w:szCs w:val="22"/>
-                <w:u w:val="none"/>
-                <w:shd w:fill="auto" w:val="clear"/>
-                <w:vertAlign w:val="baseline"/>
-                <w:rtl w:val="0"/>
-              </w:rPr>
-              <w:t xml:space="preserve">calc()</w:t>
-            </w:r>
-            <w:r>
-              <w:rPr>
-                <w:rFonts w:ascii="Aptos" w:cs="Aptos" w:eastAsia="Aptos" w:hAnsi="Aptos"/>
-                <w:b w:val="0"/>
-                <w:bCs w:val="0"/>
-                <w:i w:val="0"/>
-                <w:iCs w:val="0"/>
-                <w:smallCaps w:val="0"/>
-                <w:strike w:val="0"/>
-                <w:color w:val="000000"/>
-                <w:sz w:val="24"/>
-                <w:szCs w:val="24"/>
-                <w:u w:val="none"/>
-                <w:shd w:fill="auto" w:val="clear"/>
-                <w:vertAlign w:val="baseline"/>
-                <w:rtl w:val="0"/>
-              </w:rPr>
-              <w:t xml:space="preserve">, media queries, etc.). The code generator can convert values (e.g. percent to absolute length given context) as seen in release notes (e.g. supports </w:t>
-            </w:r>
-            <w:r>
-              <w:rPr>
-                <w:rFonts w:ascii="Consolas" w:cs="Consolas" w:eastAsia="Consolas" w:hAnsi="Consolas"/>
-                <w:b w:val="0"/>
-                <w:bCs w:val="0"/>
-                <w:i w:val="0"/>
-                <w:iCs w:val="0"/>
-                <w:smallCaps w:val="0"/>
-                <w:strike w:val="0"/>
-                <w:color w:val="000000"/>
-                <w:sz w:val="22"/>
-                <w:szCs w:val="22"/>
-                <w:u w:val="none"/>
-                <w:shd w:fill="auto" w:val="clear"/>
-                <w:vertAlign w:val="baseline"/>
-                <w:rtl w:val="0"/>
-              </w:rPr>
-              <w:t xml:space="preserve">revert</w:t>
-            </w:r>
-            <w:r>
-              <w:rPr>
-                <w:rFonts w:ascii="Aptos" w:cs="Aptos" w:eastAsia="Aptos" w:hAnsi="Aptos"/>
-                <w:b w:val="0"/>
-                <w:bCs w:val="0"/>
-                <w:i w:val="0"/>
-                <w:iCs w:val="0"/>
-                <w:smallCaps w:val="0"/>
-                <w:strike w:val="0"/>
-                <w:color w:val="000000"/>
-                <w:sz w:val="24"/>
-                <w:szCs w:val="24"/>
-                <w:u w:val="none"/>
-                <w:shd w:fill="auto" w:val="clear"/>
-                <w:vertAlign w:val="baseline"/>
-                <w:rtl w:val="0"/>
-              </w:rPr>
-              <w:t xml:space="preserve">, </w:t>
-            </w:r>
-            <w:r>
-              <w:rPr>
-                <w:rFonts w:ascii="Consolas" w:cs="Consolas" w:eastAsia="Consolas" w:hAnsi="Consolas"/>
-                <w:b w:val="0"/>
-                <w:bCs w:val="0"/>
-                <w:i w:val="0"/>
-                <w:iCs w:val="0"/>
-                <w:smallCaps w:val="0"/>
-                <w:strike w:val="0"/>
-                <w:color w:val="000000"/>
-                <w:sz w:val="22"/>
-                <w:szCs w:val="22"/>
-                <w:u w:val="none"/>
-                <w:shd w:fill="auto" w:val="clear"/>
-                <w:vertAlign w:val="baseline"/>
-                <w:rtl w:val="0"/>
-              </w:rPr>
-              <w:t xml:space="preserve">unset</w:t>
-            </w:r>
-            <w:r>
-              <w:rPr>
-                <w:rFonts w:ascii="Aptos" w:cs="Aptos" w:eastAsia="Aptos" w:hAnsi="Aptos"/>
-                <w:b w:val="0"/>
-                <w:bCs w:val="0"/>
-                <w:i w:val="0"/>
-                <w:iCs w:val="0"/>
-                <w:smallCaps w:val="0"/>
-                <w:strike w:val="0"/>
-                <w:color w:val="000000"/>
-                <w:sz w:val="24"/>
-                <w:szCs w:val="24"/>
-                <w:u w:val="none"/>
-                <w:shd w:fill="auto" w:val="clear"/>
-                <w:vertAlign w:val="baseline"/>
-                <w:rtl w:val="0"/>
-              </w:rPr>
-              <w:t xml:space="preserve">, new units)【70†L94-L101】.</w:t>
-            </w:r>
-          </w:p>
-        </w:tc>
-        <w:tc>
-          <w:tcPr/>
-          <w:p>
-            <w:pPr>
-              <w:keepNext w:val="0"/>
-              <w:keepLines w:val="0"/>
-              <w:pageBreakBefore w:val="0"/>
-              <w:widowControl w:val="1"/>
-              <w:pBdr>
-                <w:top w:space="0" w:sz="0" w:val="nil"/>
-                <w:left w:space="0" w:sz="0" w:val="nil"/>
-                <w:bottom w:space="0" w:sz="0" w:val="nil"/>
-                <w:right w:space="0" w:sz="0" w:val="nil"/>
-                <w:between w:space="0" w:sz="0" w:val="nil"/>
-              </w:pBdr>
-              <w:shd w:fill="auto" w:val="clear"/>
-              <w:spacing w:after="36" w:before="36" w:line="240" w:lineRule="auto"/>
-              <w:ind w:left="0" w:right="0" w:firstLine="0"/>
-              <w:jc w:val="left"/>
-              <w:rPr>
-                <w:rFonts w:ascii="Aptos" w:cs="Aptos" w:eastAsia="Aptos" w:hAnsi="Aptos"/>
-                <w:b w:val="0"/>
-                <w:bCs w:val="0"/>
-                <w:i w:val="0"/>
-                <w:iCs w:val="0"/>
-                <w:smallCaps w:val="0"/>
-                <w:strike w:val="0"/>
-                <w:color w:val="000000"/>
-                <w:sz w:val="24"/>
-                <w:szCs w:val="24"/>
-                <w:u w:val="none"/>
-                <w:shd w:fill="auto" w:val="clear"/>
-                <w:vertAlign w:val="baseline"/>
-              </w:rPr>
-            </w:pPr>
-            <w:r>
-              <w:rPr>
-                <w:rFonts w:ascii="Aptos" w:cs="Aptos" w:eastAsia="Aptos" w:hAnsi="Aptos"/>
-                <w:b w:val="0"/>
-                <w:bCs w:val="0"/>
-                <w:i w:val="0"/>
-                <w:iCs w:val="0"/>
-                <w:smallCaps w:val="0"/>
-                <w:strike w:val="0"/>
-                <w:color w:val="000000"/>
-                <w:sz w:val="24"/>
-                <w:szCs w:val="24"/>
-                <w:u w:val="none"/>
-                <w:shd w:fill="auto" w:val="clear"/>
-                <w:vertAlign w:val="baseline"/>
-                <w:rtl w:val="0"/>
-              </w:rPr>
-              <w:t xml:space="preserve">Implements cascade and selection: it collates all applicable declarations, resolves specificity and </w:t>
-            </w:r>
-            <w:r>
-              <w:rPr>
-                <w:rFonts w:ascii="Consolas" w:cs="Consolas" w:eastAsia="Consolas" w:hAnsi="Consolas"/>
-                <w:b w:val="0"/>
-                <w:bCs w:val="0"/>
-                <w:i w:val="0"/>
-                <w:iCs w:val="0"/>
-                <w:smallCaps w:val="0"/>
-                <w:strike w:val="0"/>
-                <w:color w:val="000000"/>
-                <w:sz w:val="22"/>
-                <w:szCs w:val="22"/>
-                <w:u w:val="none"/>
-                <w:shd w:fill="auto" w:val="clear"/>
-                <w:vertAlign w:val="baseline"/>
-                <w:rtl w:val="0"/>
-              </w:rPr>
-              <w:t xml:space="preserve">!important</w:t>
-            </w:r>
-            <w:r>
-              <w:rPr>
-                <w:rFonts w:ascii="Aptos" w:cs="Aptos" w:eastAsia="Aptos" w:hAnsi="Aptos"/>
-                <w:b w:val="0"/>
-                <w:bCs w:val="0"/>
-                <w:i w:val="0"/>
-                <w:iCs w:val="0"/>
-                <w:smallCaps w:val="0"/>
-                <w:strike w:val="0"/>
-                <w:color w:val="000000"/>
-                <w:sz w:val="24"/>
-                <w:szCs w:val="24"/>
-                <w:u w:val="none"/>
-                <w:shd w:fill="auto" w:val="clear"/>
-                <w:vertAlign w:val="baseline"/>
-                <w:rtl w:val="0"/>
-              </w:rPr>
-              <w:t xml:space="preserve">, and computes </w:t>
-            </w:r>
-            <w:r>
-              <w:rPr>
-                <w:rFonts w:ascii="Aptos" w:cs="Aptos" w:eastAsia="Aptos" w:hAnsi="Aptos"/>
-                <w:b w:val="0"/>
-                <w:bCs w:val="0"/>
-                <w:i w:val="1"/>
-                <w:iCs w:val="1"/>
-                <w:smallCaps w:val="0"/>
-                <w:strike w:val="0"/>
-                <w:color w:val="000000"/>
-                <w:sz w:val="24"/>
-                <w:szCs w:val="24"/>
-                <w:u w:val="none"/>
-                <w:shd w:fill="auto" w:val="clear"/>
-                <w:vertAlign w:val="baseline"/>
-                <w:rtl w:val="0"/>
-              </w:rPr>
-              <w:t xml:space="preserve">computed style</w:t>
-            </w:r>
-            <w:r>
-              <w:rPr>
-                <w:rFonts w:ascii="Aptos" w:cs="Aptos" w:eastAsia="Aptos" w:hAnsi="Aptos"/>
-                <w:b w:val="0"/>
-                <w:bCs w:val="0"/>
-                <w:i w:val="0"/>
-                <w:iCs w:val="0"/>
-                <w:smallCaps w:val="0"/>
-                <w:strike w:val="0"/>
-                <w:color w:val="000000"/>
-                <w:sz w:val="24"/>
-                <w:szCs w:val="24"/>
-                <w:u w:val="none"/>
-                <w:shd w:fill="auto" w:val="clear"/>
-                <w:vertAlign w:val="baseline"/>
-                <w:rtl w:val="0"/>
-              </w:rPr>
-              <w:t xml:space="preserve"> for each element. Defaulting, inheritance, and shorthand decomposition are all handled in its selection engine.</w:t>
-            </w:r>
-          </w:p>
-        </w:tc>
-        <w:tc>
-          <w:tcPr/>
-          <w:p>
-            <w:pPr>
-              <w:keepNext w:val="0"/>
-              <w:keepLines w:val="0"/>
-              <w:pageBreakBefore w:val="0"/>
-              <w:widowControl w:val="1"/>
-              <w:pBdr>
-                <w:top w:space="0" w:sz="0" w:val="nil"/>
-                <w:left w:space="0" w:sz="0" w:val="nil"/>
-                <w:bottom w:space="0" w:sz="0" w:val="nil"/>
-                <w:right w:space="0" w:sz="0" w:val="nil"/>
-                <w:between w:space="0" w:sz="0" w:val="nil"/>
-              </w:pBdr>
-              <w:shd w:fill="auto" w:val="clear"/>
-              <w:spacing w:after="36" w:before="36" w:line="240" w:lineRule="auto"/>
-              <w:ind w:left="0" w:right="0" w:firstLine="0"/>
-              <w:jc w:val="left"/>
-              <w:rPr>
-                <w:rFonts w:ascii="Aptos" w:cs="Aptos" w:eastAsia="Aptos" w:hAnsi="Aptos"/>
-                <w:b w:val="0"/>
-                <w:bCs w:val="0"/>
-                <w:i w:val="0"/>
-                <w:iCs w:val="0"/>
-                <w:smallCaps w:val="0"/>
-                <w:strike w:val="0"/>
-                <w:color w:val="000000"/>
-                <w:sz w:val="24"/>
-                <w:szCs w:val="24"/>
-                <w:u w:val="none"/>
-                <w:shd w:fill="auto" w:val="clear"/>
-                <w:vertAlign w:val="baseline"/>
-              </w:rPr>
-            </w:pPr>
-            <w:r>
-              <w:rPr>
-                <w:rFonts w:ascii="Aptos" w:cs="Aptos" w:eastAsia="Aptos" w:hAnsi="Aptos"/>
-                <w:b w:val="0"/>
-                <w:bCs w:val="0"/>
-                <w:i w:val="0"/>
-                <w:iCs w:val="0"/>
-                <w:smallCaps w:val="0"/>
-                <w:strike w:val="0"/>
-                <w:color w:val="000000"/>
-                <w:sz w:val="24"/>
-                <w:szCs w:val="24"/>
-                <w:u w:val="none"/>
-                <w:shd w:fill="auto" w:val="clear"/>
-                <w:vertAlign w:val="baseline"/>
-                <w:rtl w:val="0"/>
-              </w:rPr>
-              <w:t xml:space="preserve">MIT【70†L23-L26】</w:t>
-            </w:r>
-          </w:p>
-        </w:tc>
-        <w:tc>
-          <w:tcPr/>
-          <w:p>
-            <w:pPr>
-              <w:keepNext w:val="0"/>
-              <w:keepLines w:val="0"/>
-              <w:pageBreakBefore w:val="0"/>
-              <w:widowControl w:val="1"/>
-              <w:pBdr>
-                <w:top w:space="0" w:sz="0" w:val="nil"/>
-                <w:left w:space="0" w:sz="0" w:val="nil"/>
-                <w:bottom w:space="0" w:sz="0" w:val="nil"/>
-                <w:right w:space="0" w:sz="0" w:val="nil"/>
-                <w:between w:space="0" w:sz="0" w:val="nil"/>
-              </w:pBdr>
-              <w:shd w:fill="auto" w:val="clear"/>
-              <w:spacing w:after="36" w:before="36" w:line="240" w:lineRule="auto"/>
-              <w:ind w:left="0" w:right="0" w:firstLine="0"/>
-              <w:jc w:val="left"/>
-              <w:rPr>
-                <w:rFonts w:ascii="Aptos" w:cs="Aptos" w:eastAsia="Aptos" w:hAnsi="Aptos"/>
-                <w:b w:val="0"/>
-                <w:bCs w:val="0"/>
-                <w:i w:val="0"/>
-                <w:iCs w:val="0"/>
-                <w:smallCaps w:val="0"/>
-                <w:strike w:val="0"/>
-                <w:color w:val="000000"/>
-                <w:sz w:val="24"/>
-                <w:szCs w:val="24"/>
-                <w:u w:val="none"/>
-                <w:shd w:fill="auto" w:val="clear"/>
-                <w:vertAlign w:val="baseline"/>
-              </w:rPr>
-            </w:pPr>
-            <w:r>
-              <w:rPr>
-                <w:rFonts w:ascii="Aptos" w:cs="Aptos" w:eastAsia="Aptos" w:hAnsi="Aptos"/>
-                <w:b w:val="0"/>
-                <w:bCs w:val="0"/>
-                <w:i w:val="0"/>
-                <w:iCs w:val="0"/>
-                <w:smallCaps w:val="0"/>
-                <w:strike w:val="0"/>
-                <w:color w:val="000000"/>
-                <w:sz w:val="24"/>
-                <w:szCs w:val="24"/>
-                <w:u w:val="none"/>
-                <w:shd w:fill="auto" w:val="clear"/>
-                <w:vertAlign w:val="baseline"/>
-                <w:rtl w:val="0"/>
-              </w:rPr>
-              <w:t xml:space="preserve">Moderate (used by NetSurf; still maintained)</w:t>
-            </w:r>
-          </w:p>
-        </w:tc>
-      </w:tr>
-      <w:tr>
-        <w:trPr>
-          <w:cantSplit w:val="0"/>
-          <w:tblHeader w:val="0"/>
-        </w:trPr>
-        <w:tc>
-          <w:tcPr/>
-          <w:p>
-            <w:pPr>
-              <w:keepNext w:val="0"/>
-              <w:keepLines w:val="0"/>
-              <w:pageBreakBefore w:val="0"/>
-              <w:widowControl w:val="1"/>
-              <w:pBdr>
-                <w:top w:space="0" w:sz="0" w:val="nil"/>
-                <w:left w:space="0" w:sz="0" w:val="nil"/>
-                <w:bottom w:space="0" w:sz="0" w:val="nil"/>
-                <w:right w:space="0" w:sz="0" w:val="nil"/>
-                <w:between w:space="0" w:sz="0" w:val="nil"/>
-              </w:pBdr>
-              <w:shd w:fill="auto" w:val="clear"/>
-              <w:spacing w:after="36" w:before="36" w:line="240" w:lineRule="auto"/>
-              <w:ind w:left="0" w:right="0" w:firstLine="0"/>
-              <w:jc w:val="left"/>
-              <w:rPr>
-                <w:rFonts w:ascii="Aptos" w:cs="Aptos" w:eastAsia="Aptos" w:hAnsi="Aptos"/>
-                <w:b w:val="0"/>
-                <w:bCs w:val="0"/>
-                <w:i w:val="0"/>
-                <w:iCs w:val="0"/>
-                <w:smallCaps w:val="0"/>
-                <w:strike w:val="0"/>
-                <w:color w:val="000000"/>
-                <w:sz w:val="24"/>
-                <w:szCs w:val="24"/>
-                <w:u w:val="none"/>
-                <w:shd w:fill="auto" w:val="clear"/>
-                <w:vertAlign w:val="baseline"/>
-              </w:rPr>
-            </w:pPr>
-            <w:r>
-              <w:rPr>
-                <w:rFonts w:ascii="Aptos" w:cs="Aptos" w:eastAsia="Aptos" w:hAnsi="Aptos"/>
-                <w:b w:val="1"/>
-                <w:bCs w:val="1"/>
-                <w:i w:val="0"/>
-                <w:iCs w:val="0"/>
-                <w:smallCaps w:val="0"/>
-                <w:strike w:val="0"/>
-                <w:color w:val="000000"/>
-                <w:sz w:val="24"/>
-                <w:szCs w:val="24"/>
-                <w:u w:val="none"/>
-                <w:shd w:fill="auto" w:val="clear"/>
-                <w:vertAlign w:val="baseline"/>
-                <w:rtl w:val="0"/>
-              </w:rPr>
-              <w:t xml:space="preserve">libcroco</w:t>
-            </w:r>
-            <w:r>
-              <w:rPr>
-                <w:rtl w:val="0"/>
-              </w:rPr>
-            </w:r>
-          </w:p>
-        </w:tc>
-        <w:tc>
-          <w:tcPr/>
-          <w:p>
-            <w:pPr>
-              <w:keepNext w:val="0"/>
-              <w:keepLines w:val="0"/>
-              <w:pageBreakBefore w:val="0"/>
-              <w:widowControl w:val="1"/>
-              <w:pBdr>
-                <w:top w:space="0" w:sz="0" w:val="nil"/>
-                <w:left w:space="0" w:sz="0" w:val="nil"/>
-                <w:bottom w:space="0" w:sz="0" w:val="nil"/>
-                <w:right w:space="0" w:sz="0" w:val="nil"/>
-                <w:between w:space="0" w:sz="0" w:val="nil"/>
-              </w:pBdr>
-              <w:shd w:fill="auto" w:val="clear"/>
-              <w:spacing w:after="36" w:before="36" w:line="240" w:lineRule="auto"/>
-              <w:ind w:left="0" w:right="0" w:firstLine="0"/>
-              <w:jc w:val="left"/>
-              <w:rPr>
-                <w:rFonts w:ascii="Aptos" w:cs="Aptos" w:eastAsia="Aptos" w:hAnsi="Aptos"/>
-                <w:b w:val="0"/>
-                <w:bCs w:val="0"/>
-                <w:i w:val="0"/>
-                <w:iCs w:val="0"/>
-                <w:smallCaps w:val="0"/>
-                <w:strike w:val="0"/>
-                <w:color w:val="000000"/>
-                <w:sz w:val="24"/>
-                <w:szCs w:val="24"/>
-                <w:u w:val="none"/>
-                <w:shd w:fill="auto" w:val="clear"/>
-                <w:vertAlign w:val="baseline"/>
-              </w:rPr>
-            </w:pPr>
-            <w:r>
-              <w:rPr>
-                <w:rFonts w:ascii="Aptos" w:cs="Aptos" w:eastAsia="Aptos" w:hAnsi="Aptos"/>
-                <w:b w:val="0"/>
-                <w:bCs w:val="0"/>
-                <w:i w:val="0"/>
-                <w:iCs w:val="0"/>
-                <w:smallCaps w:val="0"/>
-                <w:strike w:val="0"/>
-                <w:color w:val="000000"/>
-                <w:sz w:val="24"/>
-                <w:szCs w:val="24"/>
-                <w:u w:val="none"/>
-                <w:shd w:fill="auto" w:val="clear"/>
-                <w:vertAlign w:val="baseline"/>
-                <w:rtl w:val="0"/>
-              </w:rPr>
-              <w:t xml:space="preserve">C (GNOME)</w:t>
-            </w:r>
-          </w:p>
-        </w:tc>
-        <w:tc>
-          <w:tcPr/>
-          <w:p>
-            <w:pPr>
-              <w:keepNext w:val="0"/>
-              <w:keepLines w:val="0"/>
-              <w:pageBreakBefore w:val="0"/>
-              <w:widowControl w:val="1"/>
-              <w:pBdr>
-                <w:top w:space="0" w:sz="0" w:val="nil"/>
-                <w:left w:space="0" w:sz="0" w:val="nil"/>
-                <w:bottom w:space="0" w:sz="0" w:val="nil"/>
-                <w:right w:space="0" w:sz="0" w:val="nil"/>
-                <w:between w:space="0" w:sz="0" w:val="nil"/>
-              </w:pBdr>
-              <w:shd w:fill="auto" w:val="clear"/>
-              <w:spacing w:after="36" w:before="36" w:line="240" w:lineRule="auto"/>
-              <w:ind w:left="0" w:right="0" w:firstLine="0"/>
-              <w:jc w:val="left"/>
-              <w:rPr>
-                <w:rFonts w:ascii="Aptos" w:cs="Aptos" w:eastAsia="Aptos" w:hAnsi="Aptos"/>
-                <w:b w:val="0"/>
-                <w:bCs w:val="0"/>
-                <w:i w:val="0"/>
-                <w:iCs w:val="0"/>
-                <w:smallCaps w:val="0"/>
-                <w:strike w:val="0"/>
-                <w:color w:val="000000"/>
-                <w:sz w:val="24"/>
-                <w:szCs w:val="24"/>
-                <w:u w:val="none"/>
-                <w:shd w:fill="auto" w:val="clear"/>
-                <w:vertAlign w:val="baseline"/>
-              </w:rPr>
-            </w:pPr>
-            <w:r>
-              <w:rPr>
-                <w:rFonts w:ascii="Aptos" w:cs="Aptos" w:eastAsia="Aptos" w:hAnsi="Aptos"/>
-                <w:b w:val="0"/>
-                <w:bCs w:val="0"/>
-                <w:i w:val="0"/>
-                <w:iCs w:val="0"/>
-                <w:smallCaps w:val="0"/>
-                <w:strike w:val="0"/>
-                <w:color w:val="000000"/>
-                <w:sz w:val="24"/>
-                <w:szCs w:val="24"/>
-                <w:u w:val="none"/>
-                <w:shd w:fill="auto" w:val="clear"/>
-                <w:vertAlign w:val="baseline"/>
-                <w:rtl w:val="0"/>
-              </w:rPr>
-              <w:t xml:space="preserve">CSS2 parsing/manipulation library (GNOME); provides SAX-like API and DOM-like model【39†L19-L24】.</w:t>
-            </w:r>
-          </w:p>
-        </w:tc>
-        <w:tc>
-          <w:tcPr/>
-          <w:p>
-            <w:pPr>
-              <w:keepNext w:val="0"/>
-              <w:keepLines w:val="0"/>
-              <w:pageBreakBefore w:val="0"/>
-              <w:widowControl w:val="1"/>
-              <w:pBdr>
-                <w:top w:space="0" w:sz="0" w:val="nil"/>
-                <w:left w:space="0" w:sz="0" w:val="nil"/>
-                <w:bottom w:space="0" w:sz="0" w:val="nil"/>
-                <w:right w:space="0" w:sz="0" w:val="nil"/>
-                <w:between w:space="0" w:sz="0" w:val="nil"/>
-              </w:pBdr>
-              <w:shd w:fill="auto" w:val="clear"/>
-              <w:spacing w:after="36" w:before="36" w:line="240" w:lineRule="auto"/>
-              <w:ind w:left="0" w:right="0" w:firstLine="0"/>
-              <w:jc w:val="left"/>
-              <w:rPr>
-                <w:rFonts w:ascii="Aptos" w:cs="Aptos" w:eastAsia="Aptos" w:hAnsi="Aptos"/>
-                <w:b w:val="0"/>
-                <w:bCs w:val="0"/>
-                <w:i w:val="0"/>
-                <w:iCs w:val="0"/>
-                <w:smallCaps w:val="0"/>
-                <w:strike w:val="0"/>
-                <w:color w:val="000000"/>
-                <w:sz w:val="24"/>
-                <w:szCs w:val="24"/>
-                <w:u w:val="none"/>
-                <w:shd w:fill="auto" w:val="clear"/>
-                <w:vertAlign w:val="baseline"/>
-              </w:rPr>
-            </w:pPr>
-            <w:r>
-              <w:rPr>
-                <w:rFonts w:ascii="Aptos" w:cs="Aptos" w:eastAsia="Aptos" w:hAnsi="Aptos"/>
-                <w:b w:val="0"/>
-                <w:bCs w:val="0"/>
-                <w:i w:val="0"/>
-                <w:iCs w:val="0"/>
-                <w:smallCaps w:val="0"/>
-                <w:strike w:val="0"/>
-                <w:color w:val="000000"/>
-                <w:sz w:val="24"/>
-                <w:szCs w:val="24"/>
-                <w:u w:val="none"/>
-                <w:shd w:fill="auto" w:val="clear"/>
-                <w:vertAlign w:val="baseline"/>
-                <w:rtl w:val="0"/>
-              </w:rPr>
-              <w:t xml:space="preserve">Parses CSS values as per CSS2 (lengths, colors, etc.). No modern </w:t>
-            </w:r>
-            <w:r>
-              <w:rPr>
-                <w:rFonts w:ascii="Consolas" w:cs="Consolas" w:eastAsia="Consolas" w:hAnsi="Consolas"/>
-                <w:b w:val="0"/>
-                <w:bCs w:val="0"/>
-                <w:i w:val="0"/>
-                <w:iCs w:val="0"/>
-                <w:smallCaps w:val="0"/>
-                <w:strike w:val="0"/>
-                <w:color w:val="000000"/>
-                <w:sz w:val="22"/>
-                <w:szCs w:val="22"/>
-                <w:u w:val="none"/>
-                <w:shd w:fill="auto" w:val="clear"/>
-                <w:vertAlign w:val="baseline"/>
-                <w:rtl w:val="0"/>
-              </w:rPr>
-              <w:t xml:space="preserve">calc()</w:t>
-            </w:r>
-            <w:r>
-              <w:rPr>
-                <w:rFonts w:ascii="Aptos" w:cs="Aptos" w:eastAsia="Aptos" w:hAnsi="Aptos"/>
-                <w:b w:val="0"/>
-                <w:bCs w:val="0"/>
-                <w:i w:val="0"/>
-                <w:iCs w:val="0"/>
-                <w:smallCaps w:val="0"/>
-                <w:strike w:val="0"/>
-                <w:color w:val="000000"/>
-                <w:sz w:val="24"/>
-                <w:szCs w:val="24"/>
-                <w:u w:val="none"/>
-                <w:shd w:fill="auto" w:val="clear"/>
-                <w:vertAlign w:val="baseline"/>
-                <w:rtl w:val="0"/>
-              </w:rPr>
-              <w:t xml:space="preserve"> or custom props support.</w:t>
-            </w:r>
-          </w:p>
-        </w:tc>
-        <w:tc>
-          <w:tcPr/>
-          <w:p>
-            <w:pPr>
-              <w:keepNext w:val="0"/>
-              <w:keepLines w:val="0"/>
-              <w:pageBreakBefore w:val="0"/>
-              <w:widowControl w:val="1"/>
-              <w:pBdr>
-                <w:top w:space="0" w:sz="0" w:val="nil"/>
-                <w:left w:space="0" w:sz="0" w:val="nil"/>
-                <w:bottom w:space="0" w:sz="0" w:val="nil"/>
-                <w:right w:space="0" w:sz="0" w:val="nil"/>
-                <w:between w:space="0" w:sz="0" w:val="nil"/>
-              </w:pBdr>
-              <w:shd w:fill="auto" w:val="clear"/>
-              <w:spacing w:after="36" w:before="36" w:line="240" w:lineRule="auto"/>
-              <w:ind w:left="0" w:right="0" w:firstLine="0"/>
-              <w:jc w:val="left"/>
-              <w:rPr>
-                <w:rFonts w:ascii="Aptos" w:cs="Aptos" w:eastAsia="Aptos" w:hAnsi="Aptos"/>
-                <w:b w:val="0"/>
-                <w:bCs w:val="0"/>
-                <w:i w:val="0"/>
-                <w:iCs w:val="0"/>
-                <w:smallCaps w:val="0"/>
-                <w:strike w:val="0"/>
-                <w:color w:val="000000"/>
-                <w:sz w:val="24"/>
-                <w:szCs w:val="24"/>
-                <w:u w:val="none"/>
-                <w:shd w:fill="auto" w:val="clear"/>
-                <w:vertAlign w:val="baseline"/>
-              </w:rPr>
-            </w:pPr>
-            <w:r>
-              <w:rPr>
-                <w:rFonts w:ascii="Aptos" w:cs="Aptos" w:eastAsia="Aptos" w:hAnsi="Aptos"/>
-                <w:b w:val="0"/>
-                <w:bCs w:val="0"/>
-                <w:i w:val="0"/>
-                <w:iCs w:val="0"/>
-                <w:smallCaps w:val="0"/>
-                <w:strike w:val="0"/>
-                <w:color w:val="000000"/>
-                <w:sz w:val="24"/>
-                <w:szCs w:val="24"/>
-                <w:u w:val="none"/>
-                <w:shd w:fill="auto" w:val="clear"/>
-                <w:vertAlign w:val="baseline"/>
-                <w:rtl w:val="0"/>
-              </w:rPr>
-              <w:t xml:space="preserve">Supports cascade, inheritance, user-agent style sheets per CSS2. Does not handle CSS3/4 features.</w:t>
-            </w:r>
-          </w:p>
-        </w:tc>
-        <w:tc>
-          <w:tcPr/>
-          <w:p>
-            <w:pPr>
-              <w:keepNext w:val="0"/>
-              <w:keepLines w:val="0"/>
-              <w:pageBreakBefore w:val="0"/>
-              <w:widowControl w:val="1"/>
-              <w:pBdr>
-                <w:top w:space="0" w:sz="0" w:val="nil"/>
-                <w:left w:space="0" w:sz="0" w:val="nil"/>
-                <w:bottom w:space="0" w:sz="0" w:val="nil"/>
-                <w:right w:space="0" w:sz="0" w:val="nil"/>
-                <w:between w:space="0" w:sz="0" w:val="nil"/>
-              </w:pBdr>
-              <w:shd w:fill="auto" w:val="clear"/>
-              <w:spacing w:after="36" w:before="36" w:line="240" w:lineRule="auto"/>
-              <w:ind w:left="0" w:right="0" w:firstLine="0"/>
-              <w:jc w:val="left"/>
-              <w:rPr>
-                <w:rFonts w:ascii="Aptos" w:cs="Aptos" w:eastAsia="Aptos" w:hAnsi="Aptos"/>
-                <w:b w:val="0"/>
-                <w:bCs w:val="0"/>
-                <w:i w:val="0"/>
-                <w:iCs w:val="0"/>
-                <w:smallCaps w:val="0"/>
-                <w:strike w:val="0"/>
-                <w:color w:val="000000"/>
-                <w:sz w:val="24"/>
-                <w:szCs w:val="24"/>
-                <w:u w:val="none"/>
-                <w:shd w:fill="auto" w:val="clear"/>
-                <w:vertAlign w:val="baseline"/>
-              </w:rPr>
-            </w:pPr>
-            <w:r>
-              <w:rPr>
-                <w:rFonts w:ascii="Aptos" w:cs="Aptos" w:eastAsia="Aptos" w:hAnsi="Aptos"/>
-                <w:b w:val="0"/>
-                <w:bCs w:val="0"/>
-                <w:i w:val="0"/>
-                <w:iCs w:val="0"/>
-                <w:smallCaps w:val="0"/>
-                <w:strike w:val="0"/>
-                <w:color w:val="000000"/>
-                <w:sz w:val="24"/>
-                <w:szCs w:val="24"/>
-                <w:u w:val="none"/>
-                <w:shd w:fill="auto" w:val="clear"/>
-                <w:vertAlign w:val="baseline"/>
-                <w:rtl w:val="0"/>
-              </w:rPr>
-              <w:t xml:space="preserve">LGPL-2.0-only &amp; 2.1-only【39†L19-L24】</w:t>
-            </w:r>
-          </w:p>
-        </w:tc>
-        <w:tc>
-          <w:tcPr/>
-          <w:p>
-            <w:pPr>
-              <w:keepNext w:val="0"/>
-              <w:keepLines w:val="0"/>
-              <w:pageBreakBefore w:val="0"/>
-              <w:widowControl w:val="1"/>
-              <w:pBdr>
-                <w:top w:space="0" w:sz="0" w:val="nil"/>
-                <w:left w:space="0" w:sz="0" w:val="nil"/>
-                <w:bottom w:space="0" w:sz="0" w:val="nil"/>
-                <w:right w:space="0" w:sz="0" w:val="nil"/>
-                <w:between w:space="0" w:sz="0" w:val="nil"/>
-              </w:pBdr>
-              <w:shd w:fill="auto" w:val="clear"/>
-              <w:spacing w:after="36" w:before="36" w:line="240" w:lineRule="auto"/>
-              <w:ind w:left="0" w:right="0" w:firstLine="0"/>
-              <w:jc w:val="left"/>
-              <w:rPr>
-                <w:rFonts w:ascii="Aptos" w:cs="Aptos" w:eastAsia="Aptos" w:hAnsi="Aptos"/>
-                <w:b w:val="0"/>
-                <w:bCs w:val="0"/>
-                <w:i w:val="0"/>
-                <w:iCs w:val="0"/>
-                <w:smallCaps w:val="0"/>
-                <w:strike w:val="0"/>
-                <w:color w:val="000000"/>
-                <w:sz w:val="24"/>
-                <w:szCs w:val="24"/>
-                <w:u w:val="none"/>
-                <w:shd w:fill="auto" w:val="clear"/>
-                <w:vertAlign w:val="baseline"/>
-              </w:rPr>
-            </w:pPr>
-            <w:r>
-              <w:rPr>
-                <w:rFonts w:ascii="Aptos" w:cs="Aptos" w:eastAsia="Aptos" w:hAnsi="Aptos"/>
-                <w:b w:val="0"/>
-                <w:bCs w:val="0"/>
-                <w:i w:val="0"/>
-                <w:iCs w:val="0"/>
-                <w:smallCaps w:val="0"/>
-                <w:strike w:val="0"/>
-                <w:color w:val="000000"/>
-                <w:sz w:val="24"/>
-                <w:szCs w:val="24"/>
-                <w:u w:val="none"/>
-                <w:shd w:fill="auto" w:val="clear"/>
-                <w:vertAlign w:val="baseline"/>
-                <w:rtl w:val="0"/>
-              </w:rPr>
-              <w:t xml:space="preserve">Mature (ships with GNOME/GTK-based tools)</w:t>
-            </w:r>
-          </w:p>
-        </w:tc>
-      </w:tr>
-      <w:tr>
-        <w:trPr>
-          <w:cantSplit w:val="0"/>
-          <w:tblHeader w:val="0"/>
-        </w:trPr>
-        <w:tc>
-          <w:tcPr/>
-          <w:p>
-            <w:pPr>
-              <w:keepNext w:val="0"/>
-              <w:keepLines w:val="0"/>
-              <w:pageBreakBefore w:val="0"/>
-              <w:widowControl w:val="1"/>
-              <w:pBdr>
-                <w:top w:space="0" w:sz="0" w:val="nil"/>
-                <w:left w:space="0" w:sz="0" w:val="nil"/>
-                <w:bottom w:space="0" w:sz="0" w:val="nil"/>
-                <w:right w:space="0" w:sz="0" w:val="nil"/>
-                <w:between w:space="0" w:sz="0" w:val="nil"/>
-              </w:pBdr>
-              <w:shd w:fill="auto" w:val="clear"/>
-              <w:spacing w:after="36" w:before="36" w:line="240" w:lineRule="auto"/>
-              <w:ind w:left="0" w:right="0" w:firstLine="0"/>
-              <w:jc w:val="left"/>
-              <w:rPr>
-                <w:rFonts w:ascii="Aptos" w:cs="Aptos" w:eastAsia="Aptos" w:hAnsi="Aptos"/>
-                <w:b w:val="0"/>
-                <w:bCs w:val="0"/>
-                <w:i w:val="0"/>
-                <w:iCs w:val="0"/>
-                <w:smallCaps w:val="0"/>
-                <w:strike w:val="0"/>
-                <w:color w:val="000000"/>
-                <w:sz w:val="24"/>
-                <w:szCs w:val="24"/>
-                <w:u w:val="none"/>
-                <w:shd w:fill="auto" w:val="clear"/>
-                <w:vertAlign w:val="baseline"/>
-              </w:rPr>
-            </w:pPr>
-            <w:r>
-              <w:rPr>
-                <w:rFonts w:ascii="Aptos" w:cs="Aptos" w:eastAsia="Aptos" w:hAnsi="Aptos"/>
-                <w:b w:val="1"/>
-                <w:bCs w:val="1"/>
-                <w:i w:val="0"/>
-                <w:iCs w:val="0"/>
-                <w:smallCaps w:val="0"/>
-                <w:strike w:val="0"/>
-                <w:color w:val="000000"/>
-                <w:sz w:val="24"/>
-                <w:szCs w:val="24"/>
-                <w:u w:val="none"/>
-                <w:shd w:fill="auto" w:val="clear"/>
-                <w:vertAlign w:val="baseline"/>
-                <w:rtl w:val="0"/>
-              </w:rPr>
-              <w:t xml:space="preserve">Gecko (Mozilla)</w:t>
-            </w:r>
-            <w:r>
-              <w:rPr>
-                <w:rtl w:val="0"/>
-              </w:rPr>
-            </w:r>
-          </w:p>
-        </w:tc>
-        <w:tc>
-          <w:tcPr/>
-          <w:p>
-            <w:pPr>
-              <w:keepNext w:val="0"/>
-              <w:keepLines w:val="0"/>
-              <w:pageBreakBefore w:val="0"/>
-              <w:widowControl w:val="1"/>
-              <w:pBdr>
-                <w:top w:space="0" w:sz="0" w:val="nil"/>
-                <w:left w:space="0" w:sz="0" w:val="nil"/>
-                <w:bottom w:space="0" w:sz="0" w:val="nil"/>
-                <w:right w:space="0" w:sz="0" w:val="nil"/>
-                <w:between w:space="0" w:sz="0" w:val="nil"/>
-              </w:pBdr>
-              <w:shd w:fill="auto" w:val="clear"/>
-              <w:spacing w:after="36" w:before="36" w:line="240" w:lineRule="auto"/>
-              <w:ind w:left="0" w:right="0" w:firstLine="0"/>
-              <w:jc w:val="left"/>
-              <w:rPr>
-                <w:rFonts w:ascii="Aptos" w:cs="Aptos" w:eastAsia="Aptos" w:hAnsi="Aptos"/>
-                <w:b w:val="0"/>
-                <w:bCs w:val="0"/>
-                <w:i w:val="0"/>
-                <w:iCs w:val="0"/>
-                <w:smallCaps w:val="0"/>
-                <w:strike w:val="0"/>
-                <w:color w:val="000000"/>
-                <w:sz w:val="24"/>
-                <w:szCs w:val="24"/>
-                <w:u w:val="none"/>
-                <w:shd w:fill="auto" w:val="clear"/>
-                <w:vertAlign w:val="baseline"/>
-              </w:rPr>
-            </w:pPr>
-            <w:r>
-              <w:rPr>
-                <w:rFonts w:ascii="Aptos" w:cs="Aptos" w:eastAsia="Aptos" w:hAnsi="Aptos"/>
-                <w:b w:val="0"/>
-                <w:bCs w:val="0"/>
-                <w:i w:val="0"/>
-                <w:iCs w:val="0"/>
-                <w:smallCaps w:val="0"/>
-                <w:strike w:val="0"/>
-                <w:color w:val="000000"/>
-                <w:sz w:val="24"/>
-                <w:szCs w:val="24"/>
-                <w:u w:val="none"/>
-                <w:shd w:fill="auto" w:val="clear"/>
-                <w:vertAlign w:val="baseline"/>
-                <w:rtl w:val="0"/>
-              </w:rPr>
-              <w:t xml:space="preserve">C++ (and Rust)</w:t>
-            </w:r>
-          </w:p>
-        </w:tc>
-        <w:tc>
-          <w:tcPr/>
-          <w:p>
-            <w:pPr>
-              <w:keepNext w:val="0"/>
-              <w:keepLines w:val="0"/>
-              <w:pageBreakBefore w:val="0"/>
-              <w:widowControl w:val="1"/>
-              <w:pBdr>
-                <w:top w:space="0" w:sz="0" w:val="nil"/>
-                <w:left w:space="0" w:sz="0" w:val="nil"/>
-                <w:bottom w:space="0" w:sz="0" w:val="nil"/>
-                <w:right w:space="0" w:sz="0" w:val="nil"/>
-                <w:between w:space="0" w:sz="0" w:val="nil"/>
-              </w:pBdr>
-              <w:shd w:fill="auto" w:val="clear"/>
-              <w:spacing w:after="36" w:before="36" w:line="240" w:lineRule="auto"/>
-              <w:ind w:left="0" w:right="0" w:firstLine="0"/>
-              <w:jc w:val="left"/>
-              <w:rPr>
-                <w:rFonts w:ascii="Aptos" w:cs="Aptos" w:eastAsia="Aptos" w:hAnsi="Aptos"/>
-                <w:b w:val="0"/>
-                <w:bCs w:val="0"/>
-                <w:i w:val="0"/>
-                <w:iCs w:val="0"/>
-                <w:smallCaps w:val="0"/>
-                <w:strike w:val="0"/>
-                <w:color w:val="000000"/>
-                <w:sz w:val="24"/>
-                <w:szCs w:val="24"/>
-                <w:u w:val="none"/>
-                <w:shd w:fill="auto" w:val="clear"/>
-                <w:vertAlign w:val="baseline"/>
-              </w:rPr>
-            </w:pPr>
-            <w:r>
-              <w:rPr>
-                <w:rFonts w:ascii="Aptos" w:cs="Aptos" w:eastAsia="Aptos" w:hAnsi="Aptos"/>
-                <w:b w:val="0"/>
-                <w:bCs w:val="0"/>
-                <w:i w:val="0"/>
-                <w:iCs w:val="0"/>
-                <w:smallCaps w:val="0"/>
-                <w:strike w:val="0"/>
-                <w:color w:val="000000"/>
-                <w:sz w:val="24"/>
-                <w:szCs w:val="24"/>
-                <w:u w:val="none"/>
-                <w:shd w:fill="auto" w:val="clear"/>
-                <w:vertAlign w:val="baseline"/>
-                <w:rtl w:val="0"/>
-              </w:rPr>
-              <w:t xml:space="preserve">Browser CSS engine (nsCSSParser, nsStyleSet, etc.). Tokenizes and parses CSS into internal data structures; computes style for the DOM.</w:t>
-            </w:r>
-          </w:p>
-        </w:tc>
-        <w:tc>
-          <w:tcPr/>
-          <w:p>
-            <w:pPr>
-              <w:keepNext w:val="0"/>
-              <w:keepLines w:val="0"/>
-              <w:pageBreakBefore w:val="0"/>
-              <w:widowControl w:val="1"/>
-              <w:pBdr>
-                <w:top w:space="0" w:sz="0" w:val="nil"/>
-                <w:left w:space="0" w:sz="0" w:val="nil"/>
-                <w:bottom w:space="0" w:sz="0" w:val="nil"/>
-                <w:right w:space="0" w:sz="0" w:val="nil"/>
-                <w:between w:space="0" w:sz="0" w:val="nil"/>
-              </w:pBdr>
-              <w:shd w:fill="auto" w:val="clear"/>
-              <w:spacing w:after="36" w:before="36" w:line="240" w:lineRule="auto"/>
-              <w:ind w:left="0" w:right="0" w:firstLine="0"/>
-              <w:jc w:val="left"/>
-              <w:rPr>
-                <w:rFonts w:ascii="Aptos" w:cs="Aptos" w:eastAsia="Aptos" w:hAnsi="Aptos"/>
-                <w:b w:val="0"/>
-                <w:bCs w:val="0"/>
-                <w:i w:val="0"/>
-                <w:iCs w:val="0"/>
-                <w:smallCaps w:val="0"/>
-                <w:strike w:val="0"/>
-                <w:color w:val="000000"/>
-                <w:sz w:val="24"/>
-                <w:szCs w:val="24"/>
-                <w:u w:val="none"/>
-                <w:shd w:fill="auto" w:val="clear"/>
-                <w:vertAlign w:val="baseline"/>
-              </w:rPr>
-            </w:pPr>
-            <w:r>
-              <w:rPr>
-                <w:rFonts w:ascii="Aptos" w:cs="Aptos" w:eastAsia="Aptos" w:hAnsi="Aptos"/>
-                <w:b w:val="0"/>
-                <w:bCs w:val="0"/>
-                <w:i w:val="0"/>
-                <w:iCs w:val="0"/>
-                <w:smallCaps w:val="0"/>
-                <w:strike w:val="0"/>
-                <w:color w:val="000000"/>
-                <w:sz w:val="24"/>
-                <w:szCs w:val="24"/>
-                <w:u w:val="none"/>
-                <w:shd w:fill="auto" w:val="clear"/>
-                <w:vertAlign w:val="baseline"/>
-                <w:rtl w:val="0"/>
-              </w:rPr>
-              <w:t xml:space="preserve">Full evaluation per spec: parses and resolves values (lengths, percentages, functions like </w:t>
-            </w:r>
-            <w:r>
-              <w:rPr>
-                <w:rFonts w:ascii="Consolas" w:cs="Consolas" w:eastAsia="Consolas" w:hAnsi="Consolas"/>
-                <w:b w:val="0"/>
-                <w:bCs w:val="0"/>
-                <w:i w:val="0"/>
-                <w:iCs w:val="0"/>
-                <w:smallCaps w:val="0"/>
-                <w:strike w:val="0"/>
-                <w:color w:val="000000"/>
-                <w:sz w:val="22"/>
-                <w:szCs w:val="22"/>
-                <w:u w:val="none"/>
-                <w:shd w:fill="auto" w:val="clear"/>
-                <w:vertAlign w:val="baseline"/>
-                <w:rtl w:val="0"/>
-              </w:rPr>
-              <w:t xml:space="preserve">calc()</w:t>
-            </w:r>
-            <w:r>
-              <w:rPr>
-                <w:rFonts w:ascii="Aptos" w:cs="Aptos" w:eastAsia="Aptos" w:hAnsi="Aptos"/>
-                <w:b w:val="0"/>
-                <w:bCs w:val="0"/>
-                <w:i w:val="0"/>
-                <w:iCs w:val="0"/>
-                <w:smallCaps w:val="0"/>
-                <w:strike w:val="0"/>
-                <w:color w:val="000000"/>
-                <w:sz w:val="24"/>
-                <w:szCs w:val="24"/>
-                <w:u w:val="none"/>
-                <w:shd w:fill="auto" w:val="clear"/>
-                <w:vertAlign w:val="baseline"/>
-                <w:rtl w:val="0"/>
-              </w:rPr>
-              <w:t xml:space="preserve">, </w:t>
-            </w:r>
-            <w:r>
-              <w:rPr>
-                <w:rFonts w:ascii="Consolas" w:cs="Consolas" w:eastAsia="Consolas" w:hAnsi="Consolas"/>
-                <w:b w:val="0"/>
-                <w:bCs w:val="0"/>
-                <w:i w:val="0"/>
-                <w:iCs w:val="0"/>
-                <w:smallCaps w:val="0"/>
-                <w:strike w:val="0"/>
-                <w:color w:val="000000"/>
-                <w:sz w:val="22"/>
-                <w:szCs w:val="22"/>
-                <w:u w:val="none"/>
-                <w:shd w:fill="auto" w:val="clear"/>
-                <w:vertAlign w:val="baseline"/>
-                <w:rtl w:val="0"/>
-              </w:rPr>
-              <w:t xml:space="preserve">var()</w:t>
-            </w:r>
-            <w:r>
-              <w:rPr>
-                <w:rFonts w:ascii="Aptos" w:cs="Aptos" w:eastAsia="Aptos" w:hAnsi="Aptos"/>
-                <w:b w:val="0"/>
-                <w:bCs w:val="0"/>
-                <w:i w:val="0"/>
-                <w:iCs w:val="0"/>
-                <w:smallCaps w:val="0"/>
-                <w:strike w:val="0"/>
-                <w:color w:val="000000"/>
-                <w:sz w:val="24"/>
-                <w:szCs w:val="24"/>
-                <w:u w:val="none"/>
-                <w:shd w:fill="auto" w:val="clear"/>
-                <w:vertAlign w:val="baseline"/>
-                <w:rtl w:val="0"/>
-              </w:rPr>
-              <w:t xml:space="preserve">, colors, gradients, etc.) according to the CSS specs. Supports CSS3/4 features (media queries, selectors, variables).</w:t>
-            </w:r>
-          </w:p>
-        </w:tc>
-        <w:tc>
-          <w:tcPr/>
-          <w:p>
-            <w:pPr>
-              <w:keepNext w:val="0"/>
-              <w:keepLines w:val="0"/>
-              <w:pageBreakBefore w:val="0"/>
-              <w:widowControl w:val="1"/>
-              <w:pBdr>
-                <w:top w:space="0" w:sz="0" w:val="nil"/>
-                <w:left w:space="0" w:sz="0" w:val="nil"/>
-                <w:bottom w:space="0" w:sz="0" w:val="nil"/>
-                <w:right w:space="0" w:sz="0" w:val="nil"/>
-                <w:between w:space="0" w:sz="0" w:val="nil"/>
-              </w:pBdr>
-              <w:shd w:fill="auto" w:val="clear"/>
-              <w:spacing w:after="36" w:before="36" w:line="240" w:lineRule="auto"/>
-              <w:ind w:left="0" w:right="0" w:firstLine="0"/>
-              <w:jc w:val="left"/>
-              <w:rPr>
-                <w:rFonts w:ascii="Aptos" w:cs="Aptos" w:eastAsia="Aptos" w:hAnsi="Aptos"/>
-                <w:b w:val="0"/>
-                <w:bCs w:val="0"/>
-                <w:i w:val="0"/>
-                <w:iCs w:val="0"/>
-                <w:smallCaps w:val="0"/>
-                <w:strike w:val="0"/>
-                <w:color w:val="000000"/>
-                <w:sz w:val="24"/>
-                <w:szCs w:val="24"/>
-                <w:u w:val="none"/>
-                <w:shd w:fill="auto" w:val="clear"/>
-                <w:vertAlign w:val="baseline"/>
-              </w:rPr>
-            </w:pPr>
-            <w:r>
-              <w:rPr>
-                <w:rFonts w:ascii="Aptos" w:cs="Aptos" w:eastAsia="Aptos" w:hAnsi="Aptos"/>
-                <w:b w:val="0"/>
-                <w:bCs w:val="0"/>
-                <w:i w:val="0"/>
-                <w:iCs w:val="0"/>
-                <w:smallCaps w:val="0"/>
-                <w:strike w:val="0"/>
-                <w:color w:val="000000"/>
-                <w:sz w:val="24"/>
-                <w:szCs w:val="24"/>
-                <w:u w:val="none"/>
-                <w:shd w:fill="auto" w:val="clear"/>
-                <w:vertAlign w:val="baseline"/>
-                <w:rtl w:val="0"/>
-              </w:rPr>
-              <w:t xml:space="preserve">Full CSS cascading: collects declarations, applies specificity and inheritance, computes </w:t>
-            </w:r>
-            <w:r>
-              <w:rPr>
-                <w:rFonts w:ascii="Aptos" w:cs="Aptos" w:eastAsia="Aptos" w:hAnsi="Aptos"/>
-                <w:b w:val="0"/>
-                <w:bCs w:val="0"/>
-                <w:i w:val="1"/>
-                <w:iCs w:val="1"/>
-                <w:smallCaps w:val="0"/>
-                <w:strike w:val="0"/>
-                <w:color w:val="000000"/>
-                <w:sz w:val="24"/>
-                <w:szCs w:val="24"/>
-                <w:u w:val="none"/>
-                <w:shd w:fill="auto" w:val="clear"/>
-                <w:vertAlign w:val="baseline"/>
-                <w:rtl w:val="0"/>
-              </w:rPr>
-              <w:t xml:space="preserve">specified</w:t>
-            </w:r>
-            <w:r>
-              <w:rPr>
-                <w:rFonts w:ascii="Aptos" w:cs="Aptos" w:eastAsia="Aptos" w:hAnsi="Aptos"/>
-                <w:b w:val="0"/>
-                <w:bCs w:val="0"/>
-                <w:i w:val="0"/>
-                <w:iCs w:val="0"/>
-                <w:smallCaps w:val="0"/>
-                <w:strike w:val="0"/>
-                <w:color w:val="000000"/>
-                <w:sz w:val="24"/>
-                <w:szCs w:val="24"/>
-                <w:u w:val="none"/>
-                <w:shd w:fill="auto" w:val="clear"/>
-                <w:vertAlign w:val="baseline"/>
-                <w:rtl w:val="0"/>
-              </w:rPr>
-              <w:t xml:space="preserve"> and </w:t>
-            </w:r>
-            <w:r>
-              <w:rPr>
-                <w:rFonts w:ascii="Aptos" w:cs="Aptos" w:eastAsia="Aptos" w:hAnsi="Aptos"/>
-                <w:b w:val="0"/>
-                <w:bCs w:val="0"/>
-                <w:i w:val="1"/>
-                <w:iCs w:val="1"/>
-                <w:smallCaps w:val="0"/>
-                <w:strike w:val="0"/>
-                <w:color w:val="000000"/>
-                <w:sz w:val="24"/>
-                <w:szCs w:val="24"/>
-                <w:u w:val="none"/>
-                <w:shd w:fill="auto" w:val="clear"/>
-                <w:vertAlign w:val="baseline"/>
-                <w:rtl w:val="0"/>
-              </w:rPr>
-              <w:t xml:space="preserve">computed</w:t>
-            </w:r>
-            <w:r>
-              <w:rPr>
-                <w:rFonts w:ascii="Aptos" w:cs="Aptos" w:eastAsia="Aptos" w:hAnsi="Aptos"/>
-                <w:b w:val="0"/>
-                <w:bCs w:val="0"/>
-                <w:i w:val="0"/>
-                <w:iCs w:val="0"/>
-                <w:smallCaps w:val="0"/>
-                <w:strike w:val="0"/>
-                <w:color w:val="000000"/>
-                <w:sz w:val="24"/>
-                <w:szCs w:val="24"/>
-                <w:u w:val="none"/>
-                <w:shd w:fill="auto" w:val="clear"/>
-                <w:vertAlign w:val="baseline"/>
-                <w:rtl w:val="0"/>
-              </w:rPr>
-              <w:t xml:space="preserve"> values, defaulting/inheritance rules. Implements value sanitization (invalid values dropped), transitions, etc.</w:t>
-            </w:r>
-          </w:p>
-        </w:tc>
-        <w:tc>
-          <w:tcPr/>
-          <w:p>
-            <w:pPr>
-              <w:keepNext w:val="0"/>
-              <w:keepLines w:val="0"/>
-              <w:pageBreakBefore w:val="0"/>
-              <w:widowControl w:val="1"/>
-              <w:pBdr>
-                <w:top w:space="0" w:sz="0" w:val="nil"/>
-                <w:left w:space="0" w:sz="0" w:val="nil"/>
-                <w:bottom w:space="0" w:sz="0" w:val="nil"/>
-                <w:right w:space="0" w:sz="0" w:val="nil"/>
-                <w:between w:space="0" w:sz="0" w:val="nil"/>
-              </w:pBdr>
-              <w:shd w:fill="auto" w:val="clear"/>
-              <w:spacing w:after="36" w:before="36" w:line="240" w:lineRule="auto"/>
-              <w:ind w:left="0" w:right="0" w:firstLine="0"/>
-              <w:jc w:val="left"/>
-              <w:rPr>
-                <w:rFonts w:ascii="Aptos" w:cs="Aptos" w:eastAsia="Aptos" w:hAnsi="Aptos"/>
-                <w:b w:val="0"/>
-                <w:bCs w:val="0"/>
-                <w:i w:val="0"/>
-                <w:iCs w:val="0"/>
-                <w:smallCaps w:val="0"/>
-                <w:strike w:val="0"/>
-                <w:color w:val="000000"/>
-                <w:sz w:val="24"/>
-                <w:szCs w:val="24"/>
-                <w:u w:val="none"/>
-                <w:shd w:fill="auto" w:val="clear"/>
-                <w:vertAlign w:val="baseline"/>
-              </w:rPr>
-            </w:pPr>
-            <w:r>
-              <w:rPr>
-                <w:rFonts w:ascii="Aptos" w:cs="Aptos" w:eastAsia="Aptos" w:hAnsi="Aptos"/>
-                <w:b w:val="0"/>
-                <w:bCs w:val="0"/>
-                <w:i w:val="0"/>
-                <w:iCs w:val="0"/>
-                <w:smallCaps w:val="0"/>
-                <w:strike w:val="0"/>
-                <w:color w:val="000000"/>
-                <w:sz w:val="24"/>
-                <w:szCs w:val="24"/>
-                <w:u w:val="none"/>
-                <w:shd w:fill="auto" w:val="clear"/>
-                <w:vertAlign w:val="baseline"/>
-                <w:rtl w:val="0"/>
-              </w:rPr>
-              <w:t xml:space="preserve">MPL-2.0</w:t>
-            </w:r>
-          </w:p>
-        </w:tc>
-        <w:tc>
-          <w:tcPr/>
-          <w:p>
-            <w:pPr>
-              <w:keepNext w:val="0"/>
-              <w:keepLines w:val="0"/>
-              <w:pageBreakBefore w:val="0"/>
-              <w:widowControl w:val="1"/>
-              <w:pBdr>
-                <w:top w:space="0" w:sz="0" w:val="nil"/>
-                <w:left w:space="0" w:sz="0" w:val="nil"/>
-                <w:bottom w:space="0" w:sz="0" w:val="nil"/>
-                <w:right w:space="0" w:sz="0" w:val="nil"/>
-                <w:between w:space="0" w:sz="0" w:val="nil"/>
-              </w:pBdr>
-              <w:shd w:fill="auto" w:val="clear"/>
-              <w:spacing w:after="36" w:before="36" w:line="240" w:lineRule="auto"/>
-              <w:ind w:left="0" w:right="0" w:firstLine="0"/>
-              <w:jc w:val="left"/>
-              <w:rPr>
-                <w:rFonts w:ascii="Aptos" w:cs="Aptos" w:eastAsia="Aptos" w:hAnsi="Aptos"/>
-                <w:b w:val="0"/>
-                <w:bCs w:val="0"/>
-                <w:i w:val="0"/>
-                <w:iCs w:val="0"/>
-                <w:smallCaps w:val="0"/>
-                <w:strike w:val="0"/>
-                <w:color w:val="000000"/>
-                <w:sz w:val="24"/>
-                <w:szCs w:val="24"/>
-                <w:u w:val="none"/>
-                <w:shd w:fill="auto" w:val="clear"/>
-                <w:vertAlign w:val="baseline"/>
-              </w:rPr>
-            </w:pPr>
-            <w:r>
-              <w:rPr>
-                <w:rFonts w:ascii="Aptos" w:cs="Aptos" w:eastAsia="Aptos" w:hAnsi="Aptos"/>
-                <w:b w:val="0"/>
-                <w:bCs w:val="0"/>
-                <w:i w:val="0"/>
-                <w:iCs w:val="0"/>
-                <w:smallCaps w:val="0"/>
-                <w:strike w:val="0"/>
-                <w:color w:val="000000"/>
-                <w:sz w:val="24"/>
-                <w:szCs w:val="24"/>
-                <w:u w:val="none"/>
-                <w:shd w:fill="auto" w:val="clear"/>
-                <w:vertAlign w:val="baseline"/>
-                <w:rtl w:val="0"/>
-              </w:rPr>
-              <w:t xml:space="preserve">Very high (shipped in Firefox)</w:t>
-            </w:r>
-          </w:p>
-        </w:tc>
-      </w:tr>
-      <w:tr>
-        <w:trPr>
-          <w:cantSplit w:val="0"/>
-          <w:tblHeader w:val="0"/>
-        </w:trPr>
-        <w:tc>
-          <w:tcPr/>
-          <w:p>
-            <w:pPr>
-              <w:keepNext w:val="0"/>
-              <w:keepLines w:val="0"/>
-              <w:pageBreakBefore w:val="0"/>
-              <w:widowControl w:val="1"/>
-              <w:pBdr>
-                <w:top w:space="0" w:sz="0" w:val="nil"/>
-                <w:left w:space="0" w:sz="0" w:val="nil"/>
-                <w:bottom w:space="0" w:sz="0" w:val="nil"/>
-                <w:right w:space="0" w:sz="0" w:val="nil"/>
-                <w:between w:space="0" w:sz="0" w:val="nil"/>
-              </w:pBdr>
-              <w:shd w:fill="auto" w:val="clear"/>
-              <w:spacing w:after="36" w:before="36" w:line="240" w:lineRule="auto"/>
-              <w:ind w:left="0" w:right="0" w:firstLine="0"/>
-              <w:jc w:val="left"/>
-              <w:rPr>
-                <w:rFonts w:ascii="Aptos" w:cs="Aptos" w:eastAsia="Aptos" w:hAnsi="Aptos"/>
-                <w:b w:val="0"/>
-                <w:bCs w:val="0"/>
-                <w:i w:val="0"/>
-                <w:iCs w:val="0"/>
-                <w:smallCaps w:val="0"/>
-                <w:strike w:val="0"/>
-                <w:color w:val="000000"/>
-                <w:sz w:val="24"/>
-                <w:szCs w:val="24"/>
-                <w:u w:val="none"/>
-                <w:shd w:fill="auto" w:val="clear"/>
-                <w:vertAlign w:val="baseline"/>
-              </w:rPr>
-            </w:pPr>
-            <w:r>
-              <w:rPr>
-                <w:rFonts w:ascii="Aptos" w:cs="Aptos" w:eastAsia="Aptos" w:hAnsi="Aptos"/>
-                <w:b w:val="1"/>
-                <w:bCs w:val="1"/>
-                <w:i w:val="0"/>
-                <w:iCs w:val="0"/>
-                <w:smallCaps w:val="0"/>
-                <w:strike w:val="0"/>
-                <w:color w:val="000000"/>
-                <w:sz w:val="24"/>
-                <w:szCs w:val="24"/>
-                <w:u w:val="none"/>
-                <w:shd w:fill="auto" w:val="clear"/>
-                <w:vertAlign w:val="baseline"/>
-                <w:rtl w:val="0"/>
-              </w:rPr>
-              <w:t xml:space="preserve">Blink (Chromium)</w:t>
-            </w:r>
-            <w:r>
-              <w:rPr>
-                <w:rtl w:val="0"/>
-              </w:rPr>
-            </w:r>
-          </w:p>
-        </w:tc>
-        <w:tc>
-          <w:tcPr/>
-          <w:p>
-            <w:pPr>
-              <w:keepNext w:val="0"/>
-              <w:keepLines w:val="0"/>
-              <w:pageBreakBefore w:val="0"/>
-              <w:widowControl w:val="1"/>
-              <w:pBdr>
-                <w:top w:space="0" w:sz="0" w:val="nil"/>
-                <w:left w:space="0" w:sz="0" w:val="nil"/>
-                <w:bottom w:space="0" w:sz="0" w:val="nil"/>
-                <w:right w:space="0" w:sz="0" w:val="nil"/>
-                <w:between w:space="0" w:sz="0" w:val="nil"/>
-              </w:pBdr>
-              <w:shd w:fill="auto" w:val="clear"/>
-              <w:spacing w:after="36" w:before="36" w:line="240" w:lineRule="auto"/>
-              <w:ind w:left="0" w:right="0" w:firstLine="0"/>
-              <w:jc w:val="left"/>
-              <w:rPr>
-                <w:rFonts w:ascii="Aptos" w:cs="Aptos" w:eastAsia="Aptos" w:hAnsi="Aptos"/>
-                <w:b w:val="0"/>
-                <w:bCs w:val="0"/>
-                <w:i w:val="0"/>
-                <w:iCs w:val="0"/>
-                <w:smallCaps w:val="0"/>
-                <w:strike w:val="0"/>
-                <w:color w:val="000000"/>
-                <w:sz w:val="24"/>
-                <w:szCs w:val="24"/>
-                <w:u w:val="none"/>
-                <w:shd w:fill="auto" w:val="clear"/>
-                <w:vertAlign w:val="baseline"/>
-              </w:rPr>
-            </w:pPr>
-            <w:r>
-              <w:rPr>
-                <w:rFonts w:ascii="Aptos" w:cs="Aptos" w:eastAsia="Aptos" w:hAnsi="Aptos"/>
-                <w:b w:val="0"/>
-                <w:bCs w:val="0"/>
-                <w:i w:val="0"/>
-                <w:iCs w:val="0"/>
-                <w:smallCaps w:val="0"/>
-                <w:strike w:val="0"/>
-                <w:color w:val="000000"/>
-                <w:sz w:val="24"/>
-                <w:szCs w:val="24"/>
-                <w:u w:val="none"/>
-                <w:shd w:fill="auto" w:val="clear"/>
-                <w:vertAlign w:val="baseline"/>
-                <w:rtl w:val="0"/>
-              </w:rPr>
-              <w:t xml:space="preserve">C++</w:t>
-            </w:r>
-          </w:p>
-        </w:tc>
-        <w:tc>
-          <w:tcPr/>
-          <w:p>
-            <w:pPr>
-              <w:keepNext w:val="0"/>
-              <w:keepLines w:val="0"/>
-              <w:pageBreakBefore w:val="0"/>
-              <w:widowControl w:val="1"/>
-              <w:pBdr>
-                <w:top w:space="0" w:sz="0" w:val="nil"/>
-                <w:left w:space="0" w:sz="0" w:val="nil"/>
-                <w:bottom w:space="0" w:sz="0" w:val="nil"/>
-                <w:right w:space="0" w:sz="0" w:val="nil"/>
-                <w:between w:space="0" w:sz="0" w:val="nil"/>
-              </w:pBdr>
-              <w:shd w:fill="auto" w:val="clear"/>
-              <w:spacing w:after="36" w:before="36" w:line="240" w:lineRule="auto"/>
-              <w:ind w:left="0" w:right="0" w:firstLine="0"/>
-              <w:jc w:val="left"/>
-              <w:rPr>
-                <w:rFonts w:ascii="Aptos" w:cs="Aptos" w:eastAsia="Aptos" w:hAnsi="Aptos"/>
-                <w:b w:val="0"/>
-                <w:bCs w:val="0"/>
-                <w:i w:val="0"/>
-                <w:iCs w:val="0"/>
-                <w:smallCaps w:val="0"/>
-                <w:strike w:val="0"/>
-                <w:color w:val="000000"/>
-                <w:sz w:val="24"/>
-                <w:szCs w:val="24"/>
-                <w:u w:val="none"/>
-                <w:shd w:fill="auto" w:val="clear"/>
-                <w:vertAlign w:val="baseline"/>
-              </w:rPr>
-            </w:pPr>
-            <w:r>
-              <w:rPr>
-                <w:rFonts w:ascii="Aptos" w:cs="Aptos" w:eastAsia="Aptos" w:hAnsi="Aptos"/>
-                <w:b w:val="0"/>
-                <w:bCs w:val="0"/>
-                <w:i w:val="0"/>
-                <w:iCs w:val="0"/>
-                <w:smallCaps w:val="0"/>
-                <w:strike w:val="0"/>
-                <w:color w:val="000000"/>
-                <w:sz w:val="24"/>
-                <w:szCs w:val="24"/>
-                <w:u w:val="none"/>
-                <w:shd w:fill="auto" w:val="clear"/>
-                <w:vertAlign w:val="baseline"/>
-                <w:rtl w:val="0"/>
-              </w:rPr>
-              <w:t xml:space="preserve">Chrome’s rendering engine: CSS parser (</w:t>
-            </w:r>
-            <w:r>
-              <w:rPr>
-                <w:rFonts w:ascii="Consolas" w:cs="Consolas" w:eastAsia="Consolas" w:hAnsi="Consolas"/>
-                <w:b w:val="0"/>
-                <w:bCs w:val="0"/>
-                <w:i w:val="0"/>
-                <w:iCs w:val="0"/>
-                <w:smallCaps w:val="0"/>
-                <w:strike w:val="0"/>
-                <w:color w:val="000000"/>
-                <w:sz w:val="22"/>
-                <w:szCs w:val="22"/>
-                <w:u w:val="none"/>
-                <w:shd w:fill="auto" w:val="clear"/>
-                <w:vertAlign w:val="baseline"/>
-                <w:rtl w:val="0"/>
-              </w:rPr>
-              <w:t xml:space="preserve">CSSParser</w:t>
-            </w:r>
-            <w:r>
-              <w:rPr>
-                <w:rFonts w:ascii="Aptos" w:cs="Aptos" w:eastAsia="Aptos" w:hAnsi="Aptos"/>
-                <w:b w:val="0"/>
-                <w:bCs w:val="0"/>
-                <w:i w:val="0"/>
-                <w:iCs w:val="0"/>
-                <w:smallCaps w:val="0"/>
-                <w:strike w:val="0"/>
-                <w:color w:val="000000"/>
-                <w:sz w:val="24"/>
-                <w:szCs w:val="24"/>
-                <w:u w:val="none"/>
-                <w:shd w:fill="auto" w:val="clear"/>
-                <w:vertAlign w:val="baseline"/>
-                <w:rtl w:val="0"/>
-              </w:rPr>
-              <w:t xml:space="preserve"> and </w:t>
-            </w:r>
-            <w:r>
-              <w:rPr>
-                <w:rFonts w:ascii="Consolas" w:cs="Consolas" w:eastAsia="Consolas" w:hAnsi="Consolas"/>
-                <w:b w:val="0"/>
-                <w:bCs w:val="0"/>
-                <w:i w:val="0"/>
-                <w:iCs w:val="0"/>
-                <w:smallCaps w:val="0"/>
-                <w:strike w:val="0"/>
-                <w:color w:val="000000"/>
-                <w:sz w:val="22"/>
-                <w:szCs w:val="22"/>
-                <w:u w:val="none"/>
-                <w:shd w:fill="auto" w:val="clear"/>
-                <w:vertAlign w:val="baseline"/>
-                <w:rtl w:val="0"/>
-              </w:rPr>
-              <w:t xml:space="preserve">CSSParserImpl</w:t>
-            </w:r>
-            <w:r>
-              <w:rPr>
-                <w:rFonts w:ascii="Aptos" w:cs="Aptos" w:eastAsia="Aptos" w:hAnsi="Aptos"/>
-                <w:b w:val="0"/>
-                <w:bCs w:val="0"/>
-                <w:i w:val="0"/>
-                <w:iCs w:val="0"/>
-                <w:smallCaps w:val="0"/>
-                <w:strike w:val="0"/>
-                <w:color w:val="000000"/>
-                <w:sz w:val="24"/>
-                <w:szCs w:val="24"/>
-                <w:u w:val="none"/>
-                <w:shd w:fill="auto" w:val="clear"/>
-                <w:vertAlign w:val="baseline"/>
-                <w:rtl w:val="0"/>
-              </w:rPr>
-              <w:t xml:space="preserve">), tokenizes and produces CSSOM. Uses optimized paths (</w:t>
-            </w:r>
-            <w:r>
-              <w:rPr>
-                <w:rFonts w:ascii="Consolas" w:cs="Consolas" w:eastAsia="Consolas" w:hAnsi="Consolas"/>
-                <w:b w:val="0"/>
-                <w:bCs w:val="0"/>
-                <w:i w:val="0"/>
-                <w:iCs w:val="0"/>
-                <w:smallCaps w:val="0"/>
-                <w:strike w:val="0"/>
-                <w:color w:val="000000"/>
-                <w:sz w:val="22"/>
-                <w:szCs w:val="22"/>
-                <w:u w:val="none"/>
-                <w:shd w:fill="auto" w:val="clear"/>
-                <w:vertAlign w:val="baseline"/>
-                <w:rtl w:val="0"/>
-              </w:rPr>
-              <w:t xml:space="preserve">CSSParserFastPaths</w:t>
-            </w:r>
-            <w:r>
-              <w:rPr>
-                <w:rFonts w:ascii="Aptos" w:cs="Aptos" w:eastAsia="Aptos" w:hAnsi="Aptos"/>
-                <w:b w:val="0"/>
-                <w:bCs w:val="0"/>
-                <w:i w:val="0"/>
-                <w:iCs w:val="0"/>
-                <w:smallCaps w:val="0"/>
-                <w:strike w:val="0"/>
-                <w:color w:val="000000"/>
-                <w:sz w:val="24"/>
-                <w:szCs w:val="24"/>
-                <w:u w:val="none"/>
-                <w:shd w:fill="auto" w:val="clear"/>
-                <w:vertAlign w:val="baseline"/>
-                <w:rtl w:val="0"/>
-              </w:rPr>
-              <w:t xml:space="preserve">) for common values【51†L75-L84】.</w:t>
-            </w:r>
-          </w:p>
-        </w:tc>
-        <w:tc>
-          <w:tcPr/>
-          <w:p>
-            <w:pPr>
-              <w:keepNext w:val="0"/>
-              <w:keepLines w:val="0"/>
-              <w:pageBreakBefore w:val="0"/>
-              <w:widowControl w:val="1"/>
-              <w:pBdr>
-                <w:top w:space="0" w:sz="0" w:val="nil"/>
-                <w:left w:space="0" w:sz="0" w:val="nil"/>
-                <w:bottom w:space="0" w:sz="0" w:val="nil"/>
-                <w:right w:space="0" w:sz="0" w:val="nil"/>
-                <w:between w:space="0" w:sz="0" w:val="nil"/>
-              </w:pBdr>
-              <w:shd w:fill="auto" w:val="clear"/>
-              <w:spacing w:after="36" w:before="36" w:line="240" w:lineRule="auto"/>
-              <w:ind w:left="0" w:right="0" w:firstLine="0"/>
-              <w:jc w:val="left"/>
-              <w:rPr>
-                <w:rFonts w:ascii="Aptos" w:cs="Aptos" w:eastAsia="Aptos" w:hAnsi="Aptos"/>
-                <w:b w:val="0"/>
-                <w:bCs w:val="0"/>
-                <w:i w:val="0"/>
-                <w:iCs w:val="0"/>
-                <w:smallCaps w:val="0"/>
-                <w:strike w:val="0"/>
-                <w:color w:val="000000"/>
-                <w:sz w:val="24"/>
-                <w:szCs w:val="24"/>
-                <w:u w:val="none"/>
-                <w:shd w:fill="auto" w:val="clear"/>
-                <w:vertAlign w:val="baseline"/>
-              </w:rPr>
-            </w:pPr>
-            <w:r>
-              <w:rPr>
-                <w:rFonts w:ascii="Aptos" w:cs="Aptos" w:eastAsia="Aptos" w:hAnsi="Aptos"/>
-                <w:b w:val="0"/>
-                <w:bCs w:val="0"/>
-                <w:i w:val="0"/>
-                <w:iCs w:val="0"/>
-                <w:smallCaps w:val="0"/>
-                <w:strike w:val="0"/>
-                <w:color w:val="000000"/>
-                <w:sz w:val="24"/>
-                <w:szCs w:val="24"/>
-                <w:u w:val="none"/>
-                <w:shd w:fill="auto" w:val="clear"/>
-                <w:vertAlign w:val="baseline"/>
-                <w:rtl w:val="0"/>
-              </w:rPr>
-              <w:t xml:space="preserve">Parses and evaluates values (lengths, percentages, colors, </w:t>
-            </w:r>
-            <w:r>
-              <w:rPr>
-                <w:rFonts w:ascii="Consolas" w:cs="Consolas" w:eastAsia="Consolas" w:hAnsi="Consolas"/>
-                <w:b w:val="0"/>
-                <w:bCs w:val="0"/>
-                <w:i w:val="0"/>
-                <w:iCs w:val="0"/>
-                <w:smallCaps w:val="0"/>
-                <w:strike w:val="0"/>
-                <w:color w:val="000000"/>
-                <w:sz w:val="22"/>
-                <w:szCs w:val="22"/>
-                <w:u w:val="none"/>
-                <w:shd w:fill="auto" w:val="clear"/>
-                <w:vertAlign w:val="baseline"/>
-                <w:rtl w:val="0"/>
-              </w:rPr>
-              <w:t xml:space="preserve">calc()</w:t>
-            </w:r>
-            <w:r>
-              <w:rPr>
-                <w:rFonts w:ascii="Aptos" w:cs="Aptos" w:eastAsia="Aptos" w:hAnsi="Aptos"/>
-                <w:b w:val="0"/>
-                <w:bCs w:val="0"/>
-                <w:i w:val="0"/>
-                <w:iCs w:val="0"/>
-                <w:smallCaps w:val="0"/>
-                <w:strike w:val="0"/>
-                <w:color w:val="000000"/>
-                <w:sz w:val="24"/>
-                <w:szCs w:val="24"/>
-                <w:u w:val="none"/>
-                <w:shd w:fill="auto" w:val="clear"/>
-                <w:vertAlign w:val="baseline"/>
-                <w:rtl w:val="0"/>
-              </w:rPr>
-              <w:t xml:space="preserve">, </w:t>
-            </w:r>
-            <w:r>
-              <w:rPr>
-                <w:rFonts w:ascii="Consolas" w:cs="Consolas" w:eastAsia="Consolas" w:hAnsi="Consolas"/>
-                <w:b w:val="0"/>
-                <w:bCs w:val="0"/>
-                <w:i w:val="0"/>
-                <w:iCs w:val="0"/>
-                <w:smallCaps w:val="0"/>
-                <w:strike w:val="0"/>
-                <w:color w:val="000000"/>
-                <w:sz w:val="22"/>
-                <w:szCs w:val="22"/>
-                <w:u w:val="none"/>
-                <w:shd w:fill="auto" w:val="clear"/>
-                <w:vertAlign w:val="baseline"/>
-                <w:rtl w:val="0"/>
-              </w:rPr>
-              <w:t xml:space="preserve">var()</w:t>
-            </w:r>
-            <w:r>
-              <w:rPr>
-                <w:rFonts w:ascii="Aptos" w:cs="Aptos" w:eastAsia="Aptos" w:hAnsi="Aptos"/>
-                <w:b w:val="0"/>
-                <w:bCs w:val="0"/>
-                <w:i w:val="0"/>
-                <w:iCs w:val="0"/>
-                <w:smallCaps w:val="0"/>
-                <w:strike w:val="0"/>
-                <w:color w:val="000000"/>
-                <w:sz w:val="24"/>
-                <w:szCs w:val="24"/>
-                <w:u w:val="none"/>
-                <w:shd w:fill="auto" w:val="clear"/>
-                <w:vertAlign w:val="baseline"/>
-                <w:rtl w:val="0"/>
-              </w:rPr>
-              <w:t xml:space="preserve">, etc.). Handles quirks (quirks-mode, vendor values) and media queries.</w:t>
-            </w:r>
-          </w:p>
-        </w:tc>
-        <w:tc>
-          <w:tcPr/>
-          <w:p>
-            <w:pPr>
-              <w:keepNext w:val="0"/>
-              <w:keepLines w:val="0"/>
-              <w:pageBreakBefore w:val="0"/>
-              <w:widowControl w:val="1"/>
-              <w:pBdr>
-                <w:top w:space="0" w:sz="0" w:val="nil"/>
-                <w:left w:space="0" w:sz="0" w:val="nil"/>
-                <w:bottom w:space="0" w:sz="0" w:val="nil"/>
-                <w:right w:space="0" w:sz="0" w:val="nil"/>
-                <w:between w:space="0" w:sz="0" w:val="nil"/>
-              </w:pBdr>
-              <w:shd w:fill="auto" w:val="clear"/>
-              <w:spacing w:after="36" w:before="36" w:line="240" w:lineRule="auto"/>
-              <w:ind w:left="0" w:right="0" w:firstLine="0"/>
-              <w:jc w:val="left"/>
-              <w:rPr>
-                <w:rFonts w:ascii="Aptos" w:cs="Aptos" w:eastAsia="Aptos" w:hAnsi="Aptos"/>
-                <w:b w:val="0"/>
-                <w:bCs w:val="0"/>
-                <w:i w:val="0"/>
-                <w:iCs w:val="0"/>
-                <w:smallCaps w:val="0"/>
-                <w:strike w:val="0"/>
-                <w:color w:val="000000"/>
-                <w:sz w:val="24"/>
-                <w:szCs w:val="24"/>
-                <w:u w:val="none"/>
-                <w:shd w:fill="auto" w:val="clear"/>
-                <w:vertAlign w:val="baseline"/>
-              </w:rPr>
-            </w:pPr>
-            <w:r>
-              <w:rPr>
-                <w:rFonts w:ascii="Aptos" w:cs="Aptos" w:eastAsia="Aptos" w:hAnsi="Aptos"/>
-                <w:b w:val="0"/>
-                <w:bCs w:val="0"/>
-                <w:i w:val="0"/>
-                <w:iCs w:val="0"/>
-                <w:smallCaps w:val="0"/>
-                <w:strike w:val="0"/>
-                <w:color w:val="000000"/>
-                <w:sz w:val="24"/>
-                <w:szCs w:val="24"/>
-                <w:u w:val="none"/>
-                <w:shd w:fill="auto" w:val="clear"/>
-                <w:vertAlign w:val="baseline"/>
-                <w:rtl w:val="0"/>
-              </w:rPr>
-              <w:t xml:space="preserve">Performs full cascade: selector matching, specificity, inheritance, defaulting, shadow DOM style, etc. Computed styles use style struct sharing (so siblings with same styles share memory).</w:t>
-            </w:r>
-          </w:p>
-        </w:tc>
-        <w:tc>
-          <w:tcPr/>
-          <w:p>
-            <w:pPr>
-              <w:keepNext w:val="0"/>
-              <w:keepLines w:val="0"/>
-              <w:pageBreakBefore w:val="0"/>
-              <w:widowControl w:val="1"/>
-              <w:pBdr>
-                <w:top w:space="0" w:sz="0" w:val="nil"/>
-                <w:left w:space="0" w:sz="0" w:val="nil"/>
-                <w:bottom w:space="0" w:sz="0" w:val="nil"/>
-                <w:right w:space="0" w:sz="0" w:val="nil"/>
-                <w:between w:space="0" w:sz="0" w:val="nil"/>
-              </w:pBdr>
-              <w:shd w:fill="auto" w:val="clear"/>
-              <w:spacing w:after="36" w:before="36" w:line="240" w:lineRule="auto"/>
-              <w:ind w:left="0" w:right="0" w:firstLine="0"/>
-              <w:jc w:val="left"/>
-              <w:rPr>
-                <w:rFonts w:ascii="Aptos" w:cs="Aptos" w:eastAsia="Aptos" w:hAnsi="Aptos"/>
-                <w:b w:val="0"/>
-                <w:bCs w:val="0"/>
-                <w:i w:val="0"/>
-                <w:iCs w:val="0"/>
-                <w:smallCaps w:val="0"/>
-                <w:strike w:val="0"/>
-                <w:color w:val="000000"/>
-                <w:sz w:val="24"/>
-                <w:szCs w:val="24"/>
-                <w:u w:val="none"/>
-                <w:shd w:fill="auto" w:val="clear"/>
-                <w:vertAlign w:val="baseline"/>
-              </w:rPr>
-            </w:pPr>
-            <w:r>
-              <w:rPr>
-                <w:rFonts w:ascii="Aptos" w:cs="Aptos" w:eastAsia="Aptos" w:hAnsi="Aptos"/>
-                <w:b w:val="0"/>
-                <w:bCs w:val="0"/>
-                <w:i w:val="0"/>
-                <w:iCs w:val="0"/>
-                <w:smallCaps w:val="0"/>
-                <w:strike w:val="0"/>
-                <w:color w:val="000000"/>
-                <w:sz w:val="24"/>
-                <w:szCs w:val="24"/>
-                <w:u w:val="none"/>
-                <w:shd w:fill="auto" w:val="clear"/>
-                <w:vertAlign w:val="baseline"/>
-                <w:rtl w:val="0"/>
-              </w:rPr>
-              <w:t xml:space="preserve">BSD-style【51†L11-L13】</w:t>
-            </w:r>
-          </w:p>
-        </w:tc>
-        <w:tc>
-          <w:tcPr/>
-          <w:p>
-            <w:pPr>
-              <w:keepNext w:val="0"/>
-              <w:keepLines w:val="0"/>
-              <w:pageBreakBefore w:val="0"/>
-              <w:widowControl w:val="1"/>
-              <w:pBdr>
-                <w:top w:space="0" w:sz="0" w:val="nil"/>
-                <w:left w:space="0" w:sz="0" w:val="nil"/>
-                <w:bottom w:space="0" w:sz="0" w:val="nil"/>
-                <w:right w:space="0" w:sz="0" w:val="nil"/>
-                <w:between w:space="0" w:sz="0" w:val="nil"/>
-              </w:pBdr>
-              <w:shd w:fill="auto" w:val="clear"/>
-              <w:spacing w:after="36" w:before="36" w:line="240" w:lineRule="auto"/>
-              <w:ind w:left="0" w:right="0" w:firstLine="0"/>
-              <w:jc w:val="left"/>
-              <w:rPr>
-                <w:rFonts w:ascii="Aptos" w:cs="Aptos" w:eastAsia="Aptos" w:hAnsi="Aptos"/>
-                <w:b w:val="0"/>
-                <w:bCs w:val="0"/>
-                <w:i w:val="0"/>
-                <w:iCs w:val="0"/>
-                <w:smallCaps w:val="0"/>
-                <w:strike w:val="0"/>
-                <w:color w:val="000000"/>
-                <w:sz w:val="24"/>
-                <w:szCs w:val="24"/>
-                <w:u w:val="none"/>
-                <w:shd w:fill="auto" w:val="clear"/>
-                <w:vertAlign w:val="baseline"/>
-              </w:rPr>
-            </w:pPr>
-            <w:r>
-              <w:rPr>
-                <w:rFonts w:ascii="Aptos" w:cs="Aptos" w:eastAsia="Aptos" w:hAnsi="Aptos"/>
-                <w:b w:val="0"/>
-                <w:bCs w:val="0"/>
-                <w:i w:val="0"/>
-                <w:iCs w:val="0"/>
-                <w:smallCaps w:val="0"/>
-                <w:strike w:val="0"/>
-                <w:color w:val="000000"/>
-                <w:sz w:val="24"/>
-                <w:szCs w:val="24"/>
-                <w:u w:val="none"/>
-                <w:shd w:fill="auto" w:val="clear"/>
-                <w:vertAlign w:val="baseline"/>
-                <w:rtl w:val="0"/>
-              </w:rPr>
-              <w:t xml:space="preserve">Very high (shipped in Chrome/Edge)</w:t>
-            </w:r>
-          </w:p>
-        </w:tc>
-      </w:tr>
-      <w:tr>
-        <w:trPr>
-          <w:cantSplit w:val="0"/>
-          <w:tblHeader w:val="0"/>
-        </w:trPr>
-        <w:tc>
-          <w:tcPr/>
-          <w:p>
-            <w:pPr>
-              <w:keepNext w:val="0"/>
-              <w:keepLines w:val="0"/>
-              <w:pageBreakBefore w:val="0"/>
-              <w:widowControl w:val="1"/>
-              <w:pBdr>
-                <w:top w:space="0" w:sz="0" w:val="nil"/>
-                <w:left w:space="0" w:sz="0" w:val="nil"/>
-                <w:bottom w:space="0" w:sz="0" w:val="nil"/>
-                <w:right w:space="0" w:sz="0" w:val="nil"/>
-                <w:between w:space="0" w:sz="0" w:val="nil"/>
-              </w:pBdr>
-              <w:shd w:fill="auto" w:val="clear"/>
-              <w:spacing w:after="36" w:before="36" w:line="240" w:lineRule="auto"/>
-              <w:ind w:left="0" w:right="0" w:firstLine="0"/>
-              <w:jc w:val="left"/>
-              <w:rPr>
-                <w:rFonts w:ascii="Aptos" w:cs="Aptos" w:eastAsia="Aptos" w:hAnsi="Aptos"/>
-                <w:b w:val="0"/>
-                <w:bCs w:val="0"/>
-                <w:i w:val="0"/>
-                <w:iCs w:val="0"/>
-                <w:smallCaps w:val="0"/>
-                <w:strike w:val="0"/>
-                <w:color w:val="000000"/>
-                <w:sz w:val="24"/>
-                <w:szCs w:val="24"/>
-                <w:u w:val="none"/>
-                <w:shd w:fill="auto" w:val="clear"/>
-                <w:vertAlign w:val="baseline"/>
-              </w:rPr>
-            </w:pPr>
-            <w:r>
-              <w:rPr>
-                <w:rFonts w:ascii="Aptos" w:cs="Aptos" w:eastAsia="Aptos" w:hAnsi="Aptos"/>
-                <w:b w:val="1"/>
-                <w:bCs w:val="1"/>
-                <w:i w:val="0"/>
-                <w:iCs w:val="0"/>
-                <w:smallCaps w:val="0"/>
-                <w:strike w:val="0"/>
-                <w:color w:val="000000"/>
-                <w:sz w:val="24"/>
-                <w:szCs w:val="24"/>
-                <w:u w:val="none"/>
-                <w:shd w:fill="auto" w:val="clear"/>
-                <w:vertAlign w:val="baseline"/>
-                <w:rtl w:val="0"/>
-              </w:rPr>
-              <w:t xml:space="preserve">Stylo (Servo)</w:t>
-            </w:r>
-            <w:r>
-              <w:rPr>
-                <w:rtl w:val="0"/>
-              </w:rPr>
-            </w:r>
-          </w:p>
-        </w:tc>
-        <w:tc>
-          <w:tcPr/>
-          <w:p>
-            <w:pPr>
-              <w:keepNext w:val="0"/>
-              <w:keepLines w:val="0"/>
-              <w:pageBreakBefore w:val="0"/>
-              <w:widowControl w:val="1"/>
-              <w:pBdr>
-                <w:top w:space="0" w:sz="0" w:val="nil"/>
-                <w:left w:space="0" w:sz="0" w:val="nil"/>
-                <w:bottom w:space="0" w:sz="0" w:val="nil"/>
-                <w:right w:space="0" w:sz="0" w:val="nil"/>
-                <w:between w:space="0" w:sz="0" w:val="nil"/>
-              </w:pBdr>
-              <w:shd w:fill="auto" w:val="clear"/>
-              <w:spacing w:after="36" w:before="36" w:line="240" w:lineRule="auto"/>
-              <w:ind w:left="0" w:right="0" w:firstLine="0"/>
-              <w:jc w:val="left"/>
-              <w:rPr>
-                <w:rFonts w:ascii="Aptos" w:cs="Aptos" w:eastAsia="Aptos" w:hAnsi="Aptos"/>
-                <w:b w:val="0"/>
-                <w:bCs w:val="0"/>
-                <w:i w:val="0"/>
-                <w:iCs w:val="0"/>
-                <w:smallCaps w:val="0"/>
-                <w:strike w:val="0"/>
-                <w:color w:val="000000"/>
-                <w:sz w:val="24"/>
-                <w:szCs w:val="24"/>
-                <w:u w:val="none"/>
-                <w:shd w:fill="auto" w:val="clear"/>
-                <w:vertAlign w:val="baseline"/>
-              </w:rPr>
-            </w:pPr>
-            <w:r>
-              <w:rPr>
-                <w:rFonts w:ascii="Aptos" w:cs="Aptos" w:eastAsia="Aptos" w:hAnsi="Aptos"/>
-                <w:b w:val="0"/>
-                <w:bCs w:val="0"/>
-                <w:i w:val="0"/>
-                <w:iCs w:val="0"/>
-                <w:smallCaps w:val="0"/>
-                <w:strike w:val="0"/>
-                <w:color w:val="000000"/>
-                <w:sz w:val="24"/>
-                <w:szCs w:val="24"/>
-                <w:u w:val="none"/>
-                <w:shd w:fill="auto" w:val="clear"/>
-                <w:vertAlign w:val="baseline"/>
-                <w:rtl w:val="0"/>
-              </w:rPr>
-              <w:t xml:space="preserve">Rust</w:t>
-            </w:r>
-          </w:p>
-        </w:tc>
-        <w:tc>
-          <w:tcPr/>
-          <w:p>
-            <w:pPr>
-              <w:keepNext w:val="0"/>
-              <w:keepLines w:val="0"/>
-              <w:pageBreakBefore w:val="0"/>
-              <w:widowControl w:val="1"/>
-              <w:pBdr>
-                <w:top w:space="0" w:sz="0" w:val="nil"/>
-                <w:left w:space="0" w:sz="0" w:val="nil"/>
-                <w:bottom w:space="0" w:sz="0" w:val="nil"/>
-                <w:right w:space="0" w:sz="0" w:val="nil"/>
-                <w:between w:space="0" w:sz="0" w:val="nil"/>
-              </w:pBdr>
-              <w:shd w:fill="auto" w:val="clear"/>
-              <w:spacing w:after="36" w:before="36" w:line="240" w:lineRule="auto"/>
-              <w:ind w:left="0" w:right="0" w:firstLine="0"/>
-              <w:jc w:val="left"/>
-              <w:rPr>
-                <w:rFonts w:ascii="Aptos" w:cs="Aptos" w:eastAsia="Aptos" w:hAnsi="Aptos"/>
-                <w:b w:val="0"/>
-                <w:bCs w:val="0"/>
-                <w:i w:val="0"/>
-                <w:iCs w:val="0"/>
-                <w:smallCaps w:val="0"/>
-                <w:strike w:val="0"/>
-                <w:color w:val="000000"/>
-                <w:sz w:val="24"/>
-                <w:szCs w:val="24"/>
-                <w:u w:val="none"/>
-                <w:shd w:fill="auto" w:val="clear"/>
-                <w:vertAlign w:val="baseline"/>
-              </w:rPr>
-            </w:pPr>
-            <w:r>
-              <w:rPr>
-                <w:rFonts w:ascii="Aptos" w:cs="Aptos" w:eastAsia="Aptos" w:hAnsi="Aptos"/>
-                <w:b w:val="0"/>
-                <w:bCs w:val="0"/>
-                <w:i w:val="0"/>
-                <w:iCs w:val="0"/>
-                <w:smallCaps w:val="0"/>
-                <w:strike w:val="0"/>
-                <w:color w:val="000000"/>
-                <w:sz w:val="24"/>
-                <w:szCs w:val="24"/>
-                <w:u w:val="none"/>
-                <w:shd w:fill="auto" w:val="clear"/>
-                <w:vertAlign w:val="baseline"/>
-                <w:rtl w:val="0"/>
-              </w:rPr>
-              <w:t xml:space="preserve">High-performance CSS engine (Quantum CSS) for Servo/Firefox【41†L205-L213】. Tokenizes and parses CSS into </w:t>
-            </w:r>
-            <w:r>
-              <w:rPr>
-                <w:rFonts w:ascii="Aptos" w:cs="Aptos" w:eastAsia="Aptos" w:hAnsi="Aptos"/>
-                <w:b w:val="0"/>
-                <w:bCs w:val="0"/>
-                <w:i w:val="1"/>
-                <w:iCs w:val="1"/>
-                <w:smallCaps w:val="0"/>
-                <w:strike w:val="0"/>
-                <w:color w:val="000000"/>
-                <w:sz w:val="24"/>
-                <w:szCs w:val="24"/>
-                <w:u w:val="none"/>
-                <w:shd w:fill="auto" w:val="clear"/>
-                <w:vertAlign w:val="baseline"/>
-                <w:rtl w:val="0"/>
-              </w:rPr>
-              <w:t xml:space="preserve">style structs</w:t>
-            </w:r>
-            <w:r>
-              <w:rPr>
-                <w:rFonts w:ascii="Aptos" w:cs="Aptos" w:eastAsia="Aptos" w:hAnsi="Aptos"/>
-                <w:b w:val="0"/>
-                <w:bCs w:val="0"/>
-                <w:i w:val="0"/>
-                <w:iCs w:val="0"/>
-                <w:smallCaps w:val="0"/>
-                <w:strike w:val="0"/>
-                <w:color w:val="000000"/>
-                <w:sz w:val="24"/>
-                <w:szCs w:val="24"/>
-                <w:u w:val="none"/>
-                <w:shd w:fill="auto" w:val="clear"/>
-                <w:vertAlign w:val="baseline"/>
-                <w:rtl w:val="0"/>
-              </w:rPr>
-              <w:t xml:space="preserve">. Designed for parallelism on multi-core.</w:t>
-            </w:r>
-          </w:p>
-        </w:tc>
-        <w:tc>
-          <w:tcPr/>
-          <w:p>
-            <w:pPr>
-              <w:keepNext w:val="0"/>
-              <w:keepLines w:val="0"/>
-              <w:pageBreakBefore w:val="0"/>
-              <w:widowControl w:val="1"/>
-              <w:pBdr>
-                <w:top w:space="0" w:sz="0" w:val="nil"/>
-                <w:left w:space="0" w:sz="0" w:val="nil"/>
-                <w:bottom w:space="0" w:sz="0" w:val="nil"/>
-                <w:right w:space="0" w:sz="0" w:val="nil"/>
-                <w:between w:space="0" w:sz="0" w:val="nil"/>
-              </w:pBdr>
-              <w:shd w:fill="auto" w:val="clear"/>
-              <w:spacing w:after="36" w:before="36" w:line="240" w:lineRule="auto"/>
-              <w:ind w:left="0" w:right="0" w:firstLine="0"/>
-              <w:jc w:val="left"/>
-              <w:rPr>
-                <w:rFonts w:ascii="Aptos" w:cs="Aptos" w:eastAsia="Aptos" w:hAnsi="Aptos"/>
-                <w:b w:val="0"/>
-                <w:bCs w:val="0"/>
-                <w:i w:val="0"/>
-                <w:iCs w:val="0"/>
-                <w:smallCaps w:val="0"/>
-                <w:strike w:val="0"/>
-                <w:color w:val="000000"/>
-                <w:sz w:val="24"/>
-                <w:szCs w:val="24"/>
-                <w:u w:val="none"/>
-                <w:shd w:fill="auto" w:val="clear"/>
-                <w:vertAlign w:val="baseline"/>
-              </w:rPr>
-            </w:pPr>
-            <w:r>
-              <w:rPr>
-                <w:rFonts w:ascii="Aptos" w:cs="Aptos" w:eastAsia="Aptos" w:hAnsi="Aptos"/>
-                <w:b w:val="0"/>
-                <w:bCs w:val="0"/>
-                <w:i w:val="0"/>
-                <w:iCs w:val="0"/>
-                <w:smallCaps w:val="0"/>
-                <w:strike w:val="0"/>
-                <w:color w:val="000000"/>
-                <w:sz w:val="24"/>
-                <w:szCs w:val="24"/>
-                <w:u w:val="none"/>
-                <w:shd w:fill="auto" w:val="clear"/>
-                <w:vertAlign w:val="baseline"/>
-                <w:rtl w:val="0"/>
-              </w:rPr>
-              <w:t xml:space="preserve">Fully supports modern CSS (values from all modules: </w:t>
-            </w:r>
-            <w:r>
-              <w:rPr>
-                <w:rFonts w:ascii="Consolas" w:cs="Consolas" w:eastAsia="Consolas" w:hAnsi="Consolas"/>
-                <w:b w:val="0"/>
-                <w:bCs w:val="0"/>
-                <w:i w:val="0"/>
-                <w:iCs w:val="0"/>
-                <w:smallCaps w:val="0"/>
-                <w:strike w:val="0"/>
-                <w:color w:val="000000"/>
-                <w:sz w:val="22"/>
-                <w:szCs w:val="22"/>
-                <w:u w:val="none"/>
-                <w:shd w:fill="auto" w:val="clear"/>
-                <w:vertAlign w:val="baseline"/>
-                <w:rtl w:val="0"/>
-              </w:rPr>
-              <w:t xml:space="preserve">calc()</w:t>
-            </w:r>
-            <w:r>
-              <w:rPr>
-                <w:rFonts w:ascii="Aptos" w:cs="Aptos" w:eastAsia="Aptos" w:hAnsi="Aptos"/>
-                <w:b w:val="0"/>
-                <w:bCs w:val="0"/>
-                <w:i w:val="0"/>
-                <w:iCs w:val="0"/>
-                <w:smallCaps w:val="0"/>
-                <w:strike w:val="0"/>
-                <w:color w:val="000000"/>
-                <w:sz w:val="24"/>
-                <w:szCs w:val="24"/>
-                <w:u w:val="none"/>
-                <w:shd w:fill="auto" w:val="clear"/>
-                <w:vertAlign w:val="baseline"/>
-                <w:rtl w:val="0"/>
-              </w:rPr>
-              <w:t xml:space="preserve">, </w:t>
-            </w:r>
-            <w:r>
-              <w:rPr>
-                <w:rFonts w:ascii="Consolas" w:cs="Consolas" w:eastAsia="Consolas" w:hAnsi="Consolas"/>
-                <w:b w:val="0"/>
-                <w:bCs w:val="0"/>
-                <w:i w:val="0"/>
-                <w:iCs w:val="0"/>
-                <w:smallCaps w:val="0"/>
-                <w:strike w:val="0"/>
-                <w:color w:val="000000"/>
-                <w:sz w:val="22"/>
-                <w:szCs w:val="22"/>
-                <w:u w:val="none"/>
-                <w:shd w:fill="auto" w:val="clear"/>
-                <w:vertAlign w:val="baseline"/>
-                <w:rtl w:val="0"/>
-              </w:rPr>
-              <w:t xml:space="preserve">min()</w:t>
-            </w:r>
-            <w:r>
-              <w:rPr>
-                <w:rFonts w:ascii="Aptos" w:cs="Aptos" w:eastAsia="Aptos" w:hAnsi="Aptos"/>
-                <w:b w:val="0"/>
-                <w:bCs w:val="0"/>
-                <w:i w:val="0"/>
-                <w:iCs w:val="0"/>
-                <w:smallCaps w:val="0"/>
-                <w:strike w:val="0"/>
-                <w:color w:val="000000"/>
-                <w:sz w:val="24"/>
-                <w:szCs w:val="24"/>
-                <w:u w:val="none"/>
-                <w:shd w:fill="auto" w:val="clear"/>
-                <w:vertAlign w:val="baseline"/>
-                <w:rtl w:val="0"/>
-              </w:rPr>
-              <w:t xml:space="preserve">, custom props, media queries, etc.). Uses the </w:t>
-            </w:r>
-            <w:r>
-              <w:rPr>
-                <w:rFonts w:ascii="Consolas" w:cs="Consolas" w:eastAsia="Consolas" w:hAnsi="Consolas"/>
-                <w:b w:val="0"/>
-                <w:bCs w:val="0"/>
-                <w:i w:val="0"/>
-                <w:iCs w:val="0"/>
-                <w:smallCaps w:val="0"/>
-                <w:strike w:val="0"/>
-                <w:color w:val="000000"/>
-                <w:sz w:val="22"/>
-                <w:szCs w:val="22"/>
-                <w:u w:val="none"/>
-                <w:shd w:fill="auto" w:val="clear"/>
-                <w:vertAlign w:val="baseline"/>
-                <w:rtl w:val="0"/>
-              </w:rPr>
-              <w:t xml:space="preserve">cssparser</w:t>
-            </w:r>
-            <w:r>
-              <w:rPr>
-                <w:rFonts w:ascii="Aptos" w:cs="Aptos" w:eastAsia="Aptos" w:hAnsi="Aptos"/>
-                <w:b w:val="0"/>
-                <w:bCs w:val="0"/>
-                <w:i w:val="0"/>
-                <w:iCs w:val="0"/>
-                <w:smallCaps w:val="0"/>
-                <w:strike w:val="0"/>
-                <w:color w:val="000000"/>
-                <w:sz w:val="24"/>
-                <w:szCs w:val="24"/>
-                <w:u w:val="none"/>
-                <w:shd w:fill="auto" w:val="clear"/>
-                <w:vertAlign w:val="baseline"/>
-                <w:rtl w:val="0"/>
-              </w:rPr>
-              <w:t xml:space="preserve"> Rust crate for initial parsing.</w:t>
-            </w:r>
-          </w:p>
-        </w:tc>
-        <w:tc>
-          <w:tcPr/>
-          <w:p>
-            <w:pPr>
-              <w:keepNext w:val="0"/>
-              <w:keepLines w:val="0"/>
-              <w:pageBreakBefore w:val="0"/>
-              <w:widowControl w:val="1"/>
-              <w:pBdr>
-                <w:top w:space="0" w:sz="0" w:val="nil"/>
-                <w:left w:space="0" w:sz="0" w:val="nil"/>
-                <w:bottom w:space="0" w:sz="0" w:val="nil"/>
-                <w:right w:space="0" w:sz="0" w:val="nil"/>
-                <w:between w:space="0" w:sz="0" w:val="nil"/>
-              </w:pBdr>
-              <w:shd w:fill="auto" w:val="clear"/>
-              <w:spacing w:after="36" w:before="36" w:line="240" w:lineRule="auto"/>
-              <w:ind w:left="0" w:right="0" w:firstLine="0"/>
-              <w:jc w:val="left"/>
-              <w:rPr>
-                <w:rFonts w:ascii="Aptos" w:cs="Aptos" w:eastAsia="Aptos" w:hAnsi="Aptos"/>
-                <w:b w:val="0"/>
-                <w:bCs w:val="0"/>
-                <w:i w:val="0"/>
-                <w:iCs w:val="0"/>
-                <w:smallCaps w:val="0"/>
-                <w:strike w:val="0"/>
-                <w:color w:val="000000"/>
-                <w:sz w:val="24"/>
-                <w:szCs w:val="24"/>
-                <w:u w:val="none"/>
-                <w:shd w:fill="auto" w:val="clear"/>
-                <w:vertAlign w:val="baseline"/>
-              </w:rPr>
-            </w:pPr>
-            <w:r>
-              <w:rPr>
-                <w:rFonts w:ascii="Aptos" w:cs="Aptos" w:eastAsia="Aptos" w:hAnsi="Aptos"/>
-                <w:b w:val="0"/>
-                <w:bCs w:val="0"/>
-                <w:i w:val="0"/>
-                <w:iCs w:val="0"/>
-                <w:smallCaps w:val="0"/>
-                <w:strike w:val="0"/>
-                <w:color w:val="000000"/>
-                <w:sz w:val="24"/>
-                <w:szCs w:val="24"/>
-                <w:u w:val="none"/>
-                <w:shd w:fill="auto" w:val="clear"/>
-                <w:vertAlign w:val="baseline"/>
-                <w:rtl w:val="0"/>
-              </w:rPr>
-              <w:t xml:space="preserve">Implements the CSS cascade and inheritance in parallel: does selector matching, importance, specificity. Uses style struct sharing so many elements share common style data.</w:t>
-            </w:r>
-          </w:p>
-        </w:tc>
-        <w:tc>
-          <w:tcPr/>
-          <w:p>
-            <w:pPr>
-              <w:keepNext w:val="0"/>
-              <w:keepLines w:val="0"/>
-              <w:pageBreakBefore w:val="0"/>
-              <w:widowControl w:val="1"/>
-              <w:pBdr>
-                <w:top w:space="0" w:sz="0" w:val="nil"/>
-                <w:left w:space="0" w:sz="0" w:val="nil"/>
-                <w:bottom w:space="0" w:sz="0" w:val="nil"/>
-                <w:right w:space="0" w:sz="0" w:val="nil"/>
-                <w:between w:space="0" w:sz="0" w:val="nil"/>
-              </w:pBdr>
-              <w:shd w:fill="auto" w:val="clear"/>
-              <w:spacing w:after="36" w:before="36" w:line="240" w:lineRule="auto"/>
-              <w:ind w:left="0" w:right="0" w:firstLine="0"/>
-              <w:jc w:val="left"/>
-              <w:rPr>
-                <w:rFonts w:ascii="Aptos" w:cs="Aptos" w:eastAsia="Aptos" w:hAnsi="Aptos"/>
-                <w:b w:val="0"/>
-                <w:bCs w:val="0"/>
-                <w:i w:val="0"/>
-                <w:iCs w:val="0"/>
-                <w:smallCaps w:val="0"/>
-                <w:strike w:val="0"/>
-                <w:color w:val="000000"/>
-                <w:sz w:val="24"/>
-                <w:szCs w:val="24"/>
-                <w:u w:val="none"/>
-                <w:shd w:fill="auto" w:val="clear"/>
-                <w:vertAlign w:val="baseline"/>
-              </w:rPr>
-            </w:pPr>
-            <w:r>
-              <w:rPr>
-                <w:rFonts w:ascii="Aptos" w:cs="Aptos" w:eastAsia="Aptos" w:hAnsi="Aptos"/>
-                <w:b w:val="0"/>
-                <w:bCs w:val="0"/>
-                <w:i w:val="0"/>
-                <w:iCs w:val="0"/>
-                <w:smallCaps w:val="0"/>
-                <w:strike w:val="0"/>
-                <w:color w:val="000000"/>
-                <w:sz w:val="24"/>
-                <w:szCs w:val="24"/>
-                <w:u w:val="none"/>
-                <w:shd w:fill="auto" w:val="clear"/>
-                <w:vertAlign w:val="baseline"/>
-                <w:rtl w:val="0"/>
-              </w:rPr>
-              <w:t xml:space="preserve">MPL-2.0【46†L317-L320】</w:t>
-            </w:r>
-          </w:p>
-        </w:tc>
-        <w:tc>
-          <w:tcPr/>
-          <w:p>
-            <w:pPr>
-              <w:keepNext w:val="0"/>
-              <w:keepLines w:val="0"/>
-              <w:pageBreakBefore w:val="0"/>
-              <w:widowControl w:val="1"/>
-              <w:pBdr>
-                <w:top w:space="0" w:sz="0" w:val="nil"/>
-                <w:left w:space="0" w:sz="0" w:val="nil"/>
-                <w:bottom w:space="0" w:sz="0" w:val="nil"/>
-                <w:right w:space="0" w:sz="0" w:val="nil"/>
-                <w:between w:space="0" w:sz="0" w:val="nil"/>
-              </w:pBdr>
-              <w:shd w:fill="auto" w:val="clear"/>
-              <w:spacing w:after="36" w:before="36" w:line="240" w:lineRule="auto"/>
-              <w:ind w:left="0" w:right="0" w:firstLine="0"/>
-              <w:jc w:val="left"/>
-              <w:rPr>
-                <w:rFonts w:ascii="Aptos" w:cs="Aptos" w:eastAsia="Aptos" w:hAnsi="Aptos"/>
-                <w:b w:val="0"/>
-                <w:bCs w:val="0"/>
-                <w:i w:val="0"/>
-                <w:iCs w:val="0"/>
-                <w:smallCaps w:val="0"/>
-                <w:strike w:val="0"/>
-                <w:color w:val="000000"/>
-                <w:sz w:val="24"/>
-                <w:szCs w:val="24"/>
-                <w:u w:val="none"/>
-                <w:shd w:fill="auto" w:val="clear"/>
-                <w:vertAlign w:val="baseline"/>
-              </w:rPr>
-            </w:pPr>
-            <w:r>
-              <w:rPr>
-                <w:rFonts w:ascii="Aptos" w:cs="Aptos" w:eastAsia="Aptos" w:hAnsi="Aptos"/>
-                <w:b w:val="0"/>
-                <w:bCs w:val="0"/>
-                <w:i w:val="0"/>
-                <w:iCs w:val="0"/>
-                <w:smallCaps w:val="0"/>
-                <w:strike w:val="0"/>
-                <w:color w:val="000000"/>
-                <w:sz w:val="24"/>
-                <w:szCs w:val="24"/>
-                <w:u w:val="none"/>
-                <w:shd w:fill="auto" w:val="clear"/>
-                <w:vertAlign w:val="baseline"/>
-                <w:rtl w:val="0"/>
-              </w:rPr>
-              <w:t xml:space="preserve">Very high (used in Firefox Nightly onward)</w:t>
-            </w:r>
-          </w:p>
-        </w:tc>
-      </w:tr>
-      <w:tr>
-        <w:trPr>
-          <w:cantSplit w:val="0"/>
-          <w:tblHeader w:val="0"/>
-        </w:trPr>
-        <w:tc>
-          <w:tcPr/>
-          <w:p>
-            <w:pPr>
-              <w:keepNext w:val="0"/>
-              <w:keepLines w:val="0"/>
-              <w:pageBreakBefore w:val="0"/>
-              <w:widowControl w:val="1"/>
-              <w:pBdr>
-                <w:top w:space="0" w:sz="0" w:val="nil"/>
-                <w:left w:space="0" w:sz="0" w:val="nil"/>
-                <w:bottom w:space="0" w:sz="0" w:val="nil"/>
-                <w:right w:space="0" w:sz="0" w:val="nil"/>
-                <w:between w:space="0" w:sz="0" w:val="nil"/>
-              </w:pBdr>
-              <w:shd w:fill="auto" w:val="clear"/>
-              <w:spacing w:after="36" w:before="36" w:line="240" w:lineRule="auto"/>
-              <w:ind w:left="0" w:right="0" w:firstLine="0"/>
-              <w:jc w:val="left"/>
-              <w:rPr>
-                <w:rFonts w:ascii="Aptos" w:cs="Aptos" w:eastAsia="Aptos" w:hAnsi="Aptos"/>
-                <w:b w:val="0"/>
-                <w:bCs w:val="0"/>
-                <w:i w:val="0"/>
-                <w:iCs w:val="0"/>
-                <w:smallCaps w:val="0"/>
-                <w:strike w:val="0"/>
-                <w:color w:val="000000"/>
-                <w:sz w:val="24"/>
-                <w:szCs w:val="24"/>
-                <w:u w:val="none"/>
-                <w:shd w:fill="auto" w:val="clear"/>
-                <w:vertAlign w:val="baseline"/>
-              </w:rPr>
-            </w:pPr>
-            <w:r>
-              <w:rPr>
-                <w:rFonts w:ascii="Aptos" w:cs="Aptos" w:eastAsia="Aptos" w:hAnsi="Aptos"/>
-                <w:b w:val="1"/>
-                <w:bCs w:val="1"/>
-                <w:i w:val="0"/>
-                <w:iCs w:val="0"/>
-                <w:smallCaps w:val="0"/>
-                <w:strike w:val="0"/>
-                <w:color w:val="000000"/>
-                <w:sz w:val="24"/>
-                <w:szCs w:val="24"/>
-                <w:u w:val="none"/>
-                <w:shd w:fill="auto" w:val="clear"/>
-                <w:vertAlign w:val="baseline"/>
-                <w:rtl w:val="0"/>
-              </w:rPr>
-              <w:t xml:space="preserve">Lightning CSS</w:t>
-            </w:r>
-            <w:r>
-              <w:rPr>
-                <w:rtl w:val="0"/>
-              </w:rPr>
-            </w:r>
-          </w:p>
-        </w:tc>
-        <w:tc>
-          <w:tcPr/>
-          <w:p>
-            <w:pPr>
-              <w:keepNext w:val="0"/>
-              <w:keepLines w:val="0"/>
-              <w:pageBreakBefore w:val="0"/>
-              <w:widowControl w:val="1"/>
-              <w:pBdr>
-                <w:top w:space="0" w:sz="0" w:val="nil"/>
-                <w:left w:space="0" w:sz="0" w:val="nil"/>
-                <w:bottom w:space="0" w:sz="0" w:val="nil"/>
-                <w:right w:space="0" w:sz="0" w:val="nil"/>
-                <w:between w:space="0" w:sz="0" w:val="nil"/>
-              </w:pBdr>
-              <w:shd w:fill="auto" w:val="clear"/>
-              <w:spacing w:after="36" w:before="36" w:line="240" w:lineRule="auto"/>
-              <w:ind w:left="0" w:right="0" w:firstLine="0"/>
-              <w:jc w:val="left"/>
-              <w:rPr>
-                <w:rFonts w:ascii="Aptos" w:cs="Aptos" w:eastAsia="Aptos" w:hAnsi="Aptos"/>
-                <w:b w:val="0"/>
-                <w:bCs w:val="0"/>
-                <w:i w:val="0"/>
-                <w:iCs w:val="0"/>
-                <w:smallCaps w:val="0"/>
-                <w:strike w:val="0"/>
-                <w:color w:val="000000"/>
-                <w:sz w:val="24"/>
-                <w:szCs w:val="24"/>
-                <w:u w:val="none"/>
-                <w:shd w:fill="auto" w:val="clear"/>
-                <w:vertAlign w:val="baseline"/>
-              </w:rPr>
-            </w:pPr>
-            <w:r>
-              <w:rPr>
-                <w:rFonts w:ascii="Aptos" w:cs="Aptos" w:eastAsia="Aptos" w:hAnsi="Aptos"/>
-                <w:b w:val="0"/>
-                <w:bCs w:val="0"/>
-                <w:i w:val="0"/>
-                <w:iCs w:val="0"/>
-                <w:smallCaps w:val="0"/>
-                <w:strike w:val="0"/>
-                <w:color w:val="000000"/>
-                <w:sz w:val="24"/>
-                <w:szCs w:val="24"/>
-                <w:u w:val="none"/>
-                <w:shd w:fill="auto" w:val="clear"/>
-                <w:vertAlign w:val="baseline"/>
-                <w:rtl w:val="0"/>
-              </w:rPr>
-              <w:t xml:space="preserve">Rust</w:t>
-            </w:r>
-          </w:p>
-        </w:tc>
-        <w:tc>
-          <w:tcPr/>
-          <w:p>
-            <w:pPr>
-              <w:keepNext w:val="0"/>
-              <w:keepLines w:val="0"/>
-              <w:pageBreakBefore w:val="0"/>
-              <w:widowControl w:val="1"/>
-              <w:pBdr>
-                <w:top w:space="0" w:sz="0" w:val="nil"/>
-                <w:left w:space="0" w:sz="0" w:val="nil"/>
-                <w:bottom w:space="0" w:sz="0" w:val="nil"/>
-                <w:right w:space="0" w:sz="0" w:val="nil"/>
-                <w:between w:space="0" w:sz="0" w:val="nil"/>
-              </w:pBdr>
-              <w:shd w:fill="auto" w:val="clear"/>
-              <w:spacing w:after="36" w:before="36" w:line="240" w:lineRule="auto"/>
-              <w:ind w:left="0" w:right="0" w:firstLine="0"/>
-              <w:jc w:val="left"/>
-              <w:rPr>
-                <w:rFonts w:ascii="Aptos" w:cs="Aptos" w:eastAsia="Aptos" w:hAnsi="Aptos"/>
-                <w:b w:val="0"/>
-                <w:bCs w:val="0"/>
-                <w:i w:val="0"/>
-                <w:iCs w:val="0"/>
-                <w:smallCaps w:val="0"/>
-                <w:strike w:val="0"/>
-                <w:color w:val="000000"/>
-                <w:sz w:val="24"/>
-                <w:szCs w:val="24"/>
-                <w:u w:val="none"/>
-                <w:shd w:fill="auto" w:val="clear"/>
-                <w:vertAlign w:val="baseline"/>
-              </w:rPr>
-            </w:pPr>
-            <w:r>
-              <w:rPr>
-                <w:rFonts w:ascii="Aptos" w:cs="Aptos" w:eastAsia="Aptos" w:hAnsi="Aptos"/>
-                <w:b w:val="0"/>
-                <w:bCs w:val="0"/>
-                <w:i w:val="0"/>
-                <w:iCs w:val="0"/>
-                <w:smallCaps w:val="0"/>
-                <w:strike w:val="0"/>
-                <w:color w:val="000000"/>
-                <w:sz w:val="24"/>
-                <w:szCs w:val="24"/>
-                <w:u w:val="none"/>
-                <w:shd w:fill="auto" w:val="clear"/>
-                <w:vertAlign w:val="baseline"/>
-                <w:rtl w:val="0"/>
-              </w:rPr>
-              <w:t xml:space="preserve">CSS parser/minifier/transformer (used by Parcel). Built on Mozilla’s </w:t>
-            </w:r>
-            <w:hyperlink r:id="rId8">
-              <w:r>
-                <w:rPr>
-                  <w:rFonts w:ascii="Consolas" w:cs="Consolas" w:eastAsia="Consolas" w:hAnsi="Consolas"/>
-                  <w:b w:val="0"/>
-                  <w:bCs w:val="0"/>
-                  <w:i w:val="0"/>
-                  <w:iCs w:val="0"/>
-                  <w:smallCaps w:val="0"/>
-                  <w:strike w:val="0"/>
-                  <w:color w:val="000000"/>
-                  <w:sz w:val="22"/>
-                  <w:szCs w:val="22"/>
-                  <w:u w:val="none"/>
-                  <w:shd w:fill="auto" w:val="clear"/>
-                  <w:vertAlign w:val="baseline"/>
-                  <w:rtl w:val="0"/>
-                </w:rPr>
-                <w:t xml:space="preserve">cssparser</w:t>
-              </w:r>
-            </w:hyperlink>
-            <w:r>
-              <w:rPr>
-                <w:rFonts w:ascii="Aptos" w:cs="Aptos" w:eastAsia="Aptos" w:hAnsi="Aptos"/>
-                <w:b w:val="0"/>
-                <w:bCs w:val="0"/>
-                <w:i w:val="0"/>
-                <w:iCs w:val="0"/>
-                <w:smallCaps w:val="0"/>
-                <w:strike w:val="0"/>
-                <w:color w:val="000000"/>
-                <w:sz w:val="24"/>
-                <w:szCs w:val="24"/>
-                <w:u w:val="none"/>
-                <w:shd w:fill="auto" w:val="clear"/>
-                <w:vertAlign w:val="baseline"/>
-                <w:rtl w:val="0"/>
-              </w:rPr>
-              <w:t xml:space="preserve"> and </w:t>
-            </w:r>
-            <w:hyperlink r:id="rId9">
-              <w:r>
-                <w:rPr>
-                  <w:rFonts w:ascii="Consolas" w:cs="Consolas" w:eastAsia="Consolas" w:hAnsi="Consolas"/>
-                  <w:b w:val="0"/>
-                  <w:bCs w:val="0"/>
-                  <w:i w:val="0"/>
-                  <w:iCs w:val="0"/>
-                  <w:smallCaps w:val="0"/>
-                  <w:strike w:val="0"/>
-                  <w:color w:val="000000"/>
-                  <w:sz w:val="22"/>
-                  <w:szCs w:val="22"/>
-                  <w:u w:val="none"/>
-                  <w:shd w:fill="auto" w:val="clear"/>
-                  <w:vertAlign w:val="baseline"/>
-                  <w:rtl w:val="0"/>
-                </w:rPr>
-                <w:t xml:space="preserve">selectors</w:t>
-              </w:r>
-            </w:hyperlink>
-            <w:r>
-              <w:rPr>
-                <w:rFonts w:ascii="Aptos" w:cs="Aptos" w:eastAsia="Aptos" w:hAnsi="Aptos"/>
-                <w:b w:val="0"/>
-                <w:bCs w:val="0"/>
-                <w:i w:val="0"/>
-                <w:iCs w:val="0"/>
-                <w:smallCaps w:val="0"/>
-                <w:strike w:val="0"/>
-                <w:color w:val="000000"/>
-                <w:sz w:val="24"/>
-                <w:szCs w:val="24"/>
-                <w:u w:val="none"/>
-                <w:shd w:fill="auto" w:val="clear"/>
-                <w:vertAlign w:val="baseline"/>
-                <w:rtl w:val="0"/>
-              </w:rPr>
-              <w:t xml:space="preserve"> crates【55†L225-L233】. Produces a rich AST with typed value nodes.</w:t>
-            </w:r>
-          </w:p>
-        </w:tc>
-        <w:tc>
-          <w:tcPr/>
-          <w:p>
-            <w:pPr>
-              <w:keepNext w:val="0"/>
-              <w:keepLines w:val="0"/>
-              <w:pageBreakBefore w:val="0"/>
-              <w:widowControl w:val="1"/>
-              <w:pBdr>
-                <w:top w:space="0" w:sz="0" w:val="nil"/>
-                <w:left w:space="0" w:sz="0" w:val="nil"/>
-                <w:bottom w:space="0" w:sz="0" w:val="nil"/>
-                <w:right w:space="0" w:sz="0" w:val="nil"/>
-                <w:between w:space="0" w:sz="0" w:val="nil"/>
-              </w:pBdr>
-              <w:shd w:fill="auto" w:val="clear"/>
-              <w:spacing w:after="36" w:before="36" w:line="240" w:lineRule="auto"/>
-              <w:ind w:left="0" w:right="0" w:firstLine="0"/>
-              <w:jc w:val="left"/>
-              <w:rPr>
-                <w:rFonts w:ascii="Aptos" w:cs="Aptos" w:eastAsia="Aptos" w:hAnsi="Aptos"/>
-                <w:b w:val="0"/>
-                <w:bCs w:val="0"/>
-                <w:i w:val="0"/>
-                <w:iCs w:val="0"/>
-                <w:smallCaps w:val="0"/>
-                <w:strike w:val="0"/>
-                <w:color w:val="000000"/>
-                <w:sz w:val="24"/>
-                <w:szCs w:val="24"/>
-                <w:u w:val="none"/>
-                <w:shd w:fill="auto" w:val="clear"/>
-                <w:vertAlign w:val="baseline"/>
-              </w:rPr>
-            </w:pPr>
-            <w:r>
-              <w:rPr>
-                <w:rFonts w:ascii="Aptos" w:cs="Aptos" w:eastAsia="Aptos" w:hAnsi="Aptos"/>
-                <w:b w:val="0"/>
-                <w:bCs w:val="0"/>
-                <w:i w:val="0"/>
-                <w:iCs w:val="0"/>
-                <w:smallCaps w:val="0"/>
-                <w:strike w:val="0"/>
-                <w:color w:val="000000"/>
-                <w:sz w:val="24"/>
-                <w:szCs w:val="24"/>
-                <w:u w:val="none"/>
-                <w:shd w:fill="auto" w:val="clear"/>
-                <w:vertAlign w:val="baseline"/>
-                <w:rtl w:val="0"/>
-              </w:rPr>
-              <w:t xml:space="preserve">Parses </w:t>
-            </w:r>
-            <w:r>
-              <w:rPr>
-                <w:rFonts w:ascii="Aptos" w:cs="Aptos" w:eastAsia="Aptos" w:hAnsi="Aptos"/>
-                <w:b w:val="0"/>
-                <w:bCs w:val="0"/>
-                <w:i w:val="1"/>
-                <w:iCs w:val="1"/>
-                <w:smallCaps w:val="0"/>
-                <w:strike w:val="0"/>
-                <w:color w:val="000000"/>
-                <w:sz w:val="24"/>
-                <w:szCs w:val="24"/>
-                <w:u w:val="none"/>
-                <w:shd w:fill="auto" w:val="clear"/>
-                <w:vertAlign w:val="baseline"/>
-                <w:rtl w:val="0"/>
-              </w:rPr>
-              <w:t xml:space="preserve">all</w:t>
-            </w:r>
-            <w:r>
-              <w:rPr>
-                <w:rFonts w:ascii="Aptos" w:cs="Aptos" w:eastAsia="Aptos" w:hAnsi="Aptos"/>
-                <w:b w:val="0"/>
-                <w:bCs w:val="0"/>
-                <w:i w:val="0"/>
-                <w:iCs w:val="0"/>
-                <w:smallCaps w:val="0"/>
-                <w:strike w:val="0"/>
-                <w:color w:val="000000"/>
-                <w:sz w:val="24"/>
-                <w:szCs w:val="24"/>
-                <w:u w:val="none"/>
-                <w:shd w:fill="auto" w:val="clear"/>
-                <w:vertAlign w:val="baseline"/>
-                <w:rtl w:val="0"/>
-              </w:rPr>
-              <w:t xml:space="preserve"> CSS values using the formal grammar. Exposes typed values for each property, rather than raw strings【55†L225-L233】. Supports modern syntax (calc, nested functions, colors including CSS Color 4, etc.) and will </w:t>
-            </w:r>
-            <w:r>
-              <w:rPr>
-                <w:rFonts w:ascii="Aptos" w:cs="Aptos" w:eastAsia="Aptos" w:hAnsi="Aptos"/>
-                <w:b w:val="0"/>
-                <w:bCs w:val="0"/>
-                <w:i w:val="1"/>
-                <w:iCs w:val="1"/>
-                <w:smallCaps w:val="0"/>
-                <w:strike w:val="0"/>
-                <w:color w:val="000000"/>
-                <w:sz w:val="24"/>
-                <w:szCs w:val="24"/>
-                <w:u w:val="none"/>
-                <w:shd w:fill="auto" w:val="clear"/>
-                <w:vertAlign w:val="baseline"/>
-                <w:rtl w:val="0"/>
-              </w:rPr>
-              <w:t xml:space="preserve">evaluate</w:t>
-            </w:r>
-            <w:r>
-              <w:rPr>
-                <w:rFonts w:ascii="Aptos" w:cs="Aptos" w:eastAsia="Aptos" w:hAnsi="Aptos"/>
-                <w:b w:val="0"/>
-                <w:bCs w:val="0"/>
-                <w:i w:val="0"/>
-                <w:iCs w:val="0"/>
-                <w:smallCaps w:val="0"/>
-                <w:strike w:val="0"/>
-                <w:color w:val="000000"/>
-                <w:sz w:val="24"/>
-                <w:szCs w:val="24"/>
-                <w:u w:val="none"/>
-                <w:shd w:fill="auto" w:val="clear"/>
-                <w:vertAlign w:val="baseline"/>
-                <w:rtl w:val="0"/>
-              </w:rPr>
-              <w:t xml:space="preserve"> and optimize (e.g. simplifies </w:t>
-            </w:r>
-            <w:r>
-              <w:rPr>
-                <w:rFonts w:ascii="Consolas" w:cs="Consolas" w:eastAsia="Consolas" w:hAnsi="Consolas"/>
-                <w:b w:val="0"/>
-                <w:bCs w:val="0"/>
-                <w:i w:val="0"/>
-                <w:iCs w:val="0"/>
-                <w:smallCaps w:val="0"/>
-                <w:strike w:val="0"/>
-                <w:color w:val="000000"/>
-                <w:sz w:val="22"/>
-                <w:szCs w:val="22"/>
-                <w:u w:val="none"/>
-                <w:shd w:fill="auto" w:val="clear"/>
-                <w:vertAlign w:val="baseline"/>
-                <w:rtl w:val="0"/>
-              </w:rPr>
-              <w:t xml:space="preserve">calc()</w:t>
-            </w:r>
-            <w:r>
-              <w:rPr>
-                <w:rFonts w:ascii="Aptos" w:cs="Aptos" w:eastAsia="Aptos" w:hAnsi="Aptos"/>
-                <w:b w:val="0"/>
-                <w:bCs w:val="0"/>
-                <w:i w:val="0"/>
-                <w:iCs w:val="0"/>
-                <w:smallCaps w:val="0"/>
-                <w:strike w:val="0"/>
-                <w:color w:val="000000"/>
-                <w:sz w:val="24"/>
-                <w:szCs w:val="24"/>
-                <w:u w:val="none"/>
-                <w:shd w:fill="auto" w:val="clear"/>
-                <w:vertAlign w:val="baseline"/>
-                <w:rtl w:val="0"/>
-              </w:rPr>
-              <w:t xml:space="preserve"> where possible).</w:t>
-            </w:r>
-          </w:p>
-        </w:tc>
-        <w:tc>
-          <w:tcPr/>
-          <w:p>
-            <w:pPr>
-              <w:keepNext w:val="0"/>
-              <w:keepLines w:val="0"/>
-              <w:pageBreakBefore w:val="0"/>
-              <w:widowControl w:val="1"/>
-              <w:pBdr>
-                <w:top w:space="0" w:sz="0" w:val="nil"/>
-                <w:left w:space="0" w:sz="0" w:val="nil"/>
-                <w:bottom w:space="0" w:sz="0" w:val="nil"/>
-                <w:right w:space="0" w:sz="0" w:val="nil"/>
-                <w:between w:space="0" w:sz="0" w:val="nil"/>
-              </w:pBdr>
-              <w:shd w:fill="auto" w:val="clear"/>
-              <w:spacing w:after="36" w:before="36" w:line="240" w:lineRule="auto"/>
-              <w:ind w:left="0" w:right="0" w:firstLine="0"/>
-              <w:jc w:val="left"/>
-              <w:rPr>
-                <w:rFonts w:ascii="Aptos" w:cs="Aptos" w:eastAsia="Aptos" w:hAnsi="Aptos"/>
-                <w:b w:val="0"/>
-                <w:bCs w:val="0"/>
-                <w:i w:val="0"/>
-                <w:iCs w:val="0"/>
-                <w:smallCaps w:val="0"/>
-                <w:strike w:val="0"/>
-                <w:color w:val="000000"/>
-                <w:sz w:val="24"/>
-                <w:szCs w:val="24"/>
-                <w:u w:val="none"/>
-                <w:shd w:fill="auto" w:val="clear"/>
-                <w:vertAlign w:val="baseline"/>
-              </w:rPr>
-            </w:pPr>
-            <w:r>
-              <w:rPr>
-                <w:rFonts w:ascii="Aptos" w:cs="Aptos" w:eastAsia="Aptos" w:hAnsi="Aptos"/>
-                <w:b w:val="0"/>
-                <w:bCs w:val="0"/>
-                <w:i w:val="0"/>
-                <w:iCs w:val="0"/>
-                <w:smallCaps w:val="0"/>
-                <w:strike w:val="0"/>
-                <w:color w:val="000000"/>
-                <w:sz w:val="24"/>
-                <w:szCs w:val="24"/>
-                <w:u w:val="none"/>
-                <w:shd w:fill="auto" w:val="clear"/>
-                <w:vertAlign w:val="baseline"/>
-                <w:rtl w:val="0"/>
-              </w:rPr>
-              <w:t xml:space="preserve">Minifies and validates: expands/combines shorthand, removes defaults, optimizes calc, handles vendor prefixes. Performs correct cascade resolution when minifying. Not a browser engine, so it focuses on transformation but still enforces CSS syntax rules (uses grammar to check compatibility).</w:t>
-            </w:r>
-          </w:p>
-        </w:tc>
-        <w:tc>
-          <w:tcPr/>
-          <w:p>
-            <w:pPr>
-              <w:keepNext w:val="0"/>
-              <w:keepLines w:val="0"/>
-              <w:pageBreakBefore w:val="0"/>
-              <w:widowControl w:val="1"/>
-              <w:pBdr>
-                <w:top w:space="0" w:sz="0" w:val="nil"/>
-                <w:left w:space="0" w:sz="0" w:val="nil"/>
-                <w:bottom w:space="0" w:sz="0" w:val="nil"/>
-                <w:right w:space="0" w:sz="0" w:val="nil"/>
-                <w:between w:space="0" w:sz="0" w:val="nil"/>
-              </w:pBdr>
-              <w:shd w:fill="auto" w:val="clear"/>
-              <w:spacing w:after="36" w:before="36" w:line="240" w:lineRule="auto"/>
-              <w:ind w:left="0" w:right="0" w:firstLine="0"/>
-              <w:jc w:val="left"/>
-              <w:rPr>
-                <w:rFonts w:ascii="Aptos" w:cs="Aptos" w:eastAsia="Aptos" w:hAnsi="Aptos"/>
-                <w:b w:val="0"/>
-                <w:bCs w:val="0"/>
-                <w:i w:val="0"/>
-                <w:iCs w:val="0"/>
-                <w:smallCaps w:val="0"/>
-                <w:strike w:val="0"/>
-                <w:color w:val="000000"/>
-                <w:sz w:val="24"/>
-                <w:szCs w:val="24"/>
-                <w:u w:val="none"/>
-                <w:shd w:fill="auto" w:val="clear"/>
-                <w:vertAlign w:val="baseline"/>
-              </w:rPr>
-            </w:pPr>
-            <w:r>
-              <w:rPr>
-                <w:rFonts w:ascii="Aptos" w:cs="Aptos" w:eastAsia="Aptos" w:hAnsi="Aptos"/>
-                <w:b w:val="0"/>
-                <w:bCs w:val="0"/>
-                <w:i w:val="0"/>
-                <w:iCs w:val="0"/>
-                <w:smallCaps w:val="0"/>
-                <w:strike w:val="0"/>
-                <w:color w:val="000000"/>
-                <w:sz w:val="24"/>
-                <w:szCs w:val="24"/>
-                <w:u w:val="none"/>
-                <w:shd w:fill="auto" w:val="clear"/>
-                <w:vertAlign w:val="baseline"/>
-                <w:rtl w:val="0"/>
-              </w:rPr>
-              <w:t xml:space="preserve">MPL-2.0【55†L225-L233】</w:t>
-            </w:r>
-          </w:p>
-        </w:tc>
-        <w:tc>
-          <w:tcPr/>
-          <w:p>
-            <w:pPr>
-              <w:keepNext w:val="0"/>
-              <w:keepLines w:val="0"/>
-              <w:pageBreakBefore w:val="0"/>
-              <w:widowControl w:val="1"/>
-              <w:pBdr>
-                <w:top w:space="0" w:sz="0" w:val="nil"/>
-                <w:left w:space="0" w:sz="0" w:val="nil"/>
-                <w:bottom w:space="0" w:sz="0" w:val="nil"/>
-                <w:right w:space="0" w:sz="0" w:val="nil"/>
-                <w:between w:space="0" w:sz="0" w:val="nil"/>
-              </w:pBdr>
-              <w:shd w:fill="auto" w:val="clear"/>
-              <w:spacing w:after="36" w:before="36" w:line="240" w:lineRule="auto"/>
-              <w:ind w:left="0" w:right="0" w:firstLine="0"/>
-              <w:jc w:val="left"/>
-              <w:rPr>
-                <w:rFonts w:ascii="Aptos" w:cs="Aptos" w:eastAsia="Aptos" w:hAnsi="Aptos"/>
-                <w:b w:val="0"/>
-                <w:bCs w:val="0"/>
-                <w:i w:val="0"/>
-                <w:iCs w:val="0"/>
-                <w:smallCaps w:val="0"/>
-                <w:strike w:val="0"/>
-                <w:color w:val="000000"/>
-                <w:sz w:val="24"/>
-                <w:szCs w:val="24"/>
-                <w:u w:val="none"/>
-                <w:shd w:fill="auto" w:val="clear"/>
-                <w:vertAlign w:val="baseline"/>
-              </w:rPr>
-            </w:pPr>
-            <w:r>
-              <w:rPr>
-                <w:rFonts w:ascii="Aptos" w:cs="Aptos" w:eastAsia="Aptos" w:hAnsi="Aptos"/>
-                <w:b w:val="0"/>
-                <w:bCs w:val="0"/>
-                <w:i w:val="0"/>
-                <w:iCs w:val="0"/>
-                <w:smallCaps w:val="0"/>
-                <w:strike w:val="0"/>
-                <w:color w:val="000000"/>
-                <w:sz w:val="24"/>
-                <w:szCs w:val="24"/>
-                <w:u w:val="none"/>
-                <w:shd w:fill="auto" w:val="clear"/>
-                <w:vertAlign w:val="baseline"/>
-                <w:rtl w:val="0"/>
-              </w:rPr>
-              <w:t xml:space="preserve">Active (7.7k★ on GitHub)</w:t>
-            </w:r>
-          </w:p>
-        </w:tc>
-      </w:tr>
-    </w:tbl>
     <w:p>
       <w:pPr>
         <w:keepNext w:val="0"/>
@@ -5250,6 +475,1970 @@
         <w:spacing w:after="180" w:before="180" w:line="240" w:lineRule="auto"/>
         <w:ind w:left="0" w:right="0" w:firstLine="0"/>
         <w:jc w:val="left"/>
+        <w:rPr/>
+      </w:pPr>
+      <w:r>
+        <w:rPr>
+          <w:rtl w:val="0"/>
+        </w:rPr>
+      </w:r>
+    </w:p>
+    <w:p>
+      <w:pPr>
+        <w:keepNext w:val="0"/>
+        <w:keepLines w:val="0"/>
+        <w:pageBreakBefore w:val="0"/>
+        <w:widowControl w:val="1"/>
+        <w:pBdr>
+          <w:top w:space="0" w:sz="0" w:val="nil"/>
+          <w:left w:space="0" w:sz="0" w:val="nil"/>
+          <w:bottom w:space="0" w:sz="0" w:val="nil"/>
+          <w:right w:space="0" w:sz="0" w:val="nil"/>
+          <w:between w:space="0" w:sz="0" w:val="nil"/>
+        </w:pBdr>
+        <w:shd w:fill="auto" w:val="clear"/>
+        <w:spacing w:after="180" w:before="180" w:line="240" w:lineRule="auto"/>
+        <w:ind w:left="0" w:right="0" w:firstLine="0"/>
+        <w:jc w:val="left"/>
+        <w:rPr/>
+      </w:pPr>
+      <w:r>
+        <w:rPr>
+          <w:rtl w:val="0"/>
+        </w:rPr>
+      </w:r>
+    </w:p>
+    <w:p>
+      <w:pPr>
+        <w:keepNext w:val="0"/>
+        <w:keepLines w:val="0"/>
+        <w:pageBreakBefore w:val="0"/>
+        <w:widowControl w:val="1"/>
+        <w:pBdr>
+          <w:top w:space="0" w:sz="0" w:val="nil"/>
+          <w:left w:space="0" w:sz="0" w:val="nil"/>
+          <w:bottom w:space="0" w:sz="0" w:val="nil"/>
+          <w:right w:space="0" w:sz="0" w:val="nil"/>
+          <w:between w:space="0" w:sz="0" w:val="nil"/>
+        </w:pBdr>
+        <w:shd w:fill="auto" w:val="clear"/>
+        <w:spacing w:after="180" w:before="180" w:line="240" w:lineRule="auto"/>
+        <w:ind w:left="0" w:right="0" w:firstLine="0"/>
+        <w:jc w:val="left"/>
+        <w:rPr/>
+      </w:pPr>
+      <w:r>
+        <w:rPr>
+          <w:rtl w:val="0"/>
+        </w:rPr>
+      </w:r>
+    </w:p>
+    <w:p>
+      <w:pPr>
+        <w:keepNext w:val="0"/>
+        <w:keepLines w:val="0"/>
+        <w:pageBreakBefore w:val="0"/>
+        <w:widowControl w:val="1"/>
+        <w:pBdr>
+          <w:top w:space="0" w:sz="0" w:val="nil"/>
+          <w:left w:space="0" w:sz="0" w:val="nil"/>
+          <w:bottom w:space="0" w:sz="0" w:val="nil"/>
+          <w:right w:space="0" w:sz="0" w:val="nil"/>
+          <w:between w:space="0" w:sz="0" w:val="nil"/>
+        </w:pBdr>
+        <w:shd w:fill="auto" w:val="clear"/>
+        <w:spacing w:after="180" w:before="180" w:line="240" w:lineRule="auto"/>
+        <w:ind w:left="0" w:right="0" w:firstLine="0"/>
+        <w:jc w:val="left"/>
+        <w:rPr/>
+      </w:pPr>
+      <w:r>
+        <w:rPr>
+          <w:rtl w:val="0"/>
+        </w:rPr>
+      </w:r>
+    </w:p>
+    <w:p>
+      <w:pPr>
+        <w:keepNext w:val="0"/>
+        <w:keepLines w:val="0"/>
+        <w:pageBreakBefore w:val="0"/>
+        <w:widowControl w:val="1"/>
+        <w:pBdr>
+          <w:top w:space="0" w:sz="0" w:val="nil"/>
+          <w:left w:space="0" w:sz="0" w:val="nil"/>
+          <w:bottom w:space="0" w:sz="0" w:val="nil"/>
+          <w:right w:space="0" w:sz="0" w:val="nil"/>
+          <w:between w:space="0" w:sz="0" w:val="nil"/>
+        </w:pBdr>
+        <w:shd w:fill="auto" w:val="clear"/>
+        <w:spacing w:after="180" w:before="180" w:line="240" w:lineRule="auto"/>
+        <w:ind w:left="0" w:right="0" w:firstLine="0"/>
+        <w:jc w:val="left"/>
+        <w:rPr/>
+      </w:pPr>
+      <w:r>
+        <w:rPr>
+          <w:rtl w:val="0"/>
+        </w:rPr>
+      </w:r>
+    </w:p>
+    <w:p>
+      <w:pPr>
+        <w:keepNext w:val="0"/>
+        <w:keepLines w:val="0"/>
+        <w:pageBreakBefore w:val="0"/>
+        <w:widowControl w:val="1"/>
+        <w:pBdr>
+          <w:top w:space="0" w:sz="0" w:val="nil"/>
+          <w:left w:space="0" w:sz="0" w:val="nil"/>
+          <w:bottom w:space="0" w:sz="0" w:val="nil"/>
+          <w:right w:space="0" w:sz="0" w:val="nil"/>
+          <w:between w:space="0" w:sz="0" w:val="nil"/>
+        </w:pBdr>
+        <w:shd w:fill="auto" w:val="clear"/>
+        <w:spacing w:after="180" w:before="180" w:line="240" w:lineRule="auto"/>
+        <w:ind w:left="0" w:right="0" w:firstLine="0"/>
+        <w:jc w:val="left"/>
+        <w:rPr/>
+      </w:pPr>
+      <w:r>
+        <w:rPr>
+          <w:rtl w:val="0"/>
+        </w:rPr>
+      </w:r>
+    </w:p>
+    <w:p>
+      <w:pPr>
+        <w:keepNext w:val="0"/>
+        <w:keepLines w:val="0"/>
+        <w:pageBreakBefore w:val="0"/>
+        <w:widowControl w:val="1"/>
+        <w:pBdr>
+          <w:top w:space="0" w:sz="0" w:val="nil"/>
+          <w:left w:space="0" w:sz="0" w:val="nil"/>
+          <w:bottom w:space="0" w:sz="0" w:val="nil"/>
+          <w:right w:space="0" w:sz="0" w:val="nil"/>
+          <w:between w:space="0" w:sz="0" w:val="nil"/>
+        </w:pBdr>
+        <w:shd w:fill="auto" w:val="clear"/>
+        <w:spacing w:after="180" w:before="180" w:line="240" w:lineRule="auto"/>
+        <w:ind w:left="0" w:right="0" w:firstLine="0"/>
+        <w:jc w:val="left"/>
+        <w:rPr/>
+      </w:pPr>
+      <w:r>
+        <w:rPr>
+          <w:rtl w:val="0"/>
+        </w:rPr>
+      </w:r>
+    </w:p>
+    <w:p>
+      <w:pPr>
+        <w:keepNext w:val="0"/>
+        <w:keepLines w:val="0"/>
+        <w:pageBreakBefore w:val="0"/>
+        <w:widowControl w:val="1"/>
+        <w:pBdr>
+          <w:top w:space="0" w:sz="0" w:val="nil"/>
+          <w:left w:space="0" w:sz="0" w:val="nil"/>
+          <w:bottom w:space="0" w:sz="0" w:val="nil"/>
+          <w:right w:space="0" w:sz="0" w:val="nil"/>
+          <w:between w:space="0" w:sz="0" w:val="nil"/>
+        </w:pBdr>
+        <w:shd w:fill="auto" w:val="clear"/>
+        <w:spacing w:after="180" w:before="180" w:line="240" w:lineRule="auto"/>
+        <w:ind w:left="0" w:right="0" w:firstLine="0"/>
+        <w:jc w:val="left"/>
+        <w:rPr/>
+      </w:pPr>
+      <w:r>
+        <w:rPr>
+          <w:rtl w:val="0"/>
+        </w:rPr>
+      </w:r>
+    </w:p>
+    <w:p>
+      <w:pPr>
+        <w:keepNext w:val="0"/>
+        <w:keepLines w:val="0"/>
+        <w:pageBreakBefore w:val="0"/>
+        <w:widowControl w:val="1"/>
+        <w:pBdr>
+          <w:top w:space="0" w:sz="0" w:val="nil"/>
+          <w:left w:space="0" w:sz="0" w:val="nil"/>
+          <w:bottom w:space="0" w:sz="0" w:val="nil"/>
+          <w:right w:space="0" w:sz="0" w:val="nil"/>
+          <w:between w:space="0" w:sz="0" w:val="nil"/>
+        </w:pBdr>
+        <w:shd w:fill="auto" w:val="clear"/>
+        <w:spacing w:after="180" w:before="180" w:line="240" w:lineRule="auto"/>
+        <w:ind w:left="0" w:right="0" w:firstLine="0"/>
+        <w:jc w:val="left"/>
+        <w:rPr/>
+      </w:pPr>
+      <w:r>
+        <w:rPr>
+          <w:rtl w:val="0"/>
+        </w:rPr>
+      </w:r>
+    </w:p>
+    <w:bookmarkStart w:colFirst="0" w:colLast="0" w:name="giq5yytxesnv" w:id="1"/>
+    <w:bookmarkEnd w:id="1"/>
+    <w:p>
+      <w:pPr>
+        <w:pStyle w:val="Heading2"/>
+        <w:rPr/>
+      </w:pPr>
+      <w:r>
+        <w:rPr>
+          <w:rtl w:val="0"/>
+        </w:rPr>
+        <w:t xml:space="preserve">Survey of CSS Parsers and Engines</w:t>
+      </w:r>
+    </w:p>
+    <w:p>
+      <w:pPr>
+        <w:rPr/>
+      </w:pPr>
+      <w:r>
+        <w:rPr>
+          <w:rtl w:val="0"/>
+        </w:rPr>
+      </w:r>
+    </w:p>
+    <w:p>
+      <w:pPr>
+        <w:rPr/>
+      </w:pPr>
+      <w:r>
+        <w:rPr>
+          <w:rtl w:val="0"/>
+        </w:rPr>
+      </w:r>
+    </w:p>
+    <w:tbl>
+      <w:tblPr>
+        <w:tblStyle w:val="Table1"/>
+        <w:tblW w:w="11610.0" w:type="dxa"/>
+        <w:jc w:val="left"/>
+        <w:tblInd w:w="-1140.0" w:type="dxa"/>
+        <w:tblBorders>
+          <w:top w:color="000000" w:space="0" w:sz="8" w:val="single"/>
+          <w:left w:color="000000" w:space="0" w:sz="8" w:val="single"/>
+          <w:bottom w:color="000000" w:space="0" w:sz="8" w:val="single"/>
+          <w:right w:color="000000" w:space="0" w:sz="8" w:val="single"/>
+          <w:insideH w:color="000000" w:space="0" w:sz="8" w:val="single"/>
+          <w:insideV w:color="000000" w:space="0" w:sz="8" w:val="single"/>
+        </w:tblBorders>
+        <w:tblLayout w:type="fixed"/>
+        <w:tblLook w:val="0600"/>
+      </w:tblPr>
+      <w:tblGrid>
+        <w:gridCol w:w="1740"/>
+        <w:gridCol w:w="1440"/>
+        <w:gridCol w:w="1515"/>
+        <w:gridCol w:w="1920"/>
+        <w:gridCol w:w="3060"/>
+        <w:gridCol w:w="1935"/>
+        <w:tblGridChange w:id="0">
+          <w:tblGrid>
+            <w:gridCol w:w="1740"/>
+            <w:gridCol w:w="1440"/>
+            <w:gridCol w:w="1515"/>
+            <w:gridCol w:w="1920"/>
+            <w:gridCol w:w="3060"/>
+            <w:gridCol w:w="1935"/>
+          </w:tblGrid>
+        </w:tblGridChange>
+      </w:tblGrid>
+      <w:tr>
+        <w:trPr>
+          <w:cantSplit w:val="0"/>
+          <w:tblHeader w:val="0"/>
+        </w:trPr>
+        <w:tc>
+          <w:tcPr>
+            <w:shd w:fill="auto" w:val="clear"/>
+            <w:tcMar>
+              <w:top w:w="100.0" w:type="dxa"/>
+              <w:left w:w="100.0" w:type="dxa"/>
+              <w:bottom w:w="100.0" w:type="dxa"/>
+              <w:right w:w="100.0" w:type="dxa"/>
+            </w:tcMar>
+            <w:vAlign w:val="top"/>
+          </w:tcPr>
+          <w:p>
+            <w:pPr>
+              <w:spacing w:after="36" w:before="36" w:lineRule="auto"/>
+              <w:rPr>
+                <w:sz w:val="20"/>
+                <w:szCs w:val="20"/>
+              </w:rPr>
+            </w:pPr>
+            <w:r>
+              <w:rPr>
+                <w:rtl w:val="0"/>
+              </w:rPr>
+              <w:t xml:space="preserve">Library/Engine</w:t>
+            </w:r>
+            <w:r>
+              <w:rPr>
+                <w:rtl w:val="0"/>
+              </w:rPr>
+            </w:r>
+          </w:p>
+        </w:tc>
+        <w:tc>
+          <w:tcPr>
+            <w:shd w:fill="auto" w:val="clear"/>
+            <w:tcMar>
+              <w:top w:w="100.0" w:type="dxa"/>
+              <w:left w:w="100.0" w:type="dxa"/>
+              <w:bottom w:w="100.0" w:type="dxa"/>
+              <w:right w:w="100.0" w:type="dxa"/>
+            </w:tcMar>
+            <w:vAlign w:val="top"/>
+          </w:tcPr>
+          <w:p>
+            <w:pPr>
+              <w:spacing w:after="36" w:before="36" w:lineRule="auto"/>
+              <w:rPr/>
+            </w:pPr>
+            <w:r>
+              <w:rPr>
+                <w:rtl w:val="0"/>
+              </w:rPr>
+              <w:t xml:space="preserve">Language</w:t>
+            </w:r>
+          </w:p>
+        </w:tc>
+        <w:tc>
+          <w:tcPr>
+            <w:shd w:fill="auto" w:val="clear"/>
+            <w:tcMar>
+              <w:top w:w="100.0" w:type="dxa"/>
+              <w:left w:w="100.0" w:type="dxa"/>
+              <w:bottom w:w="100.0" w:type="dxa"/>
+              <w:right w:w="100.0" w:type="dxa"/>
+            </w:tcMar>
+            <w:vAlign w:val="top"/>
+          </w:tcPr>
+          <w:p>
+            <w:pPr>
+              <w:spacing w:after="36" w:before="36" w:lineRule="auto"/>
+              <w:rPr/>
+            </w:pPr>
+            <w:r>
+              <w:rPr>
+                <w:rtl w:val="0"/>
+              </w:rPr>
+              <w:t xml:space="preserve">Architecture &amp; AST</w:t>
+            </w:r>
+          </w:p>
+        </w:tc>
+        <w:tc>
+          <w:tcPr>
+            <w:shd w:fill="auto" w:val="clear"/>
+            <w:tcMar>
+              <w:top w:w="100.0" w:type="dxa"/>
+              <w:left w:w="100.0" w:type="dxa"/>
+              <w:bottom w:w="100.0" w:type="dxa"/>
+              <w:right w:w="100.0" w:type="dxa"/>
+            </w:tcMar>
+            <w:vAlign w:val="top"/>
+          </w:tcPr>
+          <w:p>
+            <w:pPr>
+              <w:spacing w:after="36" w:before="36" w:lineRule="auto"/>
+              <w:rPr/>
+            </w:pPr>
+            <w:r>
+              <w:rPr>
+                <w:rtl w:val="0"/>
+              </w:rPr>
+              <w:t xml:space="preserve">Expr. Eval Approach</w:t>
+            </w:r>
+          </w:p>
+        </w:tc>
+        <w:tc>
+          <w:tcPr>
+            <w:shd w:fill="auto" w:val="clear"/>
+            <w:tcMar>
+              <w:top w:w="100.0" w:type="dxa"/>
+              <w:left w:w="100.0" w:type="dxa"/>
+              <w:bottom w:w="100.0" w:type="dxa"/>
+              <w:right w:w="100.0" w:type="dxa"/>
+            </w:tcMar>
+            <w:vAlign w:val="top"/>
+          </w:tcPr>
+          <w:p>
+            <w:pPr>
+              <w:spacing w:after="36" w:before="36" w:lineRule="auto"/>
+              <w:rPr/>
+            </w:pPr>
+            <w:r>
+              <w:rPr>
+                <w:rtl w:val="0"/>
+              </w:rPr>
+              <w:t xml:space="preserve">Semantic Strategy</w:t>
+            </w:r>
+          </w:p>
+        </w:tc>
+        <w:tc>
+          <w:tcPr>
+            <w:shd w:fill="auto" w:val="clear"/>
+            <w:tcMar>
+              <w:top w:w="100.0" w:type="dxa"/>
+              <w:left w:w="100.0" w:type="dxa"/>
+              <w:bottom w:w="100.0" w:type="dxa"/>
+              <w:right w:w="100.0" w:type="dxa"/>
+            </w:tcMar>
+            <w:vAlign w:val="top"/>
+          </w:tcPr>
+          <w:p>
+            <w:pPr>
+              <w:spacing w:after="36" w:before="36" w:lineRule="auto"/>
+              <w:rPr/>
+            </w:pPr>
+            <w:r>
+              <w:rPr>
+                <w:rtl w:val="0"/>
+              </w:rPr>
+              <w:t xml:space="preserve">Maturity/Usage</w:t>
+            </w:r>
+          </w:p>
+        </w:tc>
+      </w:tr>
+      <w:tr>
+        <w:trPr>
+          <w:cantSplit w:val="0"/>
+          <w:tblHeader w:val="0"/>
+        </w:trPr>
+        <w:tc>
+          <w:tcPr>
+            <w:shd w:fill="auto" w:val="clear"/>
+            <w:tcMar>
+              <w:top w:w="100.0" w:type="dxa"/>
+              <w:left w:w="100.0" w:type="dxa"/>
+              <w:bottom w:w="100.0" w:type="dxa"/>
+              <w:right w:w="100.0" w:type="dxa"/>
+            </w:tcMar>
+            <w:vAlign w:val="top"/>
+          </w:tcPr>
+          <w:p>
+            <w:pPr>
+              <w:spacing w:after="36" w:before="36" w:lineRule="auto"/>
+              <w:rPr/>
+            </w:pPr>
+            <w:r>
+              <w:rPr>
+                <w:b w:val="1"/>
+                <w:bCs w:val="1"/>
+                <w:rtl w:val="0"/>
+              </w:rPr>
+              <w:t xml:space="preserve">PostCSS</w:t>
+            </w:r>
+            <w:r>
+              <w:rPr>
+                <w:rtl w:val="0"/>
+              </w:rPr>
+            </w:r>
+          </w:p>
+        </w:tc>
+        <w:tc>
+          <w:tcPr>
+            <w:shd w:fill="auto" w:val="clear"/>
+            <w:tcMar>
+              <w:top w:w="100.0" w:type="dxa"/>
+              <w:left w:w="100.0" w:type="dxa"/>
+              <w:bottom w:w="100.0" w:type="dxa"/>
+              <w:right w:w="100.0" w:type="dxa"/>
+            </w:tcMar>
+            <w:vAlign w:val="top"/>
+          </w:tcPr>
+          <w:p>
+            <w:pPr>
+              <w:spacing w:after="36" w:before="36" w:lineRule="auto"/>
+              <w:rPr/>
+            </w:pPr>
+            <w:r>
+              <w:rPr>
+                <w:rtl w:val="0"/>
+              </w:rPr>
+              <w:t xml:space="preserve">JavaScript (Node)</w:t>
+            </w:r>
+          </w:p>
+        </w:tc>
+        <w:tc>
+          <w:tcPr>
+            <w:shd w:fill="auto" w:val="clear"/>
+            <w:tcMar>
+              <w:top w:w="100.0" w:type="dxa"/>
+              <w:left w:w="100.0" w:type="dxa"/>
+              <w:bottom w:w="100.0" w:type="dxa"/>
+              <w:right w:w="100.0" w:type="dxa"/>
+            </w:tcMar>
+            <w:vAlign w:val="top"/>
+          </w:tcPr>
+          <w:p>
+            <w:pPr>
+              <w:spacing w:after="36" w:before="36" w:lineRule="auto"/>
+              <w:rPr/>
+            </w:pPr>
+            <w:r>
+              <w:rPr>
+                <w:rtl w:val="0"/>
+              </w:rPr>
+              <w:t xml:space="preserve">Plugin-based CSS transformer; core parses rules into a shallow AST of declarations</w:t>
+            </w:r>
+          </w:p>
+        </w:tc>
+        <w:tc>
+          <w:tcPr>
+            <w:shd w:fill="auto" w:val="clear"/>
+            <w:tcMar>
+              <w:top w:w="100.0" w:type="dxa"/>
+              <w:left w:w="100.0" w:type="dxa"/>
+              <w:bottom w:w="100.0" w:type="dxa"/>
+              <w:right w:w="100.0" w:type="dxa"/>
+            </w:tcMar>
+            <w:vAlign w:val="top"/>
+          </w:tcPr>
+          <w:p>
+            <w:pPr>
+              <w:spacing w:after="36" w:before="36" w:lineRule="auto"/>
+              <w:rPr/>
+            </w:pPr>
+            <w:r>
+              <w:rPr>
+                <w:rtl w:val="0"/>
+              </w:rPr>
+              <w:t xml:space="preserve">Minimal built-in evaluation; value strings (parsing of values is done by plugins, e.g. </w:t>
+            </w:r>
+            <w:hyperlink r:id="rId6">
+              <w:r>
+                <w:rPr>
+                  <w:color w:val="156082"/>
+                  <w:rtl w:val="0"/>
+                </w:rPr>
+                <w:t xml:space="preserve">postcss-calc</w:t>
+              </w:r>
+            </w:hyperlink>
+            <w:r>
+              <w:rPr>
+                <w:rtl w:val="0"/>
+              </w:rPr>
+              <w:t xml:space="preserve">, </w:t>
+            </w:r>
+            <w:hyperlink r:id="rId7">
+              <w:r>
+                <w:rPr>
+                  <w:color w:val="156082"/>
+                  <w:rtl w:val="0"/>
+                </w:rPr>
+                <w:t xml:space="preserve">postcss-custom-properties</w:t>
+              </w:r>
+            </w:hyperlink>
+            <w:r>
+              <w:rPr>
+                <w:rtl w:val="0"/>
+              </w:rPr>
+              <w:t xml:space="preserve">). No formal value AST in core (plans exist to introduce </w:t>
+            </w:r>
+          </w:p>
+        </w:tc>
+        <w:tc>
+          <w:tcPr>
+            <w:shd w:fill="auto" w:val="clear"/>
+            <w:tcMar>
+              <w:top w:w="100.0" w:type="dxa"/>
+              <w:left w:w="100.0" w:type="dxa"/>
+              <w:bottom w:w="100.0" w:type="dxa"/>
+              <w:right w:w="100.0" w:type="dxa"/>
+            </w:tcMar>
+            <w:vAlign w:val="top"/>
+          </w:tcPr>
+          <w:p>
+            <w:pPr>
+              <w:spacing w:after="36" w:before="36" w:lineRule="auto"/>
+              <w:rPr/>
+            </w:pPr>
+            <w:r>
+              <w:rPr>
+                <w:rtl w:val="0"/>
+              </w:rPr>
+              <w:t xml:space="preserve">Delegate to plugins; relies on plugin ecosystem for semantics (e.g. plugin checks property validity).</w:t>
+            </w:r>
+          </w:p>
+        </w:tc>
+        <w:tc>
+          <w:tcPr>
+            <w:shd w:fill="auto" w:val="clear"/>
+            <w:tcMar>
+              <w:top w:w="100.0" w:type="dxa"/>
+              <w:left w:w="100.0" w:type="dxa"/>
+              <w:bottom w:w="100.0" w:type="dxa"/>
+              <w:right w:w="100.0" w:type="dxa"/>
+            </w:tcMar>
+            <w:vAlign w:val="top"/>
+          </w:tcPr>
+          <w:p>
+            <w:pPr>
+              <w:spacing w:after="36" w:before="36" w:lineRule="auto"/>
+              <w:rPr/>
+            </w:pPr>
+            <w:r>
+              <w:rPr>
+                <w:rtl w:val="0"/>
+              </w:rPr>
+              <w:t xml:space="preserve">Very high (used in many tools)</w:t>
+            </w:r>
+          </w:p>
+        </w:tc>
+      </w:tr>
+      <w:tr>
+        <w:trPr>
+          <w:cantSplit w:val="0"/>
+          <w:tblHeader w:val="0"/>
+        </w:trPr>
+        <w:tc>
+          <w:tcPr>
+            <w:shd w:fill="auto" w:val="clear"/>
+            <w:tcMar>
+              <w:top w:w="100.0" w:type="dxa"/>
+              <w:left w:w="100.0" w:type="dxa"/>
+              <w:bottom w:w="100.0" w:type="dxa"/>
+              <w:right w:w="100.0" w:type="dxa"/>
+            </w:tcMar>
+            <w:vAlign w:val="top"/>
+          </w:tcPr>
+          <w:p>
+            <w:pPr>
+              <w:spacing w:after="36" w:before="36" w:lineRule="auto"/>
+              <w:rPr>
+                <w:b w:val="1"/>
+                <w:bCs w:val="1"/>
+              </w:rPr>
+            </w:pPr>
+            <w:r>
+              <w:rPr>
+                <w:b w:val="1"/>
+                <w:bCs w:val="1"/>
+                <w:rtl w:val="0"/>
+              </w:rPr>
+              <w:t xml:space="preserve">CSSTree</w:t>
+            </w:r>
+          </w:p>
+        </w:tc>
+        <w:tc>
+          <w:tcPr>
+            <w:shd w:fill="auto" w:val="clear"/>
+            <w:tcMar>
+              <w:top w:w="100.0" w:type="dxa"/>
+              <w:left w:w="100.0" w:type="dxa"/>
+              <w:bottom w:w="100.0" w:type="dxa"/>
+              <w:right w:w="100.0" w:type="dxa"/>
+            </w:tcMar>
+            <w:vAlign w:val="top"/>
+          </w:tcPr>
+          <w:p>
+            <w:pPr>
+              <w:spacing w:after="36" w:before="36" w:lineRule="auto"/>
+              <w:rPr/>
+            </w:pPr>
+            <w:r>
+              <w:rPr>
+                <w:rtl w:val="0"/>
+              </w:rPr>
+              <w:t xml:space="preserve">JavaScript (Node)</w:t>
+            </w:r>
+          </w:p>
+        </w:tc>
+        <w:tc>
+          <w:tcPr>
+            <w:shd w:fill="auto" w:val="clear"/>
+            <w:tcMar>
+              <w:top w:w="100.0" w:type="dxa"/>
+              <w:left w:w="100.0" w:type="dxa"/>
+              <w:bottom w:w="100.0" w:type="dxa"/>
+              <w:right w:w="100.0" w:type="dxa"/>
+            </w:tcMar>
+            <w:vAlign w:val="top"/>
+          </w:tcPr>
+          <w:p>
+            <w:pPr>
+              <w:spacing w:after="36" w:before="36" w:lineRule="auto"/>
+              <w:rPr/>
+            </w:pPr>
+            <w:r>
+              <w:rPr>
+                <w:rtl w:val="0"/>
+              </w:rPr>
+              <w:t xml:space="preserve">Highly detailed CSS parser with tokenization and AST; uses MDN grammar data.</w:t>
+            </w:r>
+          </w:p>
+          <w:p>
+            <w:pPr>
+              <w:spacing w:after="36" w:before="36" w:lineRule="auto"/>
+              <w:rPr/>
+            </w:pPr>
+            <w:r>
+              <w:rPr>
+                <w:rtl w:val="0"/>
+              </w:rPr>
+              <w:t xml:space="preserve">Supports adjustable parsing detail and tolerates errors by wrapping bad fragments in </w:t>
+            </w:r>
+            <w:r>
+              <w:rPr>
+                <w:rFonts w:ascii="Consolas" w:cs="Consolas" w:eastAsia="Consolas" w:hAnsi="Consolas"/>
+                <w:sz w:val="22"/>
+                <w:szCs w:val="22"/>
+                <w:rtl w:val="0"/>
+              </w:rPr>
+              <w:t xml:space="preserve">Raw</w:t>
+            </w:r>
+            <w:r>
+              <w:rPr>
+                <w:rtl w:val="0"/>
+              </w:rPr>
+              <w:t xml:space="preserve"> AST nodes</w:t>
+            </w:r>
+          </w:p>
+        </w:tc>
+        <w:tc>
+          <w:tcPr>
+            <w:shd w:fill="auto" w:val="clear"/>
+            <w:tcMar>
+              <w:top w:w="100.0" w:type="dxa"/>
+              <w:left w:w="100.0" w:type="dxa"/>
+              <w:bottom w:w="100.0" w:type="dxa"/>
+              <w:right w:w="100.0" w:type="dxa"/>
+            </w:tcMar>
+            <w:vAlign w:val="top"/>
+          </w:tcPr>
+          <w:p>
+            <w:pPr>
+              <w:spacing w:after="36" w:before="36" w:lineRule="auto"/>
+              <w:rPr/>
+            </w:pPr>
+            <w:r>
+              <w:rPr>
+                <w:rtl w:val="0"/>
+              </w:rPr>
+              <w:t xml:space="preserve">CSSTree parses values (e.g. </w:t>
+            </w:r>
+            <w:r>
+              <w:rPr>
+                <w:rFonts w:ascii="Consolas" w:cs="Consolas" w:eastAsia="Consolas" w:hAnsi="Consolas"/>
+                <w:sz w:val="22"/>
+                <w:szCs w:val="22"/>
+                <w:rtl w:val="0"/>
+              </w:rPr>
+              <w:t xml:space="preserve">calc()</w:t>
+            </w:r>
+            <w:r>
+              <w:rPr>
+                <w:rtl w:val="0"/>
+              </w:rPr>
+              <w:t xml:space="preserve">, colors, functions) into AST nodes, but does not itself perform computations. It provides a lexer to validate or match values against property syntaxes</w:t>
+            </w:r>
+          </w:p>
+        </w:tc>
+        <w:tc>
+          <w:tcPr>
+            <w:shd w:fill="auto" w:val="clear"/>
+            <w:tcMar>
+              <w:top w:w="100.0" w:type="dxa"/>
+              <w:left w:w="100.0" w:type="dxa"/>
+              <w:bottom w:w="100.0" w:type="dxa"/>
+              <w:right w:w="100.0" w:type="dxa"/>
+            </w:tcMar>
+            <w:vAlign w:val="top"/>
+          </w:tcPr>
+          <w:p>
+            <w:pPr>
+              <w:spacing w:after="36" w:before="36" w:lineRule="auto"/>
+              <w:rPr/>
+            </w:pPr>
+            <w:r>
+              <w:rPr>
+                <w:rtl w:val="0"/>
+              </w:rPr>
+              <w:t xml:space="preserve">Provides </w:t>
+            </w:r>
+            <w:r>
+              <w:rPr>
+                <w:i w:val="1"/>
+                <w:iCs w:val="1"/>
+                <w:rtl w:val="0"/>
+              </w:rPr>
+              <w:t xml:space="preserve">syntax</w:t>
+            </w:r>
+            <w:r>
+              <w:rPr>
+                <w:rtl w:val="0"/>
+              </w:rPr>
+              <w:t xml:space="preserve"> validation via its definition-syntax system (MDN/CSSWG grammars)</w:t>
+            </w:r>
+          </w:p>
+        </w:tc>
+        <w:tc>
+          <w:tcPr>
+            <w:shd w:fill="auto" w:val="clear"/>
+            <w:tcMar>
+              <w:top w:w="100.0" w:type="dxa"/>
+              <w:left w:w="100.0" w:type="dxa"/>
+              <w:bottom w:w="100.0" w:type="dxa"/>
+              <w:right w:w="100.0" w:type="dxa"/>
+            </w:tcMar>
+            <w:vAlign w:val="top"/>
+          </w:tcPr>
+          <w:p>
+            <w:pPr>
+              <w:spacing w:after="36" w:before="36" w:lineRule="auto"/>
+              <w:rPr/>
+            </w:pPr>
+            <w:r>
+              <w:rPr>
+                <w:rtl w:val="0"/>
+              </w:rPr>
+              <w:t xml:space="preserve">High (widely used in tooling and validators)</w:t>
+            </w:r>
+          </w:p>
+        </w:tc>
+      </w:tr>
+      <w:tr>
+        <w:trPr>
+          <w:cantSplit w:val="0"/>
+          <w:tblHeader w:val="0"/>
+        </w:trPr>
+        <w:tc>
+          <w:tcPr>
+            <w:shd w:fill="auto" w:val="clear"/>
+            <w:tcMar>
+              <w:top w:w="100.0" w:type="dxa"/>
+              <w:left w:w="100.0" w:type="dxa"/>
+              <w:bottom w:w="100.0" w:type="dxa"/>
+              <w:right w:w="100.0" w:type="dxa"/>
+            </w:tcMar>
+            <w:vAlign w:val="top"/>
+          </w:tcPr>
+          <w:p>
+            <w:pPr>
+              <w:spacing w:after="36" w:before="36" w:lineRule="auto"/>
+              <w:rPr>
+                <w:b w:val="1"/>
+                <w:bCs w:val="1"/>
+              </w:rPr>
+            </w:pPr>
+            <w:r>
+              <w:rPr>
+                <w:b w:val="1"/>
+                <w:bCs w:val="1"/>
+                <w:rtl w:val="0"/>
+              </w:rPr>
+              <w:t xml:space="preserve">LibCSS (NetSurf)</w:t>
+            </w:r>
+          </w:p>
+        </w:tc>
+        <w:tc>
+          <w:tcPr>
+            <w:shd w:fill="auto" w:val="clear"/>
+            <w:tcMar>
+              <w:top w:w="100.0" w:type="dxa"/>
+              <w:left w:w="100.0" w:type="dxa"/>
+              <w:bottom w:w="100.0" w:type="dxa"/>
+              <w:right w:w="100.0" w:type="dxa"/>
+            </w:tcMar>
+            <w:vAlign w:val="top"/>
+          </w:tcPr>
+          <w:p>
+            <w:pPr>
+              <w:spacing w:after="36" w:before="36" w:lineRule="auto"/>
+              <w:rPr/>
+            </w:pPr>
+            <w:r>
+              <w:rPr>
+                <w:rtl w:val="0"/>
+              </w:rPr>
+              <w:t xml:space="preserve">C</w:t>
+            </w:r>
+          </w:p>
+        </w:tc>
+        <w:tc>
+          <w:tcPr>
+            <w:shd w:fill="auto" w:val="clear"/>
+            <w:tcMar>
+              <w:top w:w="100.0" w:type="dxa"/>
+              <w:left w:w="100.0" w:type="dxa"/>
+              <w:bottom w:w="100.0" w:type="dxa"/>
+              <w:right w:w="100.0" w:type="dxa"/>
+            </w:tcMar>
+            <w:vAlign w:val="top"/>
+          </w:tcPr>
+          <w:p>
+            <w:pPr>
+              <w:spacing w:after="36" w:before="36" w:lineRule="auto"/>
+              <w:rPr/>
+            </w:pPr>
+            <w:r>
+              <w:rPr>
+                <w:rtl w:val="0"/>
+              </w:rPr>
+              <w:t xml:space="preserve">Standalone CSS parser and selection engine (from NetSurf browser).</w:t>
+              <w:br w:type="textWrapping"/>
+              <w:t xml:space="preserve">Parses CSS2/3 into a DOM-like style data structure, with a focus on fast, low-memory operation.</w:t>
+            </w:r>
+          </w:p>
+        </w:tc>
+        <w:tc>
+          <w:tcPr>
+            <w:shd w:fill="auto" w:val="clear"/>
+            <w:tcMar>
+              <w:top w:w="100.0" w:type="dxa"/>
+              <w:left w:w="100.0" w:type="dxa"/>
+              <w:bottom w:w="100.0" w:type="dxa"/>
+              <w:right w:w="100.0" w:type="dxa"/>
+            </w:tcMar>
+            <w:vAlign w:val="top"/>
+          </w:tcPr>
+          <w:p>
+            <w:pPr>
+              <w:spacing w:after="36" w:before="36" w:lineRule="auto"/>
+              <w:rPr/>
+            </w:pPr>
+            <w:r>
+              <w:rPr>
+                <w:rtl w:val="0"/>
+              </w:rPr>
+              <w:t xml:space="preserve">Can check if a value matches a property’s syntax. Does not apply semantics like cascade or inheritance.</w:t>
+            </w:r>
+          </w:p>
+        </w:tc>
+        <w:tc>
+          <w:tcPr>
+            <w:shd w:fill="auto" w:val="clear"/>
+            <w:tcMar>
+              <w:top w:w="100.0" w:type="dxa"/>
+              <w:left w:w="100.0" w:type="dxa"/>
+              <w:bottom w:w="100.0" w:type="dxa"/>
+              <w:right w:w="100.0" w:type="dxa"/>
+            </w:tcMar>
+            <w:vAlign w:val="top"/>
+          </w:tcPr>
+          <w:p>
+            <w:pPr>
+              <w:spacing w:after="36" w:before="36" w:lineRule="auto"/>
+              <w:rPr/>
+            </w:pPr>
+            <w:r>
+              <w:rPr>
+                <w:rtl w:val="0"/>
+              </w:rPr>
+              <w:t xml:space="preserve">Fully supports CSS expressions (length, percentage, colors, </w:t>
+            </w:r>
+            <w:r>
+              <w:rPr>
+                <w:rFonts w:ascii="Consolas" w:cs="Consolas" w:eastAsia="Consolas" w:hAnsi="Consolas"/>
+                <w:sz w:val="22"/>
+                <w:szCs w:val="22"/>
+                <w:rtl w:val="0"/>
+              </w:rPr>
+              <w:t xml:space="preserve">calc()</w:t>
+            </w:r>
+            <w:r>
+              <w:rPr>
+                <w:rtl w:val="0"/>
+              </w:rPr>
+              <w:t xml:space="preserve">, media queries, etc.). The code generator can convert values (e.g. percent to absolute length given context) as seen in release notes (e.g. supports </w:t>
+            </w:r>
+            <w:r>
+              <w:rPr>
+                <w:rFonts w:ascii="Consolas" w:cs="Consolas" w:eastAsia="Consolas" w:hAnsi="Consolas"/>
+                <w:sz w:val="22"/>
+                <w:szCs w:val="22"/>
+                <w:rtl w:val="0"/>
+              </w:rPr>
+              <w:t xml:space="preserve">revert</w:t>
+            </w:r>
+            <w:r>
+              <w:rPr>
+                <w:rtl w:val="0"/>
+              </w:rPr>
+              <w:t xml:space="preserve">, </w:t>
+            </w:r>
+            <w:r>
+              <w:rPr>
+                <w:rFonts w:ascii="Consolas" w:cs="Consolas" w:eastAsia="Consolas" w:hAnsi="Consolas"/>
+                <w:sz w:val="22"/>
+                <w:szCs w:val="22"/>
+                <w:rtl w:val="0"/>
+              </w:rPr>
+              <w:t xml:space="preserve">unset</w:t>
+            </w:r>
+            <w:r>
+              <w:rPr>
+                <w:rtl w:val="0"/>
+              </w:rPr>
+              <w:t xml:space="preserve">, new units)</w:t>
+            </w:r>
+          </w:p>
+        </w:tc>
+        <w:tc>
+          <w:tcPr>
+            <w:shd w:fill="auto" w:val="clear"/>
+            <w:tcMar>
+              <w:top w:w="100.0" w:type="dxa"/>
+              <w:left w:w="100.0" w:type="dxa"/>
+              <w:bottom w:w="100.0" w:type="dxa"/>
+              <w:right w:w="100.0" w:type="dxa"/>
+            </w:tcMar>
+            <w:vAlign w:val="top"/>
+          </w:tcPr>
+          <w:p>
+            <w:pPr>
+              <w:spacing w:after="36" w:before="36" w:lineRule="auto"/>
+              <w:rPr/>
+            </w:pPr>
+            <w:r>
+              <w:rPr>
+                <w:rtl w:val="0"/>
+              </w:rPr>
+              <w:t xml:space="preserve">Moderate (used by NetSurf; still maintained)</w:t>
+            </w:r>
+          </w:p>
+        </w:tc>
+      </w:tr>
+      <w:tr>
+        <w:trPr>
+          <w:cantSplit w:val="0"/>
+          <w:tblHeader w:val="0"/>
+        </w:trPr>
+        <w:tc>
+          <w:tcPr>
+            <w:shd w:fill="auto" w:val="clear"/>
+            <w:tcMar>
+              <w:top w:w="100.0" w:type="dxa"/>
+              <w:left w:w="100.0" w:type="dxa"/>
+              <w:bottom w:w="100.0" w:type="dxa"/>
+              <w:right w:w="100.0" w:type="dxa"/>
+            </w:tcMar>
+            <w:vAlign w:val="top"/>
+          </w:tcPr>
+          <w:p>
+            <w:pPr>
+              <w:spacing w:after="36" w:before="36" w:lineRule="auto"/>
+              <w:rPr>
+                <w:b w:val="1"/>
+                <w:bCs w:val="1"/>
+              </w:rPr>
+            </w:pPr>
+            <w:r>
+              <w:rPr>
+                <w:b w:val="1"/>
+                <w:bCs w:val="1"/>
+                <w:rtl w:val="0"/>
+              </w:rPr>
+              <w:t xml:space="preserve">libcroco</w:t>
+            </w:r>
+          </w:p>
+        </w:tc>
+        <w:tc>
+          <w:tcPr>
+            <w:shd w:fill="auto" w:val="clear"/>
+            <w:tcMar>
+              <w:top w:w="100.0" w:type="dxa"/>
+              <w:left w:w="100.0" w:type="dxa"/>
+              <w:bottom w:w="100.0" w:type="dxa"/>
+              <w:right w:w="100.0" w:type="dxa"/>
+            </w:tcMar>
+            <w:vAlign w:val="top"/>
+          </w:tcPr>
+          <w:p>
+            <w:pPr>
+              <w:spacing w:after="36" w:before="36" w:lineRule="auto"/>
+              <w:rPr/>
+            </w:pPr>
+            <w:r>
+              <w:rPr>
+                <w:rtl w:val="0"/>
+              </w:rPr>
+              <w:t xml:space="preserve">C (GNOME)</w:t>
+            </w:r>
+          </w:p>
+        </w:tc>
+        <w:tc>
+          <w:tcPr>
+            <w:shd w:fill="auto" w:val="clear"/>
+            <w:tcMar>
+              <w:top w:w="100.0" w:type="dxa"/>
+              <w:left w:w="100.0" w:type="dxa"/>
+              <w:bottom w:w="100.0" w:type="dxa"/>
+              <w:right w:w="100.0" w:type="dxa"/>
+            </w:tcMar>
+            <w:vAlign w:val="top"/>
+          </w:tcPr>
+          <w:p>
+            <w:pPr>
+              <w:spacing w:after="36" w:before="36" w:lineRule="auto"/>
+              <w:rPr/>
+            </w:pPr>
+            <w:r>
+              <w:rPr>
+                <w:rtl w:val="0"/>
+              </w:rPr>
+              <w:t xml:space="preserve">CSS2 parsing/manipulation library (GNOME); provides SAX-like API and DOM-like model</w:t>
+            </w:r>
+          </w:p>
+        </w:tc>
+        <w:tc>
+          <w:tcPr/>
+          <w:p>
+            <w:pPr>
+              <w:spacing w:after="36" w:before="36" w:lineRule="auto"/>
+              <w:rPr/>
+            </w:pPr>
+            <w:r>
+              <w:rPr>
+                <w:rtl w:val="0"/>
+              </w:rPr>
+              <w:t xml:space="preserve">Parses CSS values as per CSS2 (lengths, colors, etc.). No modern </w:t>
+            </w:r>
+            <w:r>
+              <w:rPr>
+                <w:rFonts w:ascii="Consolas" w:cs="Consolas" w:eastAsia="Consolas" w:hAnsi="Consolas"/>
+                <w:sz w:val="22"/>
+                <w:szCs w:val="22"/>
+                <w:rtl w:val="0"/>
+              </w:rPr>
+              <w:t xml:space="preserve">calc()</w:t>
+            </w:r>
+            <w:r>
+              <w:rPr>
+                <w:rtl w:val="0"/>
+              </w:rPr>
+              <w:t xml:space="preserve"> or custom props support.</w:t>
+            </w:r>
+          </w:p>
+        </w:tc>
+        <w:tc>
+          <w:tcPr/>
+          <w:p>
+            <w:pPr>
+              <w:spacing w:after="36" w:before="36" w:lineRule="auto"/>
+              <w:rPr/>
+            </w:pPr>
+            <w:r>
+              <w:rPr>
+                <w:rtl w:val="0"/>
+              </w:rPr>
+              <w:t xml:space="preserve">Supports cascade, inheritance, user-agent style sheets per CSS2. Does not handle CSS3/4 features.</w:t>
+            </w:r>
+          </w:p>
+        </w:tc>
+        <w:tc>
+          <w:tcPr>
+            <w:shd w:fill="auto" w:val="clear"/>
+            <w:tcMar>
+              <w:top w:w="100.0" w:type="dxa"/>
+              <w:left w:w="100.0" w:type="dxa"/>
+              <w:bottom w:w="100.0" w:type="dxa"/>
+              <w:right w:w="100.0" w:type="dxa"/>
+            </w:tcMar>
+            <w:vAlign w:val="top"/>
+          </w:tcPr>
+          <w:p>
+            <w:pPr>
+              <w:spacing w:after="36" w:before="36" w:lineRule="auto"/>
+              <w:rPr/>
+            </w:pPr>
+            <w:r>
+              <w:rPr>
+                <w:rtl w:val="0"/>
+              </w:rPr>
+              <w:t xml:space="preserve">Mature (ships with GNOME/GTK-based tools)</w:t>
+            </w:r>
+          </w:p>
+        </w:tc>
+      </w:tr>
+      <w:tr>
+        <w:trPr>
+          <w:cantSplit w:val="0"/>
+          <w:tblHeader w:val="0"/>
+        </w:trPr>
+        <w:tc>
+          <w:tcPr>
+            <w:shd w:fill="auto" w:val="clear"/>
+            <w:tcMar>
+              <w:top w:w="100.0" w:type="dxa"/>
+              <w:left w:w="100.0" w:type="dxa"/>
+              <w:bottom w:w="100.0" w:type="dxa"/>
+              <w:right w:w="100.0" w:type="dxa"/>
+            </w:tcMar>
+            <w:vAlign w:val="top"/>
+          </w:tcPr>
+          <w:p>
+            <w:pPr>
+              <w:spacing w:after="36" w:before="36" w:lineRule="auto"/>
+              <w:rPr>
+                <w:b w:val="1"/>
+                <w:bCs w:val="1"/>
+              </w:rPr>
+            </w:pPr>
+            <w:r>
+              <w:rPr>
+                <w:rtl w:val="0"/>
+              </w:rPr>
+            </w:r>
+          </w:p>
+        </w:tc>
+        <w:tc>
+          <w:tcPr>
+            <w:shd w:fill="auto" w:val="clear"/>
+            <w:tcMar>
+              <w:top w:w="100.0" w:type="dxa"/>
+              <w:left w:w="100.0" w:type="dxa"/>
+              <w:bottom w:w="100.0" w:type="dxa"/>
+              <w:right w:w="100.0" w:type="dxa"/>
+            </w:tcMar>
+            <w:vAlign w:val="top"/>
+          </w:tcPr>
+          <w:p>
+            <w:pPr>
+              <w:spacing w:after="36" w:before="36" w:lineRule="auto"/>
+              <w:rPr/>
+            </w:pPr>
+            <w:r>
+              <w:rPr>
+                <w:rtl w:val="0"/>
+              </w:rPr>
+            </w:r>
+          </w:p>
+        </w:tc>
+        <w:tc>
+          <w:tcPr>
+            <w:shd w:fill="auto" w:val="clear"/>
+            <w:tcMar>
+              <w:top w:w="100.0" w:type="dxa"/>
+              <w:left w:w="100.0" w:type="dxa"/>
+              <w:bottom w:w="100.0" w:type="dxa"/>
+              <w:right w:w="100.0" w:type="dxa"/>
+            </w:tcMar>
+            <w:vAlign w:val="top"/>
+          </w:tcPr>
+          <w:p>
+            <w:pPr>
+              <w:spacing w:after="36" w:before="36" w:lineRule="auto"/>
+              <w:rPr/>
+            </w:pPr>
+            <w:r>
+              <w:rPr>
+                <w:rtl w:val="0"/>
+              </w:rPr>
+            </w:r>
+          </w:p>
+        </w:tc>
+        <w:tc>
+          <w:tcPr/>
+          <w:p>
+            <w:pPr>
+              <w:spacing w:after="36" w:before="36" w:lineRule="auto"/>
+              <w:rPr/>
+            </w:pPr>
+            <w:r>
+              <w:rPr>
+                <w:rtl w:val="0"/>
+              </w:rPr>
+              <w:t xml:space="preserve">Full evaluation per spec: parses and resolves values (lengths, percentages, functions like </w:t>
+            </w:r>
+            <w:r>
+              <w:rPr>
+                <w:rFonts w:ascii="Consolas" w:cs="Consolas" w:eastAsia="Consolas" w:hAnsi="Consolas"/>
+                <w:sz w:val="22"/>
+                <w:szCs w:val="22"/>
+                <w:rtl w:val="0"/>
+              </w:rPr>
+              <w:t xml:space="preserve">calc()</w:t>
+            </w:r>
+            <w:r>
+              <w:rPr>
+                <w:rtl w:val="0"/>
+              </w:rPr>
+              <w:t xml:space="preserve">, </w:t>
+            </w:r>
+            <w:r>
+              <w:rPr>
+                <w:rFonts w:ascii="Consolas" w:cs="Consolas" w:eastAsia="Consolas" w:hAnsi="Consolas"/>
+                <w:sz w:val="22"/>
+                <w:szCs w:val="22"/>
+                <w:rtl w:val="0"/>
+              </w:rPr>
+              <w:t xml:space="preserve">var()</w:t>
+            </w:r>
+            <w:r>
+              <w:rPr>
+                <w:rtl w:val="0"/>
+              </w:rPr>
+              <w:t xml:space="preserve">, colors, gradients, etc.) according to the CSS specs. Supports CSS3/4 features (media queries, selectors, variables).</w:t>
+            </w:r>
+          </w:p>
+        </w:tc>
+        <w:tc>
+          <w:tcPr/>
+          <w:p>
+            <w:pPr>
+              <w:spacing w:after="36" w:before="36" w:lineRule="auto"/>
+              <w:rPr/>
+            </w:pPr>
+            <w:r>
+              <w:rPr>
+                <w:rtl w:val="0"/>
+              </w:rPr>
+              <w:t xml:space="preserve">Full CSS cascading: collects declarations, applies specificity and inheritance, computes </w:t>
+            </w:r>
+            <w:r>
+              <w:rPr>
+                <w:i w:val="1"/>
+                <w:iCs w:val="1"/>
+                <w:rtl w:val="0"/>
+              </w:rPr>
+              <w:t xml:space="preserve">specified</w:t>
+            </w:r>
+            <w:r>
+              <w:rPr>
+                <w:rtl w:val="0"/>
+              </w:rPr>
+              <w:t xml:space="preserve"> and </w:t>
+            </w:r>
+            <w:r>
+              <w:rPr>
+                <w:i w:val="1"/>
+                <w:iCs w:val="1"/>
+                <w:rtl w:val="0"/>
+              </w:rPr>
+              <w:t xml:space="preserve">computed</w:t>
+            </w:r>
+            <w:r>
+              <w:rPr>
+                <w:rtl w:val="0"/>
+              </w:rPr>
+              <w:t xml:space="preserve"> values, defaulting/inheritance rules. Implements value sanitization (invalid values dropped), transitions, etc.</w:t>
+            </w:r>
+          </w:p>
+        </w:tc>
+        <w:tc>
+          <w:tcPr>
+            <w:shd w:fill="auto" w:val="clear"/>
+            <w:tcMar>
+              <w:top w:w="100.0" w:type="dxa"/>
+              <w:left w:w="100.0" w:type="dxa"/>
+              <w:bottom w:w="100.0" w:type="dxa"/>
+              <w:right w:w="100.0" w:type="dxa"/>
+            </w:tcMar>
+            <w:vAlign w:val="top"/>
+          </w:tcPr>
+          <w:p>
+            <w:pPr>
+              <w:spacing w:after="36" w:before="36" w:lineRule="auto"/>
+              <w:rPr/>
+            </w:pPr>
+            <w:r>
+              <w:rPr>
+                <w:rtl w:val="0"/>
+              </w:rPr>
+            </w:r>
+          </w:p>
+        </w:tc>
+      </w:tr>
+      <w:tr>
+        <w:trPr>
+          <w:cantSplit w:val="0"/>
+          <w:tblHeader w:val="0"/>
+        </w:trPr>
+        <w:tc>
+          <w:tcPr>
+            <w:shd w:fill="auto" w:val="clear"/>
+            <w:tcMar>
+              <w:top w:w="100.0" w:type="dxa"/>
+              <w:left w:w="100.0" w:type="dxa"/>
+              <w:bottom w:w="100.0" w:type="dxa"/>
+              <w:right w:w="100.0" w:type="dxa"/>
+            </w:tcMar>
+            <w:vAlign w:val="top"/>
+          </w:tcPr>
+          <w:p>
+            <w:pPr>
+              <w:spacing w:after="36" w:before="36" w:lineRule="auto"/>
+              <w:rPr>
+                <w:b w:val="1"/>
+                <w:bCs w:val="1"/>
+              </w:rPr>
+            </w:pPr>
+            <w:r>
+              <w:rPr>
+                <w:b w:val="1"/>
+                <w:bCs w:val="1"/>
+                <w:rtl w:val="0"/>
+              </w:rPr>
+              <w:t xml:space="preserve">Gecko (Mozilla)</w:t>
+            </w:r>
+          </w:p>
+        </w:tc>
+        <w:tc>
+          <w:tcPr>
+            <w:shd w:fill="auto" w:val="clear"/>
+            <w:tcMar>
+              <w:top w:w="100.0" w:type="dxa"/>
+              <w:left w:w="100.0" w:type="dxa"/>
+              <w:bottom w:w="100.0" w:type="dxa"/>
+              <w:right w:w="100.0" w:type="dxa"/>
+            </w:tcMar>
+            <w:vAlign w:val="top"/>
+          </w:tcPr>
+          <w:p>
+            <w:pPr>
+              <w:spacing w:after="36" w:before="36" w:lineRule="auto"/>
+              <w:rPr/>
+            </w:pPr>
+            <w:r>
+              <w:rPr>
+                <w:rtl w:val="0"/>
+              </w:rPr>
+              <w:t xml:space="preserve">C++ (and Rust)</w:t>
+            </w:r>
+          </w:p>
+        </w:tc>
+        <w:tc>
+          <w:tcPr>
+            <w:shd w:fill="auto" w:val="clear"/>
+            <w:tcMar>
+              <w:top w:w="100.0" w:type="dxa"/>
+              <w:left w:w="100.0" w:type="dxa"/>
+              <w:bottom w:w="100.0" w:type="dxa"/>
+              <w:right w:w="100.0" w:type="dxa"/>
+            </w:tcMar>
+            <w:vAlign w:val="top"/>
+          </w:tcPr>
+          <w:p>
+            <w:pPr>
+              <w:spacing w:after="36" w:before="36" w:lineRule="auto"/>
+              <w:rPr/>
+            </w:pPr>
+            <w:r>
+              <w:rPr>
+                <w:rtl w:val="0"/>
+              </w:rPr>
+              <w:t xml:space="preserve">Browser CSS engine (nsCSSParser, nsStyleSet, etc.). Tokenizes and parses CSS into internal data structures; computes style for the DOM.</w:t>
+            </w:r>
+          </w:p>
+        </w:tc>
+        <w:tc>
+          <w:tcPr/>
+          <w:p>
+            <w:pPr>
+              <w:spacing w:after="36" w:before="36" w:lineRule="auto"/>
+              <w:rPr/>
+            </w:pPr>
+            <w:r>
+              <w:rPr>
+                <w:rtl w:val="0"/>
+              </w:rPr>
+              <w:t xml:space="preserve">Performs full cascade: selector matching, specificity, inheritance, defaulting, shadow DOM style, etc. Computed styles use style struct sharing (so siblings with same styles share memory).</w:t>
+            </w:r>
+          </w:p>
+        </w:tc>
+        <w:tc>
+          <w:tcPr/>
+          <w:p>
+            <w:pPr>
+              <w:spacing w:after="36" w:before="36" w:lineRule="auto"/>
+              <w:rPr/>
+            </w:pPr>
+            <w:r>
+              <w:rPr>
+                <w:rtl w:val="0"/>
+              </w:rPr>
+              <w:t xml:space="preserve">Implements cascade and selection: it collates all applicable declarations, resolves specificity and </w:t>
+            </w:r>
+            <w:r>
+              <w:rPr>
+                <w:rFonts w:ascii="Consolas" w:cs="Consolas" w:eastAsia="Consolas" w:hAnsi="Consolas"/>
+                <w:sz w:val="22"/>
+                <w:szCs w:val="22"/>
+                <w:rtl w:val="0"/>
+              </w:rPr>
+              <w:t xml:space="preserve">!important</w:t>
+            </w:r>
+            <w:r>
+              <w:rPr>
+                <w:rtl w:val="0"/>
+              </w:rPr>
+              <w:t xml:space="preserve">, and computes </w:t>
+            </w:r>
+            <w:r>
+              <w:rPr>
+                <w:i w:val="1"/>
+                <w:iCs w:val="1"/>
+                <w:rtl w:val="0"/>
+              </w:rPr>
+              <w:t xml:space="preserve">computed style</w:t>
+            </w:r>
+            <w:r>
+              <w:rPr>
+                <w:rtl w:val="0"/>
+              </w:rPr>
+              <w:t xml:space="preserve"> for each element. Defaulting, inheritance, and shorthand decomposition are all handled in its selection engine</w:t>
+            </w:r>
+          </w:p>
+        </w:tc>
+        <w:tc>
+          <w:tcPr>
+            <w:shd w:fill="auto" w:val="clear"/>
+            <w:tcMar>
+              <w:top w:w="100.0" w:type="dxa"/>
+              <w:left w:w="100.0" w:type="dxa"/>
+              <w:bottom w:w="100.0" w:type="dxa"/>
+              <w:right w:w="100.0" w:type="dxa"/>
+            </w:tcMar>
+            <w:vAlign w:val="top"/>
+          </w:tcPr>
+          <w:p>
+            <w:pPr>
+              <w:spacing w:after="36" w:before="36" w:lineRule="auto"/>
+              <w:rPr/>
+            </w:pPr>
+            <w:r>
+              <w:rPr>
+                <w:rtl w:val="0"/>
+              </w:rPr>
+              <w:t xml:space="preserve">Very high (shipped in Firefox)</w:t>
+            </w:r>
+          </w:p>
+        </w:tc>
+      </w:tr>
+      <w:tr>
+        <w:trPr>
+          <w:cantSplit w:val="0"/>
+          <w:tblHeader w:val="0"/>
+        </w:trPr>
+        <w:tc>
+          <w:tcPr>
+            <w:shd w:fill="auto" w:val="clear"/>
+            <w:tcMar>
+              <w:top w:w="100.0" w:type="dxa"/>
+              <w:left w:w="100.0" w:type="dxa"/>
+              <w:bottom w:w="100.0" w:type="dxa"/>
+              <w:right w:w="100.0" w:type="dxa"/>
+            </w:tcMar>
+            <w:vAlign w:val="top"/>
+          </w:tcPr>
+          <w:p>
+            <w:pPr>
+              <w:spacing w:after="36" w:before="36" w:lineRule="auto"/>
+              <w:rPr>
+                <w:b w:val="1"/>
+                <w:bCs w:val="1"/>
+              </w:rPr>
+            </w:pPr>
+            <w:r>
+              <w:rPr>
+                <w:b w:val="1"/>
+                <w:bCs w:val="1"/>
+                <w:rtl w:val="0"/>
+              </w:rPr>
+              <w:t xml:space="preserve">Blink (Chromium)</w:t>
+            </w:r>
+          </w:p>
+        </w:tc>
+        <w:tc>
+          <w:tcPr>
+            <w:shd w:fill="auto" w:val="clear"/>
+            <w:tcMar>
+              <w:top w:w="100.0" w:type="dxa"/>
+              <w:left w:w="100.0" w:type="dxa"/>
+              <w:bottom w:w="100.0" w:type="dxa"/>
+              <w:right w:w="100.0" w:type="dxa"/>
+            </w:tcMar>
+            <w:vAlign w:val="top"/>
+          </w:tcPr>
+          <w:p>
+            <w:pPr>
+              <w:spacing w:after="36" w:before="36" w:lineRule="auto"/>
+              <w:rPr/>
+            </w:pPr>
+            <w:r>
+              <w:rPr>
+                <w:rtl w:val="0"/>
+              </w:rPr>
+              <w:t xml:space="preserve">C++</w:t>
+            </w:r>
+          </w:p>
+        </w:tc>
+        <w:tc>
+          <w:tcPr>
+            <w:shd w:fill="auto" w:val="clear"/>
+            <w:tcMar>
+              <w:top w:w="100.0" w:type="dxa"/>
+              <w:left w:w="100.0" w:type="dxa"/>
+              <w:bottom w:w="100.0" w:type="dxa"/>
+              <w:right w:w="100.0" w:type="dxa"/>
+            </w:tcMar>
+            <w:vAlign w:val="top"/>
+          </w:tcPr>
+          <w:p>
+            <w:pPr>
+              <w:spacing w:after="36" w:before="36" w:lineRule="auto"/>
+              <w:rPr/>
+            </w:pPr>
+            <w:r>
+              <w:rPr>
+                <w:rtl w:val="0"/>
+              </w:rPr>
+              <w:t xml:space="preserve">Chrome’s rendering engine: CSS parser (</w:t>
+            </w:r>
+            <w:r>
+              <w:rPr>
+                <w:rFonts w:ascii="Consolas" w:cs="Consolas" w:eastAsia="Consolas" w:hAnsi="Consolas"/>
+                <w:sz w:val="22"/>
+                <w:szCs w:val="22"/>
+                <w:rtl w:val="0"/>
+              </w:rPr>
+              <w:t xml:space="preserve">CSSParser</w:t>
+            </w:r>
+            <w:r>
+              <w:rPr>
+                <w:rtl w:val="0"/>
+              </w:rPr>
+              <w:t xml:space="preserve"> and </w:t>
+            </w:r>
+            <w:r>
+              <w:rPr>
+                <w:rFonts w:ascii="Consolas" w:cs="Consolas" w:eastAsia="Consolas" w:hAnsi="Consolas"/>
+                <w:sz w:val="22"/>
+                <w:szCs w:val="22"/>
+                <w:rtl w:val="0"/>
+              </w:rPr>
+              <w:t xml:space="preserve">CSSParserImpl</w:t>
+            </w:r>
+            <w:r>
+              <w:rPr>
+                <w:rtl w:val="0"/>
+              </w:rPr>
+              <w:t xml:space="preserve">), tokenizes and produces CSSOM. Uses optimized paths (</w:t>
+            </w:r>
+            <w:r>
+              <w:rPr>
+                <w:rFonts w:ascii="Consolas" w:cs="Consolas" w:eastAsia="Consolas" w:hAnsi="Consolas"/>
+                <w:sz w:val="22"/>
+                <w:szCs w:val="22"/>
+                <w:rtl w:val="0"/>
+              </w:rPr>
+              <w:t xml:space="preserve">CSSParserFastPaths</w:t>
+            </w:r>
+            <w:r>
+              <w:rPr>
+                <w:rtl w:val="0"/>
+              </w:rPr>
+              <w:t xml:space="preserve">) for common values</w:t>
+            </w:r>
+          </w:p>
+        </w:tc>
+        <w:tc>
+          <w:tcPr/>
+          <w:p>
+            <w:pPr>
+              <w:spacing w:after="36" w:before="36" w:lineRule="auto"/>
+              <w:rPr/>
+            </w:pPr>
+            <w:r>
+              <w:rPr>
+                <w:rtl w:val="0"/>
+              </w:rPr>
+              <w:t xml:space="preserve">Parses and evaluates values (lengths, percentages, colors, </w:t>
+            </w:r>
+            <w:r>
+              <w:rPr>
+                <w:rFonts w:ascii="Consolas" w:cs="Consolas" w:eastAsia="Consolas" w:hAnsi="Consolas"/>
+                <w:sz w:val="22"/>
+                <w:szCs w:val="22"/>
+                <w:rtl w:val="0"/>
+              </w:rPr>
+              <w:t xml:space="preserve">calc()</w:t>
+            </w:r>
+            <w:r>
+              <w:rPr>
+                <w:rtl w:val="0"/>
+              </w:rPr>
+              <w:t xml:space="preserve">, </w:t>
+            </w:r>
+            <w:r>
+              <w:rPr>
+                <w:rFonts w:ascii="Consolas" w:cs="Consolas" w:eastAsia="Consolas" w:hAnsi="Consolas"/>
+                <w:sz w:val="22"/>
+                <w:szCs w:val="22"/>
+                <w:rtl w:val="0"/>
+              </w:rPr>
+              <w:t xml:space="preserve">var()</w:t>
+            </w:r>
+            <w:r>
+              <w:rPr>
+                <w:rtl w:val="0"/>
+              </w:rPr>
+              <w:t xml:space="preserve">, etc.). Handles quirks (quirks-mode, vendor values) and media queries.</w:t>
+            </w:r>
+          </w:p>
+        </w:tc>
+        <w:tc>
+          <w:tcPr/>
+          <w:p>
+            <w:pPr>
+              <w:spacing w:after="36" w:before="36" w:lineRule="auto"/>
+              <w:rPr/>
+            </w:pPr>
+            <w:r>
+              <w:rPr>
+                <w:rtl w:val="0"/>
+              </w:rPr>
+            </w:r>
+          </w:p>
+        </w:tc>
+        <w:tc>
+          <w:tcPr>
+            <w:shd w:fill="auto" w:val="clear"/>
+            <w:tcMar>
+              <w:top w:w="100.0" w:type="dxa"/>
+              <w:left w:w="100.0" w:type="dxa"/>
+              <w:bottom w:w="100.0" w:type="dxa"/>
+              <w:right w:w="100.0" w:type="dxa"/>
+            </w:tcMar>
+            <w:vAlign w:val="top"/>
+          </w:tcPr>
+          <w:p>
+            <w:pPr>
+              <w:spacing w:after="36" w:before="36" w:lineRule="auto"/>
+              <w:rPr/>
+            </w:pPr>
+            <w:r>
+              <w:rPr>
+                <w:rtl w:val="0"/>
+              </w:rPr>
+              <w:t xml:space="preserve">Very high (shipped in Chrome/Edge)</w:t>
+            </w:r>
+          </w:p>
+        </w:tc>
+      </w:tr>
+      <w:tr>
+        <w:trPr>
+          <w:cantSplit w:val="0"/>
+          <w:tblHeader w:val="0"/>
+        </w:trPr>
+        <w:tc>
+          <w:tcPr>
+            <w:shd w:fill="auto" w:val="clear"/>
+            <w:tcMar>
+              <w:top w:w="100.0" w:type="dxa"/>
+              <w:left w:w="100.0" w:type="dxa"/>
+              <w:bottom w:w="100.0" w:type="dxa"/>
+              <w:right w:w="100.0" w:type="dxa"/>
+            </w:tcMar>
+            <w:vAlign w:val="top"/>
+          </w:tcPr>
+          <w:p>
+            <w:pPr>
+              <w:spacing w:after="36" w:before="36" w:lineRule="auto"/>
+              <w:rPr>
+                <w:b w:val="1"/>
+                <w:bCs w:val="1"/>
+              </w:rPr>
+            </w:pPr>
+            <w:r>
+              <w:rPr>
+                <w:b w:val="1"/>
+                <w:bCs w:val="1"/>
+                <w:rtl w:val="0"/>
+              </w:rPr>
+              <w:t xml:space="preserve">Stylo (Servo)</w:t>
+            </w:r>
+          </w:p>
+        </w:tc>
+        <w:tc>
+          <w:tcPr>
+            <w:shd w:fill="auto" w:val="clear"/>
+            <w:tcMar>
+              <w:top w:w="100.0" w:type="dxa"/>
+              <w:left w:w="100.0" w:type="dxa"/>
+              <w:bottom w:w="100.0" w:type="dxa"/>
+              <w:right w:w="100.0" w:type="dxa"/>
+            </w:tcMar>
+            <w:vAlign w:val="top"/>
+          </w:tcPr>
+          <w:p>
+            <w:pPr>
+              <w:spacing w:after="36" w:before="36" w:lineRule="auto"/>
+              <w:rPr/>
+            </w:pPr>
+            <w:r>
+              <w:rPr>
+                <w:rtl w:val="0"/>
+              </w:rPr>
+              <w:t xml:space="preserve">Rust</w:t>
+            </w:r>
+          </w:p>
+        </w:tc>
+        <w:tc>
+          <w:tcPr>
+            <w:shd w:fill="auto" w:val="clear"/>
+            <w:tcMar>
+              <w:top w:w="100.0" w:type="dxa"/>
+              <w:left w:w="100.0" w:type="dxa"/>
+              <w:bottom w:w="100.0" w:type="dxa"/>
+              <w:right w:w="100.0" w:type="dxa"/>
+            </w:tcMar>
+            <w:vAlign w:val="top"/>
+          </w:tcPr>
+          <w:p>
+            <w:pPr>
+              <w:spacing w:after="36" w:before="36" w:lineRule="auto"/>
+              <w:rPr/>
+            </w:pPr>
+            <w:r>
+              <w:rPr>
+                <w:rtl w:val="0"/>
+              </w:rPr>
+              <w:t xml:space="preserve">High-performance CSS engine (Quantum CSS) for Servo/Firefox</w:t>
+            </w:r>
+          </w:p>
+        </w:tc>
+        <w:tc>
+          <w:tcPr/>
+          <w:p>
+            <w:pPr>
+              <w:spacing w:after="36" w:before="36" w:lineRule="auto"/>
+              <w:rPr/>
+            </w:pPr>
+            <w:r>
+              <w:rPr>
+                <w:rtl w:val="0"/>
+              </w:rPr>
+              <w:t xml:space="preserve">Fully supports modern CSS (values from all modules: </w:t>
+            </w:r>
+            <w:r>
+              <w:rPr>
+                <w:rFonts w:ascii="Consolas" w:cs="Consolas" w:eastAsia="Consolas" w:hAnsi="Consolas"/>
+                <w:sz w:val="22"/>
+                <w:szCs w:val="22"/>
+                <w:rtl w:val="0"/>
+              </w:rPr>
+              <w:t xml:space="preserve">calc()</w:t>
+            </w:r>
+            <w:r>
+              <w:rPr>
+                <w:rtl w:val="0"/>
+              </w:rPr>
+              <w:t xml:space="preserve">, </w:t>
+            </w:r>
+            <w:r>
+              <w:rPr>
+                <w:rFonts w:ascii="Consolas" w:cs="Consolas" w:eastAsia="Consolas" w:hAnsi="Consolas"/>
+                <w:sz w:val="22"/>
+                <w:szCs w:val="22"/>
+                <w:rtl w:val="0"/>
+              </w:rPr>
+              <w:t xml:space="preserve">min()</w:t>
+            </w:r>
+            <w:r>
+              <w:rPr>
+                <w:rtl w:val="0"/>
+              </w:rPr>
+              <w:t xml:space="preserve">, custom props, media queries, etc.). Uses the </w:t>
+            </w:r>
+            <w:r>
+              <w:rPr>
+                <w:rFonts w:ascii="Consolas" w:cs="Consolas" w:eastAsia="Consolas" w:hAnsi="Consolas"/>
+                <w:sz w:val="22"/>
+                <w:szCs w:val="22"/>
+                <w:rtl w:val="0"/>
+              </w:rPr>
+              <w:t xml:space="preserve">cssparser</w:t>
+            </w:r>
+            <w:r>
+              <w:rPr>
+                <w:rtl w:val="0"/>
+              </w:rPr>
+              <w:t xml:space="preserve"> Rust crate for initial parsing.</w:t>
+              <w:br w:type="textWrapping"/>
+              <w:t xml:space="preserve">Implements the CSS cascade and inheritance in parallel: does selector matching, importance, specificity. Uses style struct sharing so many elements share common style data.</w:t>
+            </w:r>
+          </w:p>
+        </w:tc>
+        <w:tc>
+          <w:tcPr/>
+          <w:p>
+            <w:pPr>
+              <w:spacing w:after="36" w:before="36" w:lineRule="auto"/>
+              <w:rPr/>
+            </w:pPr>
+            <w:r>
+              <w:rPr>
+                <w:rtl w:val="0"/>
+              </w:rPr>
+            </w:r>
+          </w:p>
+        </w:tc>
+        <w:tc>
+          <w:tcPr>
+            <w:shd w:fill="auto" w:val="clear"/>
+            <w:tcMar>
+              <w:top w:w="100.0" w:type="dxa"/>
+              <w:left w:w="100.0" w:type="dxa"/>
+              <w:bottom w:w="100.0" w:type="dxa"/>
+              <w:right w:w="100.0" w:type="dxa"/>
+            </w:tcMar>
+            <w:vAlign w:val="top"/>
+          </w:tcPr>
+          <w:p>
+            <w:pPr>
+              <w:spacing w:after="36" w:before="36" w:lineRule="auto"/>
+              <w:rPr/>
+            </w:pPr>
+            <w:r>
+              <w:rPr>
+                <w:rtl w:val="0"/>
+              </w:rPr>
+              <w:t xml:space="preserve">Very high (used in Firefox Nightly onward)</w:t>
+            </w:r>
+          </w:p>
+        </w:tc>
+      </w:tr>
+    </w:tbl>
+    <w:p>
+      <w:pPr>
+        <w:rPr/>
+      </w:pPr>
+      <w:r>
+        <w:rPr>
+          <w:rtl w:val="0"/>
+        </w:rPr>
+      </w:r>
+    </w:p>
+    <w:p>
+      <w:pPr>
+        <w:keepNext w:val="0"/>
+        <w:keepLines w:val="0"/>
+        <w:pageBreakBefore w:val="0"/>
+        <w:widowControl w:val="1"/>
+        <w:pBdr>
+          <w:top w:space="0" w:sz="0" w:val="nil"/>
+          <w:left w:space="0" w:sz="0" w:val="nil"/>
+          <w:bottom w:space="0" w:sz="0" w:val="nil"/>
+          <w:right w:space="0" w:sz="0" w:val="nil"/>
+          <w:between w:space="0" w:sz="0" w:val="nil"/>
+        </w:pBdr>
+        <w:shd w:fill="auto" w:val="clear"/>
+        <w:spacing w:after="180" w:before="180" w:line="240" w:lineRule="auto"/>
+        <w:ind w:left="0" w:right="0" w:firstLine="0"/>
+        <w:jc w:val="left"/>
         <w:rPr>
           <w:rFonts w:ascii="Aptos" w:cs="Aptos" w:eastAsia="Aptos" w:hAnsi="Aptos"/>
           <w:b w:val="0"/>
@@ -5302,10 +2491,10 @@
           <w:vertAlign w:val="baseline"/>
           <w:rtl w:val="0"/>
         </w:rPr>
-        <w:t xml:space="preserve"> Comparison of notable CSS parsers/engines (language, architecture, eval/semantics approach, license, and maturity). Citations highlight example documentation or code【26†L203-L210】【55†L225-L233】【70†L23-L26】【51†L11-L13】【41†L205-L213】.</w:t>
+        <w:t xml:space="preserve"> Comparison of notable CSS parsers/engines (language, architecture, eval/semantics approach, license, and maturity). Citations highlight example documentation or code.</w:t>
       </w:r>
     </w:p>
-    <w:bookmarkStart w:colFirst="0" w:colLast="0" w:name="gvp984en9boj" w:id="2"/>
+    <w:bookmarkStart w:colFirst="0" w:colLast="0" w:name="u8fwsjl8w3zv" w:id="2"/>
     <w:bookmarkEnd w:id="2"/>
     <w:p>
       <w:pPr>
@@ -5385,7 +2574,7 @@
         <w:rPr>
           <w:rtl w:val="0"/>
         </w:rPr>
-        <w:t xml:space="preserve">, etc.), and operators. Avoid keeping raw strings; parse values into a syntax tree or token list (as in CSSTree or LightningCSS)【26†L232-L239】【55†L225-L233】. This makes evaluation and validation systematic.</w:t>
+        <w:t xml:space="preserve">, etc.), and operators. Avoid keeping raw strings; parse values into a syntax tree or token list (as in CSSTree or LightningCSS). This makes evaluation and validation systematic.</w:t>
       </w:r>
     </w:p>
     <w:p>
@@ -5484,7 +2673,7 @@
         <w:rPr>
           <w:rtl w:val="0"/>
         </w:rPr>
-        <w:t xml:space="preserve">【71†L79-L88】【71†L114-L122】. Parentheses can group expressions. Implement standard arithmetic semantics: addition/subtraction and multiplication/division on compatible types. The CSS spec defines how to mix units: e.g. in </w:t>
+        <w:t xml:space="preserve">. Parentheses can group expressions. Implement standard arithmetic semantics: addition/subtraction and multiplication/division on compatible types. The CSS spec defines how to mix units: e.g. in </w:t>
       </w:r>
       <w:r>
         <w:rPr>
@@ -5513,7 +2702,7 @@
         <w:rPr>
           <w:rtl w:val="0"/>
         </w:rPr>
-        <w:t xml:space="preserve"> relative to context so both become absolute lengths before adding【71†L29-L34】. (Converting 50% of a 1000px container yields 500px; thus </w:t>
+        <w:t xml:space="preserve"> relative to context so both become absolute lengths before adding. (Converting 50% of a 1000px container yields 500px; thus </w:t>
       </w:r>
       <w:r>
         <w:rPr>
@@ -5567,7 +2756,7 @@
         <w:rPr>
           <w:rtl w:val="0"/>
         </w:rPr>
-        <w:t xml:space="preserve">【71†L61-L64】). Handle percentage arithmetic by deferring to context (percentage of what?). In cascading engines, this means holding the percentage until layout, then converting. In evaluation tools, you may require passing a reference dimension or banning </w:t>
+        <w:t xml:space="preserve">). Handle percentage arithmetic by deferring to context (percentage of what?). In cascading engines, this means holding the percentage until layout, then converting. In evaluation tools, you may require passing a reference dimension or banning </w:t>
       </w:r>
       <w:r>
         <w:rPr>
@@ -5597,7 +2786,7 @@
         <w:rPr>
           <w:rtl w:val="0"/>
         </w:rPr>
-        <w:t xml:space="preserve"> is valid【71†L37-L45】). For performance, you might postpone percent resolution until layout, treating </w:t>
+        <w:t xml:space="preserve"> is valid). For performance, you might postpone percent resolution until layout, treating </w:t>
       </w:r>
       <w:r>
         <w:rPr>
@@ -5651,7 +2840,7 @@
         <w:rPr>
           <w:rtl w:val="0"/>
         </w:rPr>
-        <w:t xml:space="preserve"> AST node and continue)【26†L209-L218】. Resilient parsers (like CSSTree) preserve as much of the stylesheet as possible, which is useful in editors/linters. In either case, report syntax errors clearly. During evaluation, handle out-of-range operations (e.g. divide by zero) and unsupported unit combos gracefully (e.g. drop the value or treat it as invalid).</w:t>
+        <w:t xml:space="preserve"> AST node and continue). Resilient parsers (like CSSTree) preserve as much of the stylesheet as possible, which is useful in editors/linters. In either case, report syntax errors clearly. During evaluation, handle out-of-range operations (e.g. divide by zero) and unsupported unit combos gracefully (e.g. drop the value or treat it as invalid).</w:t>
       </w:r>
     </w:p>
     <w:p>
@@ -5812,7 +3001,7 @@
           <w:vertAlign w:val="baseline"/>
           <w:rtl w:val="0"/>
         </w:rPr>
-        <w:t xml:space="preserve">【71†L115-L124】. Eager folding reduces work later. However, be careful: expressions involving percentages, </w:t>
+        <w:t xml:space="preserve">. Eager folding reduces work later. However, be careful: expressions involving percentages, </w:t>
       </w:r>
       <w:r>
         <w:rPr>
@@ -5889,6 +3078,11 @@
           <w:rtl w:val="0"/>
         </w:rPr>
         <w:t xml:space="preserve"> might need to wait.</w:t>
+      </w:r>
+      <w:r>
+        <w:rPr>
+          <w:rtl w:val="0"/>
+        </w:rPr>
       </w:r>
     </w:p>
     <w:p>
@@ -5988,7 +3182,7 @@
           <w:vertAlign w:val="baseline"/>
           <w:rtl w:val="0"/>
         </w:rPr>
-        <w:t xml:space="preserve">: custom properties are resolved after the cascade is complete (they can inherit or be overridden)【67†L46-L48】【67†L74-L81】. Also media queries and </w:t>
+        <w:t xml:space="preserve">: custom properties are resolved after the cascade is complete (they can inherit or be overridden). Also media queries and </w:t>
       </w:r>
       <w:r>
         <w:rPr>
@@ -6065,6 +3259,11 @@
           <w:rtl w:val="0"/>
         </w:rPr>
         <w:t xml:space="preserve"> often need layout info. In practice, parse into an evaluable form and postpone final computation until semantic analysis or layout.</w:t>
+      </w:r>
+      <w:r>
+        <w:rPr>
+          <w:rtl w:val="0"/>
+        </w:rPr>
       </w:r>
     </w:p>
     <w:p>
@@ -6103,7 +3302,7 @@
         <w:rPr>
           <w:rtl w:val="0"/>
         </w:rPr>
-        <w:t xml:space="preserve"> uses final used values【71†L29-L34】.</w:t>
+        <w:t xml:space="preserve"> uses final used values.</w:t>
       </w:r>
     </w:p>
     <w:p>
@@ -6181,7 +3380,7 @@
         <w:rPr>
           <w:rtl w:val="0"/>
         </w:rPr>
-        <w:t xml:space="preserve"> is guaranteed to yield a length very close to 30px【71†L156-L160】. In practice, use double precision or rational arithmetic to minimize drift. When comparing floats (e.g. during testing), allow a small epsilon.</w:t>
+        <w:t xml:space="preserve"> is guaranteed to yield a length very close to 30px. In practice, use double precision or rational arithmetic to minimize drift. When comparing floats (e.g. during testing), allow a small epsilon.</w:t>
       </w:r>
     </w:p>
     <w:p>
@@ -6472,7 +3671,7 @@
         <w:rPr>
           <w:rtl w:val="0"/>
         </w:rPr>
-        <w:t xml:space="preserve"> with that value (or a fallback)【67†L46-L48】【67†L74-L81】. Detect cycles (the spec spells out cycle handling: invalidating the cycle)【67†L92-L100】. Because of their dynamic nature, treat custom props lazily: do not fold </w:t>
+        <w:t xml:space="preserve"> with that value (or a fallback). Detect cycles (the spec spells out cycle handling: invalidating the cycle). Because of their dynamic nature, treat custom props lazily: do not fold </w:t>
       </w:r>
       <w:r>
         <w:rPr>
@@ -7382,7 +4581,7 @@
         <w:t xml:space="preserve"> Stringly-parse or reorder before tree evaluation, which can break precedence rules or percent semantics.</w:t>
       </w:r>
     </w:p>
-    <w:bookmarkStart w:colFirst="0" w:colLast="0" w:name="o4ibh1piyxu2" w:id="3"/>
+    <w:bookmarkStart w:colFirst="0" w:colLast="0" w:name="qfszm88zmc9i" w:id="3"/>
     <w:bookmarkEnd w:id="3"/>
     <w:p>
       <w:pPr>
@@ -7446,7 +4645,7 @@
         <w:rPr>
           <w:rtl w:val="0"/>
         </w:rPr>
-        <w:t xml:space="preserve"> utility【26†L232-L239】. Invalid values should be rejected or flagged (often ignored by browsers: they drop declarations they don’t understand). For example, </w:t>
+        <w:t xml:space="preserve"> utility. Invalid values should be rejected or flagged (often ignored by browsers: they drop declarations they don’t understand). For example, </w:t>
       </w:r>
       <w:r>
         <w:rPr>
@@ -7559,7 +4758,7 @@
         <w:rPr>
           <w:rtl w:val="0"/>
         </w:rPr>
-        <w:t xml:space="preserve">, etc.【74†L151-L159】. In semantic analysis, ensure numeric units are only used where allowed (e.g. don’t allow </w:t>
+        <w:t xml:space="preserve">, etc.. In semantic analysis, ensure numeric units are only used where allowed (e.g. don’t allow </w:t>
       </w:r>
       <w:r>
         <w:rPr>
@@ -7801,7 +5000,7 @@
         <w:rPr>
           <w:rtl w:val="0"/>
         </w:rPr>
-        <w:t xml:space="preserve"> rules are present) and specificity【74†L160-L169】. The highest priority wins. In code, this typically means assigning each declaration a tuple (important-flag, specificity, order) and choosing max.</w:t>
+        <w:t xml:space="preserve"> rules are present) and specificity. The highest priority wins. In code, this typically means assigning each declaration a tuple (important-flag, specificity, order) and choosing max.</w:t>
       </w:r>
     </w:p>
     <w:p>
@@ -7855,7 +5054,7 @@
         <w:rPr>
           <w:rtl w:val="0"/>
         </w:rPr>
-        <w:t xml:space="preserve">), fill in missing values from parent elements. For non-inherited properties, use the property’s initial value from the spec【74†L160-L169】 (e.g. </w:t>
+        <w:t xml:space="preserve">), fill in missing values from parent elements. For non-inherited properties, use the property’s initial value from the spec (e.g. </w:t>
       </w:r>
       <w:r>
         <w:rPr>
@@ -7885,7 +5084,7 @@
         <w:rPr>
           <w:rtl w:val="0"/>
         </w:rPr>
-        <w:t xml:space="preserve">). CSS cascade spec details inheritance and initial values【74†L160-L169】. Implement the </w:t>
+        <w:t xml:space="preserve">). CSS cascade spec details inheritance and initial values. Implement the </w:t>
       </w:r>
       <w:r>
         <w:rPr>
@@ -7983,7 +5182,7 @@
         <w:rPr>
           <w:rtl w:val="0"/>
         </w:rPr>
-        <w:t xml:space="preserve"> are computed relative to the relevant context (font size of parent, size of containing block)【71†L29-L34】. The spec’s “Value Processing” sections define how to normalize values: lengths to px, percentages to a number, etc. For example, </w:t>
+        <w:t xml:space="preserve"> are computed relative to the relevant context (font size of parent, size of containing block). The spec’s “Value Processing” sections define how to normalize values: lengths to px, percentages to a number, etc. For example, </w:t>
       </w:r>
       <w:r>
         <w:rPr>
@@ -7999,6 +5198,17 @@
           <w:rtl w:val="0"/>
         </w:rPr>
         <w:t xml:space="preserve"> computes 100% (parent font size in px) minus 2px. Ensure to apply these rules carefully.</w:t>
+      </w:r>
+    </w:p>
+    <w:p>
+      <w:pPr>
+        <w:ind w:left="720" w:firstLine="0"/>
+        <w:rPr/>
+      </w:pPr>
+      <w:r>
+        <w:rPr>
+          <w:rtl w:val="0"/>
+        </w:rPr>
       </w:r>
     </w:p>
     <w:p>
@@ -8016,75 +5226,6 @@
           <w:bCs w:val="1"/>
           <w:rtl w:val="0"/>
         </w:rPr>
-        <w:t xml:space="preserve">Media Queries and Feature Queries:</w:t>
-      </w:r>
-      <w:r>
-        <w:rPr>
-          <w:rtl w:val="0"/>
-        </w:rPr>
-        <w:t xml:space="preserve"> Filter or skip rules whose conditions don’t match the current environment (screen size, orientation, prefers-color-scheme, </w:t>
-      </w:r>
-      <w:r>
-        <w:rPr>
-          <w:rFonts w:ascii="Consolas" w:cs="Consolas" w:eastAsia="Consolas" w:hAnsi="Consolas"/>
-          <w:sz w:val="22"/>
-          <w:szCs w:val="22"/>
-          <w:rtl w:val="0"/>
-        </w:rPr>
-        <w:t xml:space="preserve">@supports</w:t>
-      </w:r>
-      <w:r>
-        <w:rPr>
-          <w:rtl w:val="0"/>
-        </w:rPr>
-        <w:t xml:space="preserve">, etc.). For </w:t>
-      </w:r>
-      <w:r>
-        <w:rPr>
-          <w:rFonts w:ascii="Consolas" w:cs="Consolas" w:eastAsia="Consolas" w:hAnsi="Consolas"/>
-          <w:sz w:val="22"/>
-          <w:szCs w:val="22"/>
-          <w:rtl w:val="0"/>
-        </w:rPr>
-        <w:t xml:space="preserve">@media</w:t>
-      </w:r>
-      <w:r>
-        <w:rPr>
-          <w:rtl w:val="0"/>
-        </w:rPr>
-        <w:t xml:space="preserve">, evaluate the media condition with current context to decide if rules apply. For </w:t>
-      </w:r>
-      <w:r>
-        <w:rPr>
-          <w:rFonts w:ascii="Consolas" w:cs="Consolas" w:eastAsia="Consolas" w:hAnsi="Consolas"/>
-          <w:sz w:val="22"/>
-          <w:szCs w:val="22"/>
-          <w:rtl w:val="0"/>
-        </w:rPr>
-        <w:t xml:space="preserve">@supports</w:t>
-      </w:r>
-      <w:r>
-        <w:rPr>
-          <w:rtl w:val="0"/>
-        </w:rPr>
-        <w:t xml:space="preserve">, you may need a basic evaluator for feature queries (or rely on a parser’s supports-condition module, as in Blink【51†L142-L148】).</w:t>
-      </w:r>
-    </w:p>
-    <w:p>
-      <w:pPr>
-        <w:numPr>
-          <w:ilvl w:val="0"/>
-          <w:numId w:val="3"/>
-        </w:numPr>
-        <w:ind w:left="720" w:hanging="360"/>
-        <w:rPr/>
-      </w:pPr>
-      <w:r>
-        <w:rPr>
-          <w:b w:val="1"/>
-          <w:bCs w:val="1"/>
-          <w:rtl w:val="0"/>
-        </w:rPr>
         <w:t xml:space="preserve">Custom Properties Resolution:</w:t>
       </w:r>
       <w:r>
@@ -8121,7 +5262,7 @@
         <w:rPr>
           <w:rtl w:val="0"/>
         </w:rPr>
-        <w:t xml:space="preserve"> references with those values in the CSS declarations【67†L46-L48】【67†L74-L81】. If a variable is undefined or produces a cycle, fallback handling should occur (using the </w:t>
+        <w:t xml:space="preserve"> references with those values in the CSS declarations. If a variable is undefined or produces a cycle, fallback handling should occur (using the </w:t>
       </w:r>
       <w:r>
         <w:rPr>
@@ -8504,7 +5645,7 @@
           <w:vertAlign w:val="baseline"/>
           <w:rtl w:val="0"/>
         </w:rPr>
-        <w:t xml:space="preserve">) must be broken by ignoring one of the definitions【67†L44-L48】【67†L52-L60】.</w:t>
+        <w:t xml:space="preserve">) must be broken by ignoring one of the definitions.</w:t>
       </w:r>
     </w:p>
     <w:p>
@@ -8644,8 +5785,13 @@
         </w:rPr>
         <w:t xml:space="preserve"> will later be resolved.</w:t>
       </w:r>
+      <w:r>
+        <w:rPr>
+          <w:rtl w:val="0"/>
+        </w:rPr>
+      </w:r>
     </w:p>
-    <w:bookmarkStart w:colFirst="0" w:colLast="0" w:name="v39e5ky3au86" w:id="4"/>
+    <w:bookmarkStart w:colFirst="0" w:colLast="0" w:name="2q43kffrvm3x" w:id="4"/>
     <w:bookmarkEnd w:id="4"/>
     <w:p>
       <w:pPr>
@@ -8758,7 +5904,7 @@
         <w:rPr>
           <w:rtl w:val="0"/>
         </w:rPr>
-        <w:t xml:space="preserve"> expression is parsed and if it has no variables, fold it immediately. This avoids storing full AST for simple cases. Some parsers parse and evaluate in one pass (e.g. “fast paths” in Blink【51†L75-L84】). The trade-off is complexity vs. AST clarity.</w:t>
+        <w:t xml:space="preserve"> expression is parsed and if it has no variables, fold it immediately. This avoids storing full AST for simple cases. Some parsers parse and evaluate in one pass (e.g. “fast paths” in Blink). The trade-off is complexity vs. AST clarity.</w:t>
       </w:r>
     </w:p>
     <w:p>
@@ -8776,28 +5922,13 @@
           <w:bCs w:val="1"/>
           <w:rtl w:val="0"/>
         </w:rPr>
-        <w:t xml:space="preserve">Parallelism:</w:t>
-      </w:r>
-      <w:r>
-        <w:rPr>
-          <w:rtl w:val="0"/>
-        </w:rPr>
-        <w:t xml:space="preserve"> Take advantage of multi-core (as in Stylo) by styling independent subtrees of the DOM in parallel. This is an advanced optimization beyond parsing (more on styling), but parsing of separate </w:t>
-      </w:r>
-      <w:r>
-        <w:rPr>
-          <w:rFonts w:ascii="Consolas" w:cs="Consolas" w:eastAsia="Consolas" w:hAnsi="Consolas"/>
-          <w:sz w:val="22"/>
-          <w:szCs w:val="22"/>
-          <w:rtl w:val="0"/>
-        </w:rPr>
-        <w:t xml:space="preserve">&lt;style&gt;</w:t>
-      </w:r>
-      <w:r>
-        <w:rPr>
-          <w:rtl w:val="0"/>
-        </w:rPr>
-        <w:t xml:space="preserve"> blocks or linked stylesheets could potentially be parallelized.</w:t>
+        <w:t xml:space="preserve">Time Complexity:</w:t>
+      </w:r>
+      <w:r>
+        <w:rPr>
+          <w:rtl w:val="0"/>
+        </w:rPr>
+        <w:t xml:space="preserve"> Be aware of worst-cases: naive rule application is O(N_elements × N_rules). Use optimized matching. Expression eval is generally linear in AST size. Media query evaluation and custom property resolution are typically linear. Aim for linear or near-linear overall complexity.</w:t>
       </w:r>
     </w:p>
     <w:p>
@@ -8815,55 +5946,31 @@
           <w:bCs w:val="1"/>
           <w:rtl w:val="0"/>
         </w:rPr>
-        <w:t xml:space="preserve">Time Complexity:</w:t>
-      </w:r>
-      <w:r>
-        <w:rPr>
-          <w:rtl w:val="0"/>
-        </w:rPr>
-        <w:t xml:space="preserve"> Be aware of worst-cases: naive rule application is O(N_elements × N_rules). Use optimized matching. Expression eval is generally linear in AST size. Media query evaluation and custom property resolution are typically linear. Aim for linear or near-linear overall complexity.</w:t>
+        <w:t xml:space="preserve">JIT Opportunities:</w:t>
+      </w:r>
+      <w:r>
+        <w:rPr>
+          <w:rtl w:val="0"/>
+        </w:rPr>
+        <w:t xml:space="preserve"> Not common for CSS parsing, but if embedding in a JS environment, one might JIT-compile frequent computations (e.g. turn a parsed </w:t>
+      </w:r>
+      <w:r>
+        <w:rPr>
+          <w:rFonts w:ascii="Consolas" w:cs="Consolas" w:eastAsia="Consolas" w:hAnsi="Consolas"/>
+          <w:sz w:val="22"/>
+          <w:szCs w:val="22"/>
+          <w:rtl w:val="0"/>
+        </w:rPr>
+        <w:t xml:space="preserve">calc()</w:t>
+      </w:r>
+      <w:r>
+        <w:rPr>
+          <w:rtl w:val="0"/>
+        </w:rPr>
+        <w:t xml:space="preserve"> into a faster numerical function). More applicable in CSS-to-JS engines than static parsers.</w:t>
       </w:r>
     </w:p>
-    <w:p>
-      <w:pPr>
-        <w:numPr>
-          <w:ilvl w:val="0"/>
-          <w:numId w:val="5"/>
-        </w:numPr>
-        <w:ind w:left="720" w:hanging="360"/>
-        <w:rPr/>
-      </w:pPr>
-      <w:r>
-        <w:rPr>
-          <w:b w:val="1"/>
-          <w:bCs w:val="1"/>
-          <w:rtl w:val="0"/>
-        </w:rPr>
-        <w:t xml:space="preserve">JIT Opportunities:</w:t>
-      </w:r>
-      <w:r>
-        <w:rPr>
-          <w:rtl w:val="0"/>
-        </w:rPr>
-        <w:t xml:space="preserve"> Not common for CSS parsing, but if embedding in a JS environment, one might JIT-compile frequent computations (e.g. turn a parsed </w:t>
-      </w:r>
-      <w:r>
-        <w:rPr>
-          <w:rFonts w:ascii="Consolas" w:cs="Consolas" w:eastAsia="Consolas" w:hAnsi="Consolas"/>
-          <w:sz w:val="22"/>
-          <w:szCs w:val="22"/>
-          <w:rtl w:val="0"/>
-        </w:rPr>
-        <w:t xml:space="preserve">calc()</w:t>
-      </w:r>
-      <w:r>
-        <w:rPr>
-          <w:rtl w:val="0"/>
-        </w:rPr>
-        <w:t xml:space="preserve"> into a faster numerical function). More applicable in CSS-to-JS engines than static parsers.</w:t>
-      </w:r>
-    </w:p>
-    <w:bookmarkStart w:colFirst="0" w:colLast="0" w:name="ypygug6wmsr" w:id="5"/>
+    <w:bookmarkStart w:colFirst="0" w:colLast="0" w:name="2vsphjelkp5o" w:id="5"/>
     <w:bookmarkEnd w:id="5"/>
     <w:p>
       <w:pPr>
@@ -8938,6 +6045,11 @@
         </w:rPr>
         <w:t xml:space="preserve"> Develop targeted benchmarks for critical features:</w:t>
       </w:r>
+      <w:r>
+        <w:rPr>
+          <w:rtl w:val="0"/>
+        </w:rPr>
+      </w:r>
     </w:p>
     <w:p>
       <w:pPr>
@@ -9038,6 +6150,11 @@
         </w:rPr>
         <w:t xml:space="preserve">, trigonometric or power functions if supported).</w:t>
       </w:r>
+      <w:r>
+        <w:rPr>
+          <w:rtl w:val="0"/>
+        </w:rPr>
+      </w:r>
     </w:p>
     <w:p>
       <w:pPr>
@@ -9100,6 +6217,11 @@
         </w:rPr>
         <w:t xml:space="preserve">: large chains of custom properties and deep inheritance.</w:t>
       </w:r>
+      <w:r>
+        <w:rPr>
+          <w:rtl w:val="0"/>
+        </w:rPr>
+      </w:r>
     </w:p>
     <w:p>
       <w:pPr>
@@ -9238,6 +6360,11 @@
         </w:rPr>
         <w:t xml:space="preserve">).</w:t>
       </w:r>
+      <w:r>
+        <w:rPr>
+          <w:rtl w:val="0"/>
+        </w:rPr>
+      </w:r>
     </w:p>
     <w:p>
       <w:pPr>
@@ -9300,6 +6427,11 @@
         </w:rPr>
         <w:t xml:space="preserve">: measure end-to-end parse+eval on real-world CSS (e.g. Bootstrap or large frameworks).</w:t>
       </w:r>
+      <w:r>
+        <w:rPr>
+          <w:rtl w:val="0"/>
+        </w:rPr>
+      </w:r>
     </w:p>
     <w:p>
       <w:pPr>
@@ -9434,7 +6566,7 @@
         </w:rPr>
         <w:t xml:space="preserve"> legacy test files for CSS1/2/3 features (selectors, values, cascade). See </w:t>
       </w:r>
-      <w:hyperlink r:id="rId10">
+      <w:hyperlink r:id="rId8">
         <w:r>
           <w:rPr>
             <w:rFonts w:ascii="Aptos" w:cs="Aptos" w:eastAsia="Aptos" w:hAnsi="Aptos"/>
@@ -9472,7 +6604,12 @@
           <w:vertAlign w:val="baseline"/>
           <w:rtl w:val="0"/>
         </w:rPr>
-        <w:t xml:space="preserve">【57†L73-L81】.</w:t>
+        <w:t xml:space="preserve">.</w:t>
+      </w:r>
+      <w:r>
+        <w:rPr>
+          <w:rtl w:val="0"/>
+        </w:rPr>
       </w:r>
     </w:p>
     <w:p>
@@ -9534,9 +6671,9 @@
           <w:vertAlign w:val="baseline"/>
           <w:rtl w:val="0"/>
         </w:rPr>
-        <w:t xml:space="preserve"> The modern cross-browser test collection includes extensive CSS tests (e.g. cascade, selectors, variables)【61†L285-L293】. Use the </w:t>
-      </w:r>
-      <w:hyperlink r:id="rId11">
+        <w:t xml:space="preserve"> The modern cross-browser test collection includes extensive CSS tests (e.g. cascade, selectors, variables). Use the </w:t>
+      </w:r>
+      <w:hyperlink r:id="rId9">
         <w:r>
           <w:rPr>
             <w:rFonts w:ascii="Aptos" w:cs="Aptos" w:eastAsia="Aptos" w:hAnsi="Aptos"/>
@@ -9576,6 +6713,11 @@
         </w:rPr>
         <w:t xml:space="preserve"> harness to run relevant CSS tests.</w:t>
       </w:r>
+      <w:r>
+        <w:rPr>
+          <w:rtl w:val="0"/>
+        </w:rPr>
+      </w:r>
     </w:p>
     <w:p>
       <w:pPr>
@@ -9600,7 +6742,7 @@
         </w:rPr>
         <w:t xml:space="preserve"> The </w:t>
       </w:r>
-      <w:hyperlink r:id="rId12">
+      <w:hyperlink r:id="rId10">
         <w:r>
           <w:rPr>
             <w:color w:val="156082"/>
@@ -9763,7 +6905,7 @@
         <w:t xml:space="preserve"> option. For example, profile parsing a large stylesheet to see which stages dominate time.</w:t>
       </w:r>
     </w:p>
-    <w:bookmarkStart w:colFirst="0" w:colLast="0" w:name="8ukg6ki1bi7q" w:id="6"/>
+    <w:bookmarkStart w:colFirst="0" w:colLast="0" w:name="5oukhn24xp94" w:id="6"/>
     <w:bookmarkEnd w:id="6"/>
     <w:p>
       <w:pPr>
@@ -9777,7 +6919,7 @@
         <w:t xml:space="preserve">Examples, Code Patterns, and Guidelines</w:t>
       </w:r>
     </w:p>
-    <w:bookmarkStart w:colFirst="0" w:colLast="0" w:name="cs4008da6s9j" w:id="7"/>
+    <w:bookmarkStart w:colFirst="0" w:colLast="0" w:name="ynpyxxxigvya" w:id="7"/>
     <w:bookmarkEnd w:id="7"/>
     <w:p>
       <w:pPr>
@@ -10871,7 +8013,7 @@
         <w:t xml:space="preserve"> Ignore unit mismatches or reorder operands incorrectly.</w:t>
       </w:r>
     </w:p>
-    <w:bookmarkStart w:colFirst="0" w:colLast="0" w:name="8opissvv3nmd" w:id="8"/>
+    <w:bookmarkStart w:colFirst="0" w:colLast="0" w:name="sfy83kr3j6qw" w:id="8"/>
     <w:bookmarkEnd w:id="8"/>
     <w:p>
       <w:pPr>
@@ -11623,7 +8765,7 @@
         <w:t xml:space="preserve"> Assume any token sequence is valid without checking.</w:t>
       </w:r>
     </w:p>
-    <w:bookmarkStart w:colFirst="0" w:colLast="0" w:name="yu7sv9yvla79" w:id="9"/>
+    <w:bookmarkStart w:colFirst="0" w:colLast="0" w:name="dt72mrlxk14q" w:id="9"/>
     <w:bookmarkEnd w:id="9"/>
     <w:p>
       <w:pPr>
@@ -11736,6 +8878,11 @@
         </w:rPr>
         <w:t xml:space="preserve"> treat values as opaque strings.</w:t>
       </w:r>
+      <w:r>
+        <w:rPr>
+          <w:rtl w:val="0"/>
+        </w:rPr>
+      </w:r>
     </w:p>
     <w:p>
       <w:pPr>
@@ -11834,7 +8981,7 @@
           <w:vertAlign w:val="baseline"/>
           <w:rtl w:val="0"/>
         </w:rPr>
-        <w:t xml:space="preserve">【65†L33-L39】). </w:t>
+        <w:t xml:space="preserve">). </w:t>
       </w:r>
       <w:r>
         <w:rPr>
@@ -11873,6 +9020,11 @@
           <w:rtl w:val="0"/>
         </w:rPr>
         <w:t xml:space="preserve"> implement your own non-standard math or unit system.</w:t>
+      </w:r>
+      <w:r>
+        <w:rPr>
+          <w:rtl w:val="0"/>
+        </w:rPr>
       </w:r>
     </w:p>
     <w:p>
@@ -11972,7 +9124,7 @@
           <w:vertAlign w:val="baseline"/>
           <w:rtl w:val="0"/>
         </w:rPr>
-        <w:t xml:space="preserve"> only after cascade to get final variable values【67†L46-L48】. </w:t>
+        <w:t xml:space="preserve"> only after cascade to get final variable values. </w:t>
       </w:r>
       <w:r>
         <w:rPr>
@@ -12049,6 +9201,11 @@
           <w:rtl w:val="0"/>
         </w:rPr>
         <w:t xml:space="preserve"> references too early.</w:t>
+      </w:r>
+      <w:r>
+        <w:rPr>
+          <w:rtl w:val="0"/>
+        </w:rPr>
       </w:r>
     </w:p>
     <w:p>
@@ -12224,7 +9381,7 @@
           <w:vertAlign w:val="baseline"/>
           <w:rtl w:val="0"/>
         </w:rPr>
-        <w:t xml:space="preserve"> keywords per CSS Cascading spec【74†L160-L169】. </w:t>
+        <w:t xml:space="preserve"> keywords per CSS Cascading spec. </w:t>
       </w:r>
       <w:r>
         <w:rPr>
@@ -12263,6 +9420,11 @@
           <w:rtl w:val="0"/>
         </w:rPr>
         <w:t xml:space="preserve"> overlook initial values or reset keywords.</w:t>
+      </w:r>
+      <w:r>
+        <w:rPr>
+          <w:rtl w:val="0"/>
+        </w:rPr>
       </w:r>
     </w:p>
     <w:p>
@@ -12364,8 +9526,13 @@
         </w:rPr>
         <w:t xml:space="preserve"> rely solely on handcrafted examples for validation.</w:t>
       </w:r>
+      <w:r>
+        <w:rPr>
+          <w:rtl w:val="0"/>
+        </w:rPr>
+      </w:r>
     </w:p>
-    <w:bookmarkStart w:colFirst="0" w:colLast="0" w:name="i2gvxeri6usa" w:id="10"/>
+    <w:bookmarkStart w:colFirst="0" w:colLast="0" w:name="6h20l7er8yvl" w:id="10"/>
     <w:bookmarkEnd w:id="10"/>
     <w:p>
       <w:pPr>
@@ -12413,7 +9580,6 @@
             <w:pPr>
               <w:keepNext w:val="0"/>
               <w:keepLines w:val="0"/>
-              <w:pageBreakBefore w:val="0"/>
               <w:widowControl w:val="1"/>
               <w:pBdr>
                 <w:top w:space="0" w:sz="0" w:val="nil"/>
@@ -12469,7 +9635,6 @@
             <w:pPr>
               <w:keepNext w:val="0"/>
               <w:keepLines w:val="0"/>
-              <w:pageBreakBefore w:val="0"/>
               <w:widowControl w:val="1"/>
               <w:pBdr>
                 <w:top w:space="0" w:sz="0" w:val="nil"/>
@@ -12525,7 +9690,6 @@
             <w:pPr>
               <w:keepNext w:val="0"/>
               <w:keepLines w:val="0"/>
-              <w:pageBreakBefore w:val="0"/>
               <w:widowControl w:val="1"/>
               <w:pBdr>
                 <w:top w:space="0" w:sz="0" w:val="nil"/>
@@ -12581,7 +9745,6 @@
             <w:pPr>
               <w:keepNext w:val="0"/>
               <w:keepLines w:val="0"/>
-              <w:pageBreakBefore w:val="0"/>
               <w:widowControl w:val="1"/>
               <w:pBdr>
                 <w:top w:space="0" w:sz="0" w:val="nil"/>
@@ -12643,7 +9806,6 @@
             <w:pPr>
               <w:keepNext w:val="0"/>
               <w:keepLines w:val="0"/>
-              <w:pageBreakBefore w:val="0"/>
               <w:widowControl w:val="1"/>
               <w:pBdr>
                 <w:top w:space="0" w:sz="0" w:val="nil"/>
@@ -12704,7 +9866,6 @@
             <w:pPr>
               <w:keepNext w:val="0"/>
               <w:keepLines w:val="0"/>
-              <w:pageBreakBefore w:val="0"/>
               <w:widowControl w:val="1"/>
               <w:pBdr>
                 <w:top w:space="0" w:sz="0" w:val="nil"/>
@@ -12733,7 +9894,7 @@
                 <w:vertAlign w:val="baseline"/>
               </w:rPr>
             </w:pPr>
-            <w:hyperlink r:id="rId13">
+            <w:hyperlink r:id="rId11">
               <w:r>
                 <w:rPr>
                   <w:rFonts w:ascii="Aptos" w:cs="Aptos" w:eastAsia="Aptos" w:hAnsi="Aptos"/>
@@ -12767,7 +9928,6 @@
             <w:pPr>
               <w:keepNext w:val="0"/>
               <w:keepLines w:val="0"/>
-              <w:pageBreakBefore w:val="0"/>
               <w:widowControl w:val="1"/>
               <w:pBdr>
                 <w:top w:space="0" w:sz="0" w:val="nil"/>
@@ -12823,7 +9983,6 @@
             <w:pPr>
               <w:keepNext w:val="0"/>
               <w:keepLines w:val="0"/>
-              <w:pageBreakBefore w:val="0"/>
               <w:widowControl w:val="1"/>
               <w:pBdr>
                 <w:top w:space="0" w:sz="0" w:val="nil"/>
@@ -12869,7 +10028,7 @@
                 <w:vertAlign w:val="baseline"/>
                 <w:rtl w:val="0"/>
               </w:rPr>
-              <w:t xml:space="preserve">Used by Stylo/LightningCSS【55†L231-L234】. Efficient PEG-based CSS tokenizer.</w:t>
+              <w:t xml:space="preserve">Used by Stylo/LightningCSS. Efficient PEG-based CSS tokenizer.</w:t>
             </w:r>
           </w:p>
         </w:tc>
@@ -12885,7 +10044,6 @@
             <w:pPr>
               <w:keepNext w:val="0"/>
               <w:keepLines w:val="0"/>
-              <w:pageBreakBefore w:val="0"/>
               <w:widowControl w:val="1"/>
               <w:pBdr>
                 <w:top w:space="0" w:sz="0" w:val="nil"/>
@@ -12927,7 +10085,6 @@
             <w:pPr>
               <w:keepNext w:val="0"/>
               <w:keepLines w:val="0"/>
-              <w:pageBreakBefore w:val="0"/>
               <w:widowControl w:val="1"/>
               <w:pBdr>
                 <w:top w:space="0" w:sz="0" w:val="nil"/>
@@ -12956,7 +10113,7 @@
                 <w:vertAlign w:val="baseline"/>
               </w:rPr>
             </w:pPr>
-            <w:hyperlink r:id="rId14">
+            <w:hyperlink r:id="rId12">
               <w:r>
                 <w:rPr>
                   <w:rFonts w:ascii="Aptos" w:cs="Aptos" w:eastAsia="Aptos" w:hAnsi="Aptos"/>
@@ -12990,7 +10147,6 @@
             <w:pPr>
               <w:keepNext w:val="0"/>
               <w:keepLines w:val="0"/>
-              <w:pageBreakBefore w:val="0"/>
               <w:widowControl w:val="1"/>
               <w:pBdr>
                 <w:top w:space="0" w:sz="0" w:val="nil"/>
@@ -13046,7 +10202,6 @@
             <w:pPr>
               <w:keepNext w:val="0"/>
               <w:keepLines w:val="0"/>
-              <w:pageBreakBefore w:val="0"/>
               <w:widowControl w:val="1"/>
               <w:pBdr>
                 <w:top w:space="0" w:sz="0" w:val="nil"/>
@@ -13092,7 +10247,7 @@
                 <w:vertAlign w:val="baseline"/>
                 <w:rtl w:val="0"/>
               </w:rPr>
-              <w:t xml:space="preserve">Plugin ecosystem, broad plugin support【28†L249-L254】. No built-in value AST.</w:t>
+              <w:t xml:space="preserve">Plugin ecosystem, broad plugin support. No built-in value AST.</w:t>
             </w:r>
           </w:p>
         </w:tc>
@@ -13108,7 +10263,6 @@
             <w:pPr>
               <w:keepNext w:val="0"/>
               <w:keepLines w:val="0"/>
-              <w:pageBreakBefore w:val="0"/>
               <w:widowControl w:val="1"/>
               <w:pBdr>
                 <w:top w:space="0" w:sz="0" w:val="nil"/>
@@ -13150,7 +10304,6 @@
             <w:pPr>
               <w:keepNext w:val="0"/>
               <w:keepLines w:val="0"/>
-              <w:pageBreakBefore w:val="0"/>
               <w:widowControl w:val="1"/>
               <w:pBdr>
                 <w:top w:space="0" w:sz="0" w:val="nil"/>
@@ -13179,7 +10332,7 @@
                 <w:vertAlign w:val="baseline"/>
               </w:rPr>
             </w:pPr>
-            <w:hyperlink r:id="rId15">
+            <w:hyperlink r:id="rId13">
               <w:r>
                 <w:rPr>
                   <w:rFonts w:ascii="Aptos" w:cs="Aptos" w:eastAsia="Aptos" w:hAnsi="Aptos"/>
@@ -13213,7 +10366,6 @@
             <w:pPr>
               <w:keepNext w:val="0"/>
               <w:keepLines w:val="0"/>
-              <w:pageBreakBefore w:val="0"/>
               <w:widowControl w:val="1"/>
               <w:pBdr>
                 <w:top w:space="0" w:sz="0" w:val="nil"/>
@@ -13269,7 +10421,6 @@
             <w:pPr>
               <w:keepNext w:val="0"/>
               <w:keepLines w:val="0"/>
-              <w:pageBreakBefore w:val="0"/>
               <w:widowControl w:val="1"/>
               <w:pBdr>
                 <w:top w:space="0" w:sz="0" w:val="nil"/>
@@ -13315,7 +10466,32 @@
                 <w:vertAlign w:val="baseline"/>
                 <w:rtl w:val="0"/>
               </w:rPr>
-              <w:t xml:space="preserve">Detailed CSS AST, syntax validation【26†L203-L210】【26†L232-L239】.</w:t>
+              <w:t xml:space="preserve">Detailed CSS AST, synta</w:t>
+            </w:r>
+            <w:r>
+              <w:rPr>
+                <w:rtl w:val="0"/>
+              </w:rPr>
+              <w:t xml:space="preserve">x</w:t>
+            </w:r>
+            <w:r>
+              <w:rPr>
+                <w:rFonts w:ascii="Aptos" w:cs="Aptos" w:eastAsia="Aptos" w:hAnsi="Aptos"/>
+                <w:b w:val="0"/>
+                <w:bCs w:val="0"/>
+                <w:i w:val="0"/>
+                <w:iCs w:val="0"/>
+                <w:smallCaps w:val="0"/>
+                <w:strike w:val="0"/>
+                <w:color w:val="000000"/>
+                <w:sz w:val="24"/>
+                <w:szCs w:val="24"/>
+                <w:u w:val="none"/>
+                <w:shd w:fill="auto" w:val="clear"/>
+                <w:vertAlign w:val="baseline"/>
+                <w:rtl w:val="0"/>
+              </w:rPr>
+              <w:t xml:space="preserve">.</w:t>
             </w:r>
           </w:p>
         </w:tc>
@@ -13331,7 +10507,6 @@
             <w:pPr>
               <w:keepNext w:val="0"/>
               <w:keepLines w:val="0"/>
-              <w:pageBreakBefore w:val="0"/>
               <w:widowControl w:val="1"/>
               <w:pBdr>
                 <w:top w:space="0" w:sz="0" w:val="nil"/>
@@ -13392,7 +10567,6 @@
             <w:pPr>
               <w:keepNext w:val="0"/>
               <w:keepLines w:val="0"/>
-              <w:pageBreakBefore w:val="0"/>
               <w:widowControl w:val="1"/>
               <w:pBdr>
                 <w:top w:space="0" w:sz="0" w:val="nil"/>
@@ -13421,7 +10595,7 @@
                 <w:vertAlign w:val="baseline"/>
               </w:rPr>
             </w:pPr>
-            <w:hyperlink r:id="rId16">
+            <w:hyperlink r:id="rId14">
               <w:r>
                 <w:rPr>
                   <w:rFonts w:ascii="Aptos" w:cs="Aptos" w:eastAsia="Aptos" w:hAnsi="Aptos"/>
@@ -13455,7 +10629,6 @@
             <w:pPr>
               <w:keepNext w:val="0"/>
               <w:keepLines w:val="0"/>
-              <w:pageBreakBefore w:val="0"/>
               <w:widowControl w:val="1"/>
               <w:pBdr>
                 <w:top w:space="0" w:sz="0" w:val="nil"/>
@@ -13511,7 +10684,6 @@
             <w:pPr>
               <w:keepNext w:val="0"/>
               <w:keepLines w:val="0"/>
-              <w:pageBreakBefore w:val="0"/>
               <w:widowControl w:val="1"/>
               <w:pBdr>
                 <w:top w:space="0" w:sz="0" w:val="nil"/>
@@ -13573,7 +10745,6 @@
             <w:pPr>
               <w:keepNext w:val="0"/>
               <w:keepLines w:val="0"/>
-              <w:pageBreakBefore w:val="0"/>
               <w:widowControl w:val="1"/>
               <w:pBdr>
                 <w:top w:space="0" w:sz="0" w:val="nil"/>
@@ -13615,7 +10786,6 @@
             <w:pPr>
               <w:keepNext w:val="0"/>
               <w:keepLines w:val="0"/>
-              <w:pageBreakBefore w:val="0"/>
               <w:widowControl w:val="1"/>
               <w:pBdr>
                 <w:top w:space="0" w:sz="0" w:val="nil"/>
@@ -13644,7 +10814,7 @@
                 <w:vertAlign w:val="baseline"/>
               </w:rPr>
             </w:pPr>
-            <w:hyperlink r:id="rId17">
+            <w:hyperlink r:id="rId15">
               <w:r>
                 <w:rPr>
                   <w:rFonts w:ascii="Aptos" w:cs="Aptos" w:eastAsia="Aptos" w:hAnsi="Aptos"/>
@@ -13678,7 +10848,6 @@
             <w:pPr>
               <w:keepNext w:val="0"/>
               <w:keepLines w:val="0"/>
-              <w:pageBreakBefore w:val="0"/>
               <w:widowControl w:val="1"/>
               <w:pBdr>
                 <w:top w:space="0" w:sz="0" w:val="nil"/>
@@ -13734,7 +10903,6 @@
             <w:pPr>
               <w:keepNext w:val="0"/>
               <w:keepLines w:val="0"/>
-              <w:pageBreakBefore w:val="0"/>
               <w:widowControl w:val="1"/>
               <w:pBdr>
                 <w:top w:space="0" w:sz="0" w:val="nil"/>
@@ -13796,7 +10964,6 @@
             <w:pPr>
               <w:keepNext w:val="0"/>
               <w:keepLines w:val="0"/>
-              <w:pageBreakBefore w:val="0"/>
               <w:widowControl w:val="1"/>
               <w:pBdr>
                 <w:top w:space="0" w:sz="0" w:val="nil"/>
@@ -13857,7 +11024,6 @@
             <w:pPr>
               <w:keepNext w:val="0"/>
               <w:keepLines w:val="0"/>
-              <w:pageBreakBefore w:val="0"/>
               <w:widowControl w:val="1"/>
               <w:pBdr>
                 <w:top w:space="0" w:sz="0" w:val="nil"/>
@@ -13886,7 +11052,7 @@
                 <w:vertAlign w:val="baseline"/>
               </w:rPr>
             </w:pPr>
-            <w:hyperlink r:id="rId18">
+            <w:hyperlink r:id="rId16">
               <w:r>
                 <w:rPr>
                   <w:rFonts w:ascii="Aptos" w:cs="Aptos" w:eastAsia="Aptos" w:hAnsi="Aptos"/>
@@ -13920,7 +11086,6 @@
             <w:pPr>
               <w:keepNext w:val="0"/>
               <w:keepLines w:val="0"/>
-              <w:pageBreakBefore w:val="0"/>
               <w:widowControl w:val="1"/>
               <w:pBdr>
                 <w:top w:space="0" w:sz="0" w:val="nil"/>
@@ -13976,7 +11141,6 @@
             <w:pPr>
               <w:keepNext w:val="0"/>
               <w:keepLines w:val="0"/>
-              <w:pageBreakBefore w:val="0"/>
               <w:widowControl w:val="1"/>
               <w:pBdr>
                 <w:top w:space="0" w:sz="0" w:val="nil"/>
@@ -14076,7 +11240,6 @@
             <w:pPr>
               <w:keepNext w:val="0"/>
               <w:keepLines w:val="0"/>
-              <w:pageBreakBefore w:val="0"/>
               <w:widowControl w:val="1"/>
               <w:pBdr>
                 <w:top w:space="0" w:sz="0" w:val="nil"/>
@@ -14118,7 +11281,6 @@
             <w:pPr>
               <w:keepNext w:val="0"/>
               <w:keepLines w:val="0"/>
-              <w:pageBreakBefore w:val="0"/>
               <w:widowControl w:val="1"/>
               <w:pBdr>
                 <w:top w:space="0" w:sz="0" w:val="nil"/>
@@ -14147,7 +11309,7 @@
                 <w:vertAlign w:val="baseline"/>
               </w:rPr>
             </w:pPr>
-            <w:hyperlink r:id="rId19">
+            <w:hyperlink r:id="rId17">
               <w:r>
                 <w:rPr>
                   <w:rFonts w:ascii="Aptos" w:cs="Aptos" w:eastAsia="Aptos" w:hAnsi="Aptos"/>
@@ -14181,7 +11343,6 @@
             <w:pPr>
               <w:keepNext w:val="0"/>
               <w:keepLines w:val="0"/>
-              <w:pageBreakBefore w:val="0"/>
               <w:widowControl w:val="1"/>
               <w:pBdr>
                 <w:top w:space="0" w:sz="0" w:val="nil"/>
@@ -14237,7 +11398,6 @@
             <w:pPr>
               <w:keepNext w:val="0"/>
               <w:keepLines w:val="0"/>
-              <w:pageBreakBefore w:val="0"/>
               <w:widowControl w:val="1"/>
               <w:pBdr>
                 <w:top w:space="0" w:sz="0" w:val="nil"/>
@@ -14299,7 +11459,6 @@
             <w:pPr>
               <w:keepNext w:val="0"/>
               <w:keepLines w:val="0"/>
-              <w:pageBreakBefore w:val="0"/>
               <w:widowControl w:val="1"/>
               <w:pBdr>
                 <w:top w:space="0" w:sz="0" w:val="nil"/>
@@ -14360,7 +11519,6 @@
             <w:pPr>
               <w:keepNext w:val="0"/>
               <w:keepLines w:val="0"/>
-              <w:pageBreakBefore w:val="0"/>
               <w:widowControl w:val="1"/>
               <w:pBdr>
                 <w:top w:space="0" w:sz="0" w:val="nil"/>
@@ -14389,7 +11547,7 @@
                 <w:vertAlign w:val="baseline"/>
               </w:rPr>
             </w:pPr>
-            <w:hyperlink r:id="rId20">
+            <w:hyperlink r:id="rId18">
               <w:r>
                 <w:rPr>
                   <w:rFonts w:ascii="Aptos" w:cs="Aptos" w:eastAsia="Aptos" w:hAnsi="Aptos"/>
@@ -14423,7 +11581,6 @@
             <w:pPr>
               <w:keepNext w:val="0"/>
               <w:keepLines w:val="0"/>
-              <w:pageBreakBefore w:val="0"/>
               <w:widowControl w:val="1"/>
               <w:pBdr>
                 <w:top w:space="0" w:sz="0" w:val="nil"/>
@@ -14479,7 +11636,6 @@
             <w:pPr>
               <w:keepNext w:val="0"/>
               <w:keepLines w:val="0"/>
-              <w:pageBreakBefore w:val="0"/>
               <w:widowControl w:val="1"/>
               <w:pBdr>
                 <w:top w:space="0" w:sz="0" w:val="nil"/>
@@ -14541,7 +11697,6 @@
             <w:pPr>
               <w:keepNext w:val="0"/>
               <w:keepLines w:val="0"/>
-              <w:pageBreakBefore w:val="0"/>
               <w:widowControl w:val="1"/>
               <w:pBdr>
                 <w:top w:space="0" w:sz="0" w:val="nil"/>
@@ -14602,7 +11757,6 @@
             <w:pPr>
               <w:keepNext w:val="0"/>
               <w:keepLines w:val="0"/>
-              <w:pageBreakBefore w:val="0"/>
               <w:widowControl w:val="1"/>
               <w:pBdr>
                 <w:top w:space="0" w:sz="0" w:val="nil"/>
@@ -14631,7 +11785,7 @@
                 <w:vertAlign w:val="baseline"/>
               </w:rPr>
             </w:pPr>
-            <w:hyperlink r:id="rId21">
+            <w:hyperlink r:id="rId19">
               <w:r>
                 <w:rPr>
                   <w:rFonts w:ascii="Aptos" w:cs="Aptos" w:eastAsia="Aptos" w:hAnsi="Aptos"/>
@@ -14665,7 +11819,6 @@
             <w:pPr>
               <w:keepNext w:val="0"/>
               <w:keepLines w:val="0"/>
-              <w:pageBreakBefore w:val="0"/>
               <w:widowControl w:val="1"/>
               <w:pBdr>
                 <w:top w:space="0" w:sz="0" w:val="nil"/>
@@ -14721,7 +11874,6 @@
             <w:pPr>
               <w:keepNext w:val="0"/>
               <w:keepLines w:val="0"/>
-              <w:pageBreakBefore w:val="0"/>
               <w:widowControl w:val="1"/>
               <w:pBdr>
                 <w:top w:space="0" w:sz="0" w:val="nil"/>
@@ -14767,7 +11919,7 @@
                 <w:vertAlign w:val="baseline"/>
                 <w:rtl w:val="0"/>
               </w:rPr>
-              <w:t xml:space="preserve">Official cross-browser test suite【61†L285-L293】. Contains CSS tests (css/*).</w:t>
+              <w:t xml:space="preserve">Official cross-browser test suite. Contains CSS tests (css/*).</w:t>
             </w:r>
           </w:p>
         </w:tc>
@@ -14783,7 +11935,6 @@
             <w:pPr>
               <w:keepNext w:val="0"/>
               <w:keepLines w:val="0"/>
-              <w:pageBreakBefore w:val="0"/>
               <w:widowControl w:val="1"/>
               <w:pBdr>
                 <w:top w:space="0" w:sz="0" w:val="nil"/>
@@ -14825,7 +11976,6 @@
             <w:pPr>
               <w:keepNext w:val="0"/>
               <w:keepLines w:val="0"/>
-              <w:pageBreakBefore w:val="0"/>
               <w:widowControl w:val="1"/>
               <w:pBdr>
                 <w:top w:space="0" w:sz="0" w:val="nil"/>
@@ -14854,7 +12004,7 @@
                 <w:vertAlign w:val="baseline"/>
               </w:rPr>
             </w:pPr>
-            <w:hyperlink r:id="rId22">
+            <w:hyperlink r:id="rId20">
               <w:r>
                 <w:rPr>
                   <w:rFonts w:ascii="Aptos" w:cs="Aptos" w:eastAsia="Aptos" w:hAnsi="Aptos"/>
@@ -14888,7 +12038,6 @@
             <w:pPr>
               <w:keepNext w:val="0"/>
               <w:keepLines w:val="0"/>
-              <w:pageBreakBefore w:val="0"/>
               <w:widowControl w:val="1"/>
               <w:pBdr>
                 <w:top w:space="0" w:sz="0" w:val="nil"/>
@@ -14944,7 +12093,6 @@
             <w:pPr>
               <w:keepNext w:val="0"/>
               <w:keepLines w:val="0"/>
-              <w:pageBreakBefore w:val="0"/>
               <w:widowControl w:val="1"/>
               <w:pBdr>
                 <w:top w:space="0" w:sz="0" w:val="nil"/>
@@ -15006,7 +12154,6 @@
             <w:pPr>
               <w:keepNext w:val="0"/>
               <w:keepLines w:val="0"/>
-              <w:pageBreakBefore w:val="0"/>
               <w:widowControl w:val="1"/>
               <w:pBdr>
                 <w:top w:space="0" w:sz="0" w:val="nil"/>
@@ -15048,7 +12195,6 @@
             <w:pPr>
               <w:keepNext w:val="0"/>
               <w:keepLines w:val="0"/>
-              <w:pageBreakBefore w:val="0"/>
               <w:widowControl w:val="1"/>
               <w:pBdr>
                 <w:top w:space="0" w:sz="0" w:val="nil"/>
@@ -15117,6 +12263,30 @@
             </w:r>
             <w:r>
               <w:rPr>
+                <w:rtl w:val="0"/>
+              </w:rPr>
+            </w:r>
+          </w:p>
+        </w:tc>
+        <w:tc>
+          <w:tcPr/>
+          <w:p>
+            <w:pPr>
+              <w:keepNext w:val="0"/>
+              <w:keepLines w:val="0"/>
+              <w:widowControl w:val="1"/>
+              <w:pBdr>
+                <w:top w:space="0" w:sz="0" w:val="nil"/>
+                <w:left w:space="0" w:sz="0" w:val="nil"/>
+                <w:bottom w:space="0" w:sz="0" w:val="nil"/>
+                <w:right w:space="0" w:sz="0" w:val="nil"/>
+                <w:between w:space="0" w:sz="0" w:val="nil"/>
+              </w:pBdr>
+              <w:shd w:fill="auto" w:val="clear"/>
+              <w:spacing w:after="36" w:before="36" w:line="240" w:lineRule="auto"/>
+              <w:ind w:left="0" w:right="0" w:firstLine="0"/>
+              <w:jc w:val="left"/>
+              <w:rPr>
                 <w:rFonts w:ascii="Aptos" w:cs="Aptos" w:eastAsia="Aptos" w:hAnsi="Aptos"/>
                 <w:b w:val="0"/>
                 <w:bCs w:val="0"/>
@@ -15130,31 +12300,9 @@
                 <w:u w:val="none"/>
                 <w:shd w:fill="auto" w:val="clear"/>
                 <w:vertAlign w:val="baseline"/>
-                <w:rtl w:val="0"/>
-              </w:rPr>
-              <w:t xml:space="preserve">【26†L232-L239】</w:t>
-            </w:r>
-          </w:p>
-        </w:tc>
-        <w:tc>
-          <w:tcPr/>
-          <w:p>
-            <w:pPr>
-              <w:keepNext w:val="0"/>
-              <w:keepLines w:val="0"/>
-              <w:pageBreakBefore w:val="0"/>
-              <w:widowControl w:val="1"/>
-              <w:pBdr>
-                <w:top w:space="0" w:sz="0" w:val="nil"/>
-                <w:left w:space="0" w:sz="0" w:val="nil"/>
-                <w:bottom w:space="0" w:sz="0" w:val="nil"/>
-                <w:right w:space="0" w:sz="0" w:val="nil"/>
-                <w:between w:space="0" w:sz="0" w:val="nil"/>
-              </w:pBdr>
-              <w:shd w:fill="auto" w:val="clear"/>
-              <w:spacing w:after="36" w:before="36" w:line="240" w:lineRule="auto"/>
-              <w:ind w:left="0" w:right="0" w:firstLine="0"/>
-              <w:jc w:val="left"/>
+              </w:rPr>
+            </w:pPr>
+            <w:r>
               <w:rPr>
                 <w:rFonts w:ascii="Aptos" w:cs="Aptos" w:eastAsia="Aptos" w:hAnsi="Aptos"/>
                 <w:b w:val="0"/>
@@ -15169,23 +12317,6 @@
                 <w:u w:val="none"/>
                 <w:shd w:fill="auto" w:val="clear"/>
                 <w:vertAlign w:val="baseline"/>
-              </w:rPr>
-            </w:pPr>
-            <w:r>
-              <w:rPr>
-                <w:rFonts w:ascii="Aptos" w:cs="Aptos" w:eastAsia="Aptos" w:hAnsi="Aptos"/>
-                <w:b w:val="0"/>
-                <w:bCs w:val="0"/>
-                <w:i w:val="0"/>
-                <w:iCs w:val="0"/>
-                <w:smallCaps w:val="0"/>
-                <w:strike w:val="0"/>
-                <w:color w:val="000000"/>
-                <w:sz w:val="24"/>
-                <w:szCs w:val="24"/>
-                <w:u w:val="none"/>
-                <w:shd w:fill="auto" w:val="clear"/>
-                <w:vertAlign w:val="baseline"/>
                 <w:rtl w:val="0"/>
               </w:rPr>
               <w:t xml:space="preserve">JS</w:t>
@@ -15198,7 +12329,6 @@
             <w:pPr>
               <w:keepNext w:val="0"/>
               <w:keepLines w:val="0"/>
-              <w:pageBreakBefore w:val="0"/>
               <w:widowControl w:val="1"/>
               <w:pBdr>
                 <w:top w:space="0" w:sz="0" w:val="nil"/>
@@ -15298,7 +12428,6 @@
             <w:pPr>
               <w:keepNext w:val="0"/>
               <w:keepLines w:val="0"/>
-              <w:pageBreakBefore w:val="0"/>
               <w:widowControl w:val="1"/>
               <w:pBdr>
                 <w:top w:space="0" w:sz="0" w:val="nil"/>
@@ -15340,7 +12469,6 @@
             <w:pPr>
               <w:keepNext w:val="0"/>
               <w:keepLines w:val="0"/>
-              <w:pageBreakBefore w:val="0"/>
               <w:widowControl w:val="1"/>
               <w:pBdr>
                 <w:top w:space="0" w:sz="0" w:val="nil"/>
@@ -15369,7 +12497,7 @@
                 <w:vertAlign w:val="baseline"/>
               </w:rPr>
             </w:pPr>
-            <w:hyperlink r:id="rId23">
+            <w:hyperlink r:id="rId21">
               <w:r>
                 <w:rPr>
                   <w:rFonts w:ascii="Aptos" w:cs="Aptos" w:eastAsia="Aptos" w:hAnsi="Aptos"/>
@@ -15403,7 +12531,6 @@
             <w:pPr>
               <w:keepNext w:val="0"/>
               <w:keepLines w:val="0"/>
-              <w:pageBreakBefore w:val="0"/>
               <w:widowControl w:val="1"/>
               <w:pBdr>
                 <w:top w:space="0" w:sz="0" w:val="nil"/>
@@ -15459,7 +12586,6 @@
             <w:pPr>
               <w:keepNext w:val="0"/>
               <w:keepLines w:val="0"/>
-              <w:pageBreakBefore w:val="0"/>
               <w:widowControl w:val="1"/>
               <w:pBdr>
                 <w:top w:space="0" w:sz="0" w:val="nil"/>
@@ -15521,7 +12647,6 @@
             <w:pPr>
               <w:keepNext w:val="0"/>
               <w:keepLines w:val="0"/>
-              <w:pageBreakBefore w:val="0"/>
               <w:widowControl w:val="1"/>
               <w:pBdr>
                 <w:top w:space="0" w:sz="0" w:val="nil"/>
@@ -15563,7 +12688,6 @@
             <w:pPr>
               <w:keepNext w:val="0"/>
               <w:keepLines w:val="0"/>
-              <w:pageBreakBefore w:val="0"/>
               <w:widowControl w:val="1"/>
               <w:pBdr>
                 <w:top w:space="0" w:sz="0" w:val="nil"/>
@@ -15592,7 +12716,7 @@
                 <w:vertAlign w:val="baseline"/>
               </w:rPr>
             </w:pPr>
-            <w:hyperlink r:id="rId24">
+            <w:hyperlink r:id="rId22">
               <w:r>
                 <w:rPr>
                   <w:rFonts w:ascii="Aptos" w:cs="Aptos" w:eastAsia="Aptos" w:hAnsi="Aptos"/>
@@ -15626,7 +12750,6 @@
             <w:pPr>
               <w:keepNext w:val="0"/>
               <w:keepLines w:val="0"/>
-              <w:pageBreakBefore w:val="0"/>
               <w:widowControl w:val="1"/>
               <w:pBdr>
                 <w:top w:space="0" w:sz="0" w:val="nil"/>
@@ -15682,7 +12805,6 @@
             <w:pPr>
               <w:keepNext w:val="0"/>
               <w:keepLines w:val="0"/>
-              <w:pageBreakBefore w:val="0"/>
               <w:widowControl w:val="1"/>
               <w:pBdr>
                 <w:top w:space="0" w:sz="0" w:val="nil"/>
@@ -15744,7 +12866,6 @@
             <w:pPr>
               <w:keepNext w:val="0"/>
               <w:keepLines w:val="0"/>
-              <w:pageBreakBefore w:val="0"/>
               <w:widowControl w:val="1"/>
               <w:pBdr>
                 <w:top w:space="0" w:sz="0" w:val="nil"/>
@@ -15805,7 +12926,6 @@
             <w:pPr>
               <w:keepNext w:val="0"/>
               <w:keepLines w:val="0"/>
-              <w:pageBreakBefore w:val="0"/>
               <w:widowControl w:val="1"/>
               <w:pBdr>
                 <w:top w:space="0" w:sz="0" w:val="nil"/>
@@ -15834,7 +12954,7 @@
                 <w:vertAlign w:val="baseline"/>
               </w:rPr>
             </w:pPr>
-            <w:hyperlink r:id="rId25">
+            <w:hyperlink r:id="rId23">
               <w:r>
                 <w:rPr>
                   <w:rFonts w:ascii="Aptos" w:cs="Aptos" w:eastAsia="Aptos" w:hAnsi="Aptos"/>
@@ -15868,7 +12988,6 @@
             <w:pPr>
               <w:keepNext w:val="0"/>
               <w:keepLines w:val="0"/>
-              <w:pageBreakBefore w:val="0"/>
               <w:widowControl w:val="1"/>
               <w:pBdr>
                 <w:top w:space="0" w:sz="0" w:val="nil"/>
@@ -15924,7 +13043,6 @@
             <w:pPr>
               <w:keepNext w:val="0"/>
               <w:keepLines w:val="0"/>
-              <w:pageBreakBefore w:val="0"/>
               <w:widowControl w:val="1"/>
               <w:pBdr>
                 <w:top w:space="0" w:sz="0" w:val="nil"/>
@@ -15986,7 +13104,6 @@
             <w:pPr>
               <w:keepNext w:val="0"/>
               <w:keepLines w:val="0"/>
-              <w:pageBreakBefore w:val="0"/>
               <w:widowControl w:val="1"/>
               <w:pBdr>
                 <w:top w:space="0" w:sz="0" w:val="nil"/>
@@ -16028,7 +13145,6 @@
             <w:pPr>
               <w:keepNext w:val="0"/>
               <w:keepLines w:val="0"/>
-              <w:pageBreakBefore w:val="0"/>
               <w:widowControl w:val="1"/>
               <w:pBdr>
                 <w:top w:space="0" w:sz="0" w:val="nil"/>
@@ -16057,7 +13173,7 @@
                 <w:vertAlign w:val="baseline"/>
               </w:rPr>
             </w:pPr>
-            <w:hyperlink r:id="rId26">
+            <w:hyperlink r:id="rId24">
               <w:r>
                 <w:rPr>
                   <w:rFonts w:ascii="Aptos" w:cs="Aptos" w:eastAsia="Aptos" w:hAnsi="Aptos"/>
@@ -16091,7 +13207,6 @@
             <w:pPr>
               <w:keepNext w:val="0"/>
               <w:keepLines w:val="0"/>
-              <w:pageBreakBefore w:val="0"/>
               <w:widowControl w:val="1"/>
               <w:pBdr>
                 <w:top w:space="0" w:sz="0" w:val="nil"/>
@@ -16147,7 +13262,6 @@
             <w:pPr>
               <w:keepNext w:val="0"/>
               <w:keepLines w:val="0"/>
-              <w:pageBreakBefore w:val="0"/>
               <w:widowControl w:val="1"/>
               <w:pBdr>
                 <w:top w:space="0" w:sz="0" w:val="nil"/>
@@ -16306,7 +13420,7 @@
           <w:vertAlign w:val="baseline"/>
           <w:rtl w:val="0"/>
         </w:rPr>
-        <w:t xml:space="preserve">【55†L231-L234】, CSSTree provides </w:t>
+        <w:t xml:space="preserve">, CSSTree provides </w:t>
       </w:r>
       <w:r>
         <w:rPr>
@@ -16344,10 +13458,10 @@
           <w:vertAlign w:val="baseline"/>
           <w:rtl w:val="0"/>
         </w:rPr>
-        <w:t xml:space="preserve">【26†L232-L239】, WPT uses CSS tests【61†L285-L293】).</w:t>
+        <w:t xml:space="preserve">, WPT uses CSS tests).</w:t>
       </w:r>
     </w:p>
-    <w:bookmarkStart w:colFirst="0" w:colLast="0" w:name="hs2qiecatmmj" w:id="11"/>
+    <w:bookmarkStart w:colFirst="0" w:colLast="0" w:name="z0bf6cn5oc5f" w:id="11"/>
     <w:bookmarkEnd w:id="11"/>
     <w:p>
       <w:pPr>
@@ -16701,7 +13815,7 @@
           <w:vertAlign w:val="baseline"/>
           <w:rtl w:val="0"/>
         </w:rPr>
-        <w:t xml:space="preserve"> resolution (detect cycles, apply fallbacks)【67†L46-L48】. </w:t>
+        <w:t xml:space="preserve"> resolution (detect cycles, apply fallbacks). </w:t>
       </w:r>
       <w:r>
         <w:rPr>
@@ -16857,7 +13971,7 @@
           <w:vertAlign w:val="baseline"/>
           <w:rtl w:val="0"/>
         </w:rPr>
-        <w:t xml:space="preserve"> – Build data structures to gather and sort declarations by specificity and origin【74†L160-L169】. </w:t>
+        <w:t xml:space="preserve"> – Build data structures to gather and sort declarations by specificity and origin. </w:t>
       </w:r>
       <w:r>
         <w:rPr>
@@ -17295,7 +14409,6 @@
             <w:pPr>
               <w:keepNext w:val="0"/>
               <w:keepLines w:val="0"/>
-              <w:pageBreakBefore w:val="0"/>
               <w:widowControl w:val="1"/>
               <w:pBdr>
                 <w:top w:space="0" w:sz="0" w:val="nil"/>
@@ -17353,7 +14466,7 @@
                           <pic:cNvPicPr preferRelativeResize="0"/>
                         </pic:nvPicPr>
                         <pic:blipFill>
-                          <a:blip r:embed="rId27"/>
+                          <a:blip r:embed="rId25"/>
                           <a:srcRect b="0" l="0" r="0" t="0"/>
                           <a:stretch>
                             <a:fillRect/>
@@ -17556,7 +14669,7 @@
           <w:vertAlign w:val="baseline"/>
           <w:rtl w:val="0"/>
         </w:rPr>
-        <w:t xml:space="preserve"> (for grammar and computations)【65†L33-L39】, </w:t>
+        <w:t xml:space="preserve"> (for grammar and computations), </w:t>
       </w:r>
       <w:r>
         <w:rPr>
@@ -17594,7 +14707,7 @@
           <w:vertAlign w:val="baseline"/>
           <w:rtl w:val="0"/>
         </w:rPr>
-        <w:t xml:space="preserve"> (for cascade, defaulting, inheritance)【74†L160-L169】, and </w:t>
+        <w:t xml:space="preserve"> (for cascade, defaulting, inheritance), and </w:t>
       </w:r>
       <w:r>
         <w:rPr>
@@ -17632,9 +14745,9 @@
           <w:vertAlign w:val="baseline"/>
           <w:rtl w:val="0"/>
         </w:rPr>
-        <w:t xml:space="preserve"> (for variable semantics)【67†L46-L48】. Use the </w:t>
-      </w:r>
-      <w:hyperlink r:id="rId28">
+        <w:t xml:space="preserve"> (for variable semantics). Use the </w:t>
+      </w:r>
+      <w:hyperlink r:id="rId26">
         <w:r>
           <w:rPr>
             <w:rFonts w:ascii="Aptos" w:cs="Aptos" w:eastAsia="Aptos" w:hAnsi="Aptos"/>
@@ -17816,7 +14929,7 @@
           <w:vertAlign w:val="baseline"/>
           <w:rtl w:val="0"/>
         </w:rPr>
-        <w:t xml:space="preserve"> Official documentation and code for the mentioned libraries and specs【26†L203-L210】【55†L225-L233】【70†L23-L26】【51†L11-L13】【41†L205-L213】【63†L45-L53】【65†L33-L39】【67†L46-L48】【74†L160-L169】【71†L79-L88】【61†L285-L293】. These include the CSSWG and MDN specifications and repository READMEs.</w:t>
+        <w:t xml:space="preserve"> Official documentation and code for the mentioned libraries and specs. These include the CSSWG and MDN specifications and repository READMEs.</w:t>
       </w:r>
     </w:p>
     <w:p>
@@ -17834,8 +14947,6 @@
         </w:rPr>
       </w:r>
     </w:p>
-    <w:bookmarkStart w:colFirst="0" w:colLast="0" w:name="ju88mdhidncz" w:id="12"/>
-    <w:bookmarkEnd w:id="12"/>
     <w:sectPr>
       <w:pgSz w:h="15840" w:w="12240" w:orient="portrait"/>
       <w:pgMar w:bottom="1440" w:top="1440" w:left="1440" w:right="1440" w:header="360" w:footer="360"/>
@@ -18777,21 +15888,7 @@
     <w:tblPr>
       <w:tblStyleRowBandSize w:val="1"/>
       <w:tblStyleColBandSize w:val="1"/>
-      <w:tblCellMar>
-        <w:top w:w="0.0" w:type="dxa"/>
-        <w:left w:w="108.0" w:type="dxa"/>
-        <w:bottom w:w="0.0" w:type="dxa"/>
-        <w:right w:w="108.0" w:type="dxa"/>
-      </w:tblCellMar>
     </w:tblPr>
-    <w:tblStylePr w:type="firstRow">
-      <w:tcPr>
-        <w:tcBorders>
-          <w:bottom w:color="000000" w:space="0" w:sz="0" w:val="nil"/>
-        </w:tcBorders>
-        <w:vAlign w:val="bottom"/>
-      </w:tcPr>
-    </w:tblStylePr>
   </w:style>
   <w:style w:type="table" w:styleId="Table2">
     <w:basedOn w:val="TableNormal"/>
